--- a/en/files/assignments/Proposal_Brief.docx
+++ b/en/files/assignments/Proposal_Brief.docx
@@ -15,7 +15,7 @@
         <w:pStyle w:val="Subtitle"/>
       </w:pPr>
       <w:r>
-        <w:t>Foundations of Clinical Research: From Clinical Question to Publication</w:t>
+        <w:t>Foundations of Clinical Research — Level 1: From Clinical Question to Publication</w:t>
       </w:r>
     </w:p>
     <w:p>
@@ -4048,7 +4048,34 @@
         <w:t>Course/Templates/</w:t>
       </w:r>
       <w:r>
-        <w:t>), registered and taken to your research or ethics office. When the data are collected, the manuscript skills from Sessions 7–8 apply directly, and the optional advanced modules (</w:t>
+        <w:t xml:space="preserve">), registered and taken to your research or ethics office. When the data are collected, the manuscript skills from Sessions 7–8 apply directly. This course is </w:t>
+      </w:r>
+      <w:r>
+        <w:rPr>
+          <w:b/>
+        </w:rPr>
+        <w:t>Level 1</w:t>
+      </w:r>
+      <w:r>
+        <w:t xml:space="preserve">; </w:t>
+      </w:r>
+      <w:r>
+        <w:rPr>
+          <w:b/>
+        </w:rPr>
+        <w:t>Level 2</w:t>
+      </w:r>
+      <w:r>
+        <w:t xml:space="preserve"> (</w:t>
+      </w:r>
+      <w:r>
+        <w:rPr>
+          <w:i/>
+        </w:rPr>
+        <w:t>Doing the analysis</w:t>
+      </w:r>
+      <w:r>
+        <w:t xml:space="preserve">, </w:t>
       </w:r>
       <w:r>
         <w:rPr>
@@ -4056,10 +4083,30 @@
           <w:color w:val="0B376C"/>
           <w:sz w:val="19"/>
         </w:rPr>
-        <w:t>Advanced_Modules/advanced_modules.md</w:t>
+        <w:t>Course_Levels/level2_hands_on.md</w:t>
       </w:r>
       <w:r>
-        <w:t>) offer hands-on analysis of your own data in R.</w:t>
+        <w:t xml:space="preserve">) teaches you to run the analysis yourself in R, hands-on, and </w:t>
+      </w:r>
+      <w:r>
+        <w:rPr>
+          <w:b/>
+        </w:rPr>
+        <w:t>Level 3</w:t>
+      </w:r>
+      <w:r>
+        <w:t xml:space="preserve"> (</w:t>
+      </w:r>
+      <w:r>
+        <w:rPr>
+          <w:rFonts w:ascii="Consolas" w:hAnsi="Consolas" w:cs="Consolas" w:eastAsia="Consolas"/>
+          <w:color w:val="0B376C"/>
+          <w:sz w:val="19"/>
+        </w:rPr>
+        <w:t>Course_Levels/level3_advanced.md</w:t>
+      </w:r>
+      <w:r>
+        <w:t>) offers advanced methods for complex data as workshops or consultancy.</w:t>
       </w:r>
     </w:p>
     <w:sectPr>
@@ -4151,7 +4198,7 @@
         <w:color w:val="04242F"/>
         <w:sz w:val="16"/>
       </w:rPr>
-      <w:t>Foundations of Clinical Research  ·  Group proposal brief</w:t>
+      <w:t>Foundations of Clinical Research — Level 1  ·  Group proposal brief</w:t>
     </w:r>
     <w:r>
       <w:tab/>

--- a/en/files/assignments/Proposal_Brief.docx
+++ b/en/files/assignments/Proposal_Brief.docx
@@ -3219,7 +3219,7 @@
     </w:p>
     <w:p>
       <w:r>
-        <w:t>Roles may rotate between weekends if the group prefers, but the presenter should be fixed by the end of Session 6.</w:t>
+        <w:t>Roles may rotate between sessions if the group prefers, but the presenter should be fixed by the end of Session 6.</w:t>
       </w:r>
     </w:p>
     <w:p>
@@ -3244,8 +3244,8 @@
         <w:tblLook w:firstColumn="1" w:firstRow="1" w:lastColumn="0" w:lastRow="0" w:noHBand="0" w:noVBand="1" w:val="04A0"/>
       </w:tblPr>
       <w:tblGrid>
-        <w:gridCol w:w="2415"/>
-        <w:gridCol w:w="6996"/>
+        <w:gridCol w:w="2412"/>
+        <w:gridCol w:w="6999"/>
       </w:tblGrid>
       <w:tr>
         <w:trPr>
@@ -3254,7 +3254,7 @@
         </w:trPr>
         <w:tc>
           <w:tcPr>
-            <w:tcW w:type="dxa" w:w="2416"/>
+            <w:tcW w:type="dxa" w:w="2413"/>
             <w:tcBorders>
               <w:top w:val="single" w:sz="4" w:color="04242F"/>
               <w:left w:val="single" w:sz="4" w:color="04242F"/>
@@ -3280,7 +3280,7 @@
         </w:tc>
         <w:tc>
           <w:tcPr>
-            <w:tcW w:type="dxa" w:w="6995"/>
+            <w:tcW w:type="dxa" w:w="6998"/>
             <w:tcBorders>
               <w:top w:val="single" w:sz="4" w:color="04242F"/>
               <w:left w:val="single" w:sz="4" w:color="04242F"/>
@@ -3311,7 +3311,7 @@
         </w:trPr>
         <w:tc>
           <w:tcPr>
-            <w:tcW w:type="dxa" w:w="2416"/>
+            <w:tcW w:type="dxa" w:w="2413"/>
             <w:tcBorders>
               <w:top w:val="single" w:sz="4" w:color="D5DDE1"/>
               <w:left w:val="single" w:sz="4" w:color="D5DDE1"/>
@@ -3335,13 +3335,13 @@
               <w:rPr>
                 <w:sz w:val="19"/>
               </w:rPr>
-              <w:t xml:space="preserve"> (weekend 1, Saturday)</w:t>
+              <w:t xml:space="preserve"> (Week 1, Saturday)</w:t>
             </w:r>
           </w:p>
         </w:tc>
         <w:tc>
           <w:tcPr>
-            <w:tcW w:type="dxa" w:w="6995"/>
+            <w:tcW w:type="dxa" w:w="6998"/>
             <w:tcBorders>
               <w:top w:val="single" w:sz="4" w:color="D5DDE1"/>
               <w:left w:val="single" w:sz="4" w:color="D5DDE1"/>
@@ -3369,7 +3369,7 @@
         </w:trPr>
         <w:tc>
           <w:tcPr>
-            <w:tcW w:type="dxa" w:w="2416"/>
+            <w:tcW w:type="dxa" w:w="2413"/>
             <w:tcBorders>
               <w:top w:val="single" w:sz="4" w:color="D5DDE1"/>
               <w:left w:val="single" w:sz="4" w:color="D5DDE1"/>
@@ -3394,13 +3394,13 @@
               <w:rPr>
                 <w:sz w:val="19"/>
               </w:rPr>
-              <w:t xml:space="preserve"> (weekend 1, Sunday)</w:t>
+              <w:t xml:space="preserve"> (Week 2, Saturday)</w:t>
             </w:r>
           </w:p>
         </w:tc>
         <w:tc>
           <w:tcPr>
-            <w:tcW w:type="dxa" w:w="6995"/>
+            <w:tcW w:type="dxa" w:w="6998"/>
             <w:tcBorders>
               <w:top w:val="single" w:sz="4" w:color="D5DDE1"/>
               <w:left w:val="single" w:sz="4" w:color="D5DDE1"/>
@@ -3429,7 +3429,7 @@
         </w:trPr>
         <w:tc>
           <w:tcPr>
-            <w:tcW w:type="dxa" w:w="2416"/>
+            <w:tcW w:type="dxa" w:w="2413"/>
             <w:tcBorders>
               <w:top w:val="single" w:sz="4" w:color="D5DDE1"/>
               <w:left w:val="single" w:sz="4" w:color="D5DDE1"/>
@@ -3453,13 +3453,13 @@
               <w:rPr>
                 <w:sz w:val="19"/>
               </w:rPr>
-              <w:t xml:space="preserve"> (weekend 2)</w:t>
+              <w:t xml:space="preserve"> (Week 4, Saturday)</w:t>
             </w:r>
           </w:p>
         </w:tc>
         <w:tc>
           <w:tcPr>
-            <w:tcW w:type="dxa" w:w="6995"/>
+            <w:tcW w:type="dxa" w:w="6998"/>
             <w:tcBorders>
               <w:top w:val="single" w:sz="4" w:color="D5DDE1"/>
               <w:left w:val="single" w:sz="4" w:color="D5DDE1"/>
@@ -3476,7 +3476,7 @@
               <w:rPr>
                 <w:sz w:val="19"/>
               </w:rPr>
-              <w:t>Part 2 complete. Finish any gaps before weekend 3.</w:t>
+              <w:t>Part 2 complete. Finish any gaps before Session 5 (Week 5).</w:t>
             </w:r>
           </w:p>
         </w:tc>
@@ -3487,7 +3487,7 @@
         </w:trPr>
         <w:tc>
           <w:tcPr>
-            <w:tcW w:type="dxa" w:w="2416"/>
+            <w:tcW w:type="dxa" w:w="2413"/>
             <w:tcBorders>
               <w:top w:val="single" w:sz="4" w:color="D5DDE1"/>
               <w:left w:val="single" w:sz="4" w:color="D5DDE1"/>
@@ -3512,13 +3512,13 @@
               <w:rPr>
                 <w:sz w:val="19"/>
               </w:rPr>
-              <w:t xml:space="preserve"> (weekend 3)</w:t>
+              <w:t xml:space="preserve"> (Week 6, Saturday)</w:t>
             </w:r>
           </w:p>
         </w:tc>
         <w:tc>
           <w:tcPr>
-            <w:tcW w:type="dxa" w:w="6995"/>
+            <w:tcW w:type="dxa" w:w="6998"/>
             <w:tcBorders>
               <w:top w:val="single" w:sz="4" w:color="D5DDE1"/>
               <w:left w:val="single" w:sz="4" w:color="D5DDE1"/>
@@ -3536,7 +3536,7 @@
               <w:rPr>
                 <w:sz w:val="19"/>
               </w:rPr>
-              <w:t>Part 3 complete. Homework before weekend 4: start the 6 slides (</w:t>
+              <w:t>Part 3 complete. Homework before Session 7 (Week 7): start the 6 slides (</w:t>
             </w:r>
             <w:r>
               <w:rPr>
@@ -3561,7 +3561,7 @@
         </w:trPr>
         <w:tc>
           <w:tcPr>
-            <w:tcW w:type="dxa" w:w="2416"/>
+            <w:tcW w:type="dxa" w:w="2413"/>
             <w:tcBorders>
               <w:top w:val="single" w:sz="4" w:color="D5DDE1"/>
               <w:left w:val="single" w:sz="4" w:color="D5DDE1"/>
@@ -3585,13 +3585,13 @@
               <w:rPr>
                 <w:sz w:val="19"/>
               </w:rPr>
-              <w:t xml:space="preserve"> (weekend 4, Saturday)</w:t>
+              <w:t xml:space="preserve"> (Week 7, Saturday)</w:t>
             </w:r>
           </w:p>
         </w:tc>
         <w:tc>
           <w:tcPr>
-            <w:tcW w:type="dxa" w:w="6995"/>
+            <w:tcW w:type="dxa" w:w="6998"/>
             <w:tcBorders>
               <w:top w:val="single" w:sz="4" w:color="D5DDE1"/>
               <w:left w:val="single" w:sz="4" w:color="D5DDE1"/>
@@ -3608,7 +3608,7 @@
               <w:rPr>
                 <w:sz w:val="19"/>
               </w:rPr>
-              <w:t>Part 4 complete (ethics, registration, feasibility, publication plan). Homework that evening: finish the 6 slides.</w:t>
+              <w:t>Part 4 complete (ethics, registration, feasibility, publication plan). Homework during the week: finish the 6 slides.</w:t>
             </w:r>
           </w:p>
         </w:tc>
@@ -3619,7 +3619,7 @@
         </w:trPr>
         <w:tc>
           <w:tcPr>
-            <w:tcW w:type="dxa" w:w="2416"/>
+            <w:tcW w:type="dxa" w:w="2413"/>
             <w:tcBorders>
               <w:top w:val="single" w:sz="4" w:color="D5DDE1"/>
               <w:left w:val="single" w:sz="4" w:color="D5DDE1"/>
@@ -3644,7 +3644,7 @@
         </w:tc>
         <w:tc>
           <w:tcPr>
-            <w:tcW w:type="dxa" w:w="6995"/>
+            <w:tcW w:type="dxa" w:w="6998"/>
             <w:tcBorders>
               <w:top w:val="single" w:sz="4" w:color="D5DDE1"/>
               <w:left w:val="single" w:sz="4" w:color="D5DDE1"/>
@@ -3687,7 +3687,7 @@
         </w:trPr>
         <w:tc>
           <w:tcPr>
-            <w:tcW w:type="dxa" w:w="2416"/>
+            <w:tcW w:type="dxa" w:w="2413"/>
             <w:tcBorders>
               <w:top w:val="single" w:sz="4" w:color="D5DDE1"/>
               <w:left w:val="single" w:sz="4" w:color="D5DDE1"/>
@@ -3711,13 +3711,13 @@
               <w:rPr>
                 <w:sz w:val="19"/>
               </w:rPr>
-              <w:t xml:space="preserve"> (weekend 4, Sunday)</w:t>
+              <w:t xml:space="preserve"> (Week 8, Saturday)</w:t>
             </w:r>
           </w:p>
         </w:tc>
         <w:tc>
           <w:tcPr>
-            <w:tcW w:type="dxa" w:w="6995"/>
+            <w:tcW w:type="dxa" w:w="6998"/>
             <w:tcBorders>
               <w:top w:val="single" w:sz="4" w:color="D5DDE1"/>
               <w:left w:val="single" w:sz="4" w:color="D5DDE1"/>
@@ -3752,7 +3752,7 @@
         </w:trPr>
         <w:tc>
           <w:tcPr>
-            <w:tcW w:type="dxa" w:w="2416"/>
+            <w:tcW w:type="dxa" w:w="2413"/>
             <w:tcBorders>
               <w:top w:val="single" w:sz="4" w:color="D5DDE1"/>
               <w:left w:val="single" w:sz="4" w:color="D5DDE1"/>
@@ -3776,7 +3776,7 @@
         </w:tc>
         <w:tc>
           <w:tcPr>
-            <w:tcW w:type="dxa" w:w="6995"/>
+            <w:tcW w:type="dxa" w:w="6998"/>
             <w:tcBorders>
               <w:top w:val="single" w:sz="4" w:color="D5DDE1"/>
               <w:left w:val="single" w:sz="4" w:color="D5DDE1"/>

--- a/en/files/assignments/Proposal_Brief.docx
+++ b/en/files/assignments/Proposal_Brief.docx
@@ -7,7 +7,7 @@
         <w:pStyle w:val="Title"/>
       </w:pPr>
       <w:r>
-        <w:t>Group Research Proposal — Assignment Brief (Group Product 1)</w:t>
+        <w:t>Group Research Proposal: Assignment Brief (Group Product 1)</w:t>
       </w:r>
     </w:p>
     <w:p>
@@ -15,7 +15,7 @@
         <w:pStyle w:val="Subtitle"/>
       </w:pPr>
       <w:r>
-        <w:t>Foundations of Clinical Research — Level 1: From Clinical Question to Publication</w:t>
+        <w:t>Foundations of Clinical Research · Level 1: From Clinical Question to Publication</w:t>
       </w:r>
     </w:p>
     <w:p>
@@ -26,13 +26,16 @@
         <w:t>Organisation:</w:t>
       </w:r>
       <w:r>
-        <w:t xml:space="preserve"> Neudata — </w:t>
+        <w:t xml:space="preserve"> Neudata (</w:t>
       </w:r>
       <w:r>
         <w:rPr>
           <w:i/>
         </w:rPr>
         <w:t>#ClearDataClearImpact</w:t>
+      </w:r>
+      <w:r>
+        <w:t>)</w:t>
       </w:r>
     </w:p>
     <w:p>
@@ -73,27 +76,10 @@
         <w:rPr>
           <w:b/>
         </w:rPr>
-      </w:r>
-      <w:r/>
-      <w:r>
-        <w:rPr>
-          <w:rFonts w:ascii="Consolas" w:hAnsi="Consolas" w:cs="Consolas" w:eastAsia="Consolas"/>
-          <w:color w:val="0B376C"/>
-          <w:sz w:val="19"/>
-        </w:rPr>
-        <w:t>Marked with: Proposal_Rubric.pdf (formative feedback)</w:t>
-      </w:r>
-      <w:r/>
-    </w:p>
-    <w:p>
-      <w:r>
-        <w:rPr>
-          <w:b/>
-        </w:rPr>
         <w:t>The other group product:</w:t>
       </w:r>
       <w:r>
-        <w:t xml:space="preserve"> the draft manuscript from the course dataset — see </w:t>
+        <w:t xml:space="preserve"> the draft manuscript from the course dataset (see </w:t>
       </w:r>
       <w:r>
         <w:rPr>
@@ -102,6 +88,9 @@
           <w:sz w:val="19"/>
         </w:rPr>
         <w:t>Manuscript_Brief.pdf</w:t>
+      </w:r>
+      <w:r>
+        <w:t>)</w:t>
       </w:r>
     </w:p>
     <w:p>
@@ -123,7 +112,7 @@
         <w:t>your own unit</w:t>
       </w:r>
       <w:r>
-        <w:t xml:space="preserve"> into a realistic, ethical and feasible research proposal — the kind you could take to your research office, an ethics committee or a small-grant panel.</w:t>
+        <w:t xml:space="preserve"> into a realistic, ethical and feasible research proposal: the kind you could take to your research office, an ethics committee or a small-grant panel.</w:t>
       </w:r>
     </w:p>
     <w:p>
@@ -137,7 +126,7 @@
         <w:t>plan a study well</w:t>
       </w:r>
       <w:r>
-        <w:t xml:space="preserve"> — a clear question, the right design, good data, honest attention to bias and ethics, a realistic timeline — and to </w:t>
+        <w:t xml:space="preserve"> (a clear question, the right design, good data, honest attention to bias and ethics, a realistic timeline) and to </w:t>
       </w:r>
       <w:r>
         <w:rPr>
@@ -146,7 +135,7 @@
         <w:t>plan from the start how it will be published</w:t>
       </w:r>
       <w:r>
-        <w:t>: target journal, reporting guideline, authors and a draft abstract. Each session ends with a proposal-builder slot that adds to one part, so by Session 7 your group has a complete proposal and publication plan, and in Session 8 you present it to the department.</w:t>
+        <w:t>: target journal, reporting guideline, authors and a draft abstract. Each session ends with a proposal-builder slot that adds to one part. By Session 7 your group has a complete proposal and publication plan, and in Session 8 you present it to the department.</w:t>
       </w:r>
     </w:p>
     <w:p>
@@ -160,7 +149,7 @@
         <w:t>two group products</w:t>
       </w:r>
       <w:r>
-        <w:t xml:space="preserve">. The second — a draft manuscript written from the simulated course dataset FLUID-ICU — is built in Sessions 5–8 and described in </w:t>
+        <w:t xml:space="preserve">. The second, a draft manuscript written from the simulated course dataset FLUID-ICU, is built in Sessions 5–8 and described in </w:t>
       </w:r>
       <w:r>
         <w:rPr>
@@ -171,7 +160,7 @@
         <w:t>Manuscript_Brief.pdf</w:t>
       </w:r>
       <w:r>
-        <w:t xml:space="preserve">. The two products are deliberately different: the proposal is about </w:t>
+        <w:t xml:space="preserve">. The two products are deliberately different. The proposal is about </w:t>
       </w:r>
       <w:r>
         <w:rPr>
@@ -180,7 +169,7 @@
         <w:t>your own question</w:t>
       </w:r>
       <w:r>
-        <w:t xml:space="preserve"> (planning a study that has not been done); the manuscript is about </w:t>
+        <w:t xml:space="preserve"> (planning a study that has not been done), and the manuscript is about </w:t>
       </w:r>
       <w:r>
         <w:rPr>
@@ -194,7 +183,7 @@
     </w:p>
     <w:p>
       <w:r>
-        <w:t xml:space="preserve">Throughout the course the instructors use one running example — </w:t>
+        <w:t xml:space="preserve">Throughout the course the instructors use one running example to show what each part looks like: </w:t>
       </w:r>
       <w:r>
         <w:rPr>
@@ -203,7 +192,7 @@
         <w:t>In adults with septic shock in the ICU, does a restrictive fluid strategy, compared with usual care, reduce 28-day mortality?</w:t>
       </w:r>
       <w:r>
-        <w:t xml:space="preserve"> — to show what each part looks like. </w:t>
+        <w:t xml:space="preserve"> </w:t>
       </w:r>
       <w:r>
         <w:rPr>
@@ -231,7 +220,7 @@
         <w:pStyle w:val="Heading1"/>
       </w:pPr>
       <w:r>
-        <w:t>2. What to produce — Part by Part</w:t>
+        <w:t>2. What to produce, Part by Part</w:t>
       </w:r>
     </w:p>
     <w:p>
@@ -247,7 +236,7 @@
         <w:t>Course/Templates/Research_Proposal_Template.docx</w:t>
       </w:r>
       <w:r>
-        <w:t>. Its headings match the four Parts below. The template is about 6–8 pages when filled. Write in short, plain sentences; tables and bullet points are welcome. Delete the grey guidance text before submitting.</w:t>
+        <w:t>. Its headings match the four Parts below. The template is about 6–8 pages when filled. Write in short, plain sentences. Tables and bullet points are welcome. Delete the grey guidance text before submitting.</w:t>
       </w:r>
     </w:p>
     <w:p>
@@ -255,7 +244,7 @@
         <w:pStyle w:val="Heading2"/>
       </w:pPr>
       <w:r>
-        <w:t>Part 1 — Built in Sessions 1–2 (Ask; Find and read)</w:t>
+        <w:t>Part 1: Built in Sessions 1–2 (Ask; Find and read)</w:t>
       </w:r>
     </w:p>
     <w:tbl>
@@ -483,7 +472,7 @@
               <w:rPr>
                 <w:sz w:val="19"/>
               </w:rPr>
-              <w:t>Population, Intervention/exposure, Comparison, Outcome (and Time) — one line each.</w:t>
+              <w:t>Population, Intervention/exposure, Comparison, Outcome (and Time), one line each.</w:t>
             </w:r>
           </w:p>
         </w:tc>
@@ -587,7 +576,7 @@
               <w:rPr>
                 <w:sz w:val="19"/>
               </w:rPr>
-              <w:t>One line each: Feasible, Interesting, Novel, Ethical, Relevant — and what you changed because of it.</w:t>
+              <w:t>One line each for Feasible, Interesting, Novel, Ethical and Relevant, plus what you changed because of it.</w:t>
             </w:r>
           </w:p>
         </w:tc>
@@ -705,7 +694,7 @@
         <w:pStyle w:val="Heading2"/>
       </w:pPr>
       <w:r>
-        <w:t>Part 2 — Built in Sessions 3–4 (Design; Bias and effect)</w:t>
+        <w:t>Part 2: Built in Sessions 3–4 (Design; Bias and effect)</w:t>
       </w:r>
     </w:p>
     <w:tbl>
@@ -1104,7 +1093,7 @@
         <w:pStyle w:val="Heading2"/>
       </w:pPr>
       <w:r>
-        <w:t>Part 3 — Built in Sessions 5–6 (Data; Analyse)</w:t>
+        <w:t>Part 3: Built in Sessions 5–6 (Data; Analyse)</w:t>
       </w:r>
     </w:p>
     <w:tbl>
@@ -1385,7 +1374,7 @@
               <w:rPr>
                 <w:sz w:val="19"/>
               </w:rPr>
-              <w:t>One or two sentences: expected outcome rates (from the literature), the difference you want to detect, power, significance level and the resulting number — or, for a descriptive study, the precision you want. Show the tool you used.</w:t>
+              <w:t>One or two sentences: expected outcome rates (from the literature), the difference you want to detect, power, significance level and the resulting number. For a descriptive study, give the precision you want instead. Show the tool you used.</w:t>
             </w:r>
           </w:p>
         </w:tc>
@@ -1503,7 +1492,7 @@
         <w:pStyle w:val="Heading2"/>
       </w:pPr>
       <w:r>
-        <w:t>Part 4 — Built in Session 7 (Protect and write)</w:t>
+        <w:t>Part 4: Built in Session 7 (Protect and write)</w:t>
       </w:r>
     </w:p>
     <w:tbl>
@@ -1812,7 +1801,7 @@
               <w:rPr>
                 <w:sz w:val="19"/>
               </w:rPr>
-              <w:t>Publication plan — target journal &amp; reporting guideline</w:t>
+              <w:t>Publication plan: target journal &amp; reporting guideline</w:t>
             </w:r>
           </w:p>
         </w:tc>
@@ -1864,7 +1853,7 @@
               <w:rPr>
                 <w:sz w:val="19"/>
               </w:rPr>
-              <w:t>Publication plan — authorship &amp; CRediT roles</w:t>
+              <w:t>Publication plan: authorship &amp; CRediT roles</w:t>
             </w:r>
           </w:p>
         </w:tc>
@@ -1916,7 +1905,7 @@
               <w:rPr>
                 <w:sz w:val="19"/>
               </w:rPr>
-              <w:t>Publication plan — working title</w:t>
+              <w:t>Publication plan: working title</w:t>
             </w:r>
           </w:p>
         </w:tc>
@@ -1968,7 +1957,7 @@
               <w:rPr>
                 <w:sz w:val="19"/>
               </w:rPr>
-              <w:t>Publication plan — structured-abstract skeleton</w:t>
+              <w:t>Publication plan: structured-abstract skeleton</w:t>
             </w:r>
           </w:p>
         </w:tc>
@@ -2005,7 +1994,7 @@
               <w:rPr>
                 <w:sz w:val="19"/>
               </w:rPr>
-              <w:t xml:space="preserve"> Results (what you will report, with placeholders, e.g. "28-day mortality was X% vs Y% (RR …, 95% CI …)" — no invented numbers), Conclusion (what each possible result would mean).</w:t>
+              <w:t xml:space="preserve"> Results (what you will report, with placeholders, e.g. "28-day mortality was X% vs Y% (RR …, 95% CI …)", with no invented numbers), Conclusion (what each possible result would mean).</w:t>
             </w:r>
           </w:p>
         </w:tc>
@@ -2785,7 +2774,7 @@
               <w:rPr>
                 <w:sz w:val="19"/>
               </w:rPr>
-              <w:t>—</w:t>
+              <w:t>None</w:t>
             </w:r>
           </w:p>
         </w:tc>
@@ -2806,7 +2795,7 @@
     </w:p>
     <w:p>
       <w:r>
-        <w:t>Agree roles in Session 1. Everyone writes; the roles make sure the work actually gets done. In a group of five, combine Timekeeper with Scribe. The same group also writes the manuscript (</w:t>
+        <w:t>Agree roles in Session 1. Everyone writes, and the roles make sure the work gets done. In a group of five, combine Timekeeper with Scribe. The same group also writes the manuscript (</w:t>
       </w:r>
       <w:r>
         <w:rPr>
@@ -2817,7 +2806,7 @@
         <w:t>Manuscript_Brief.pdf</w:t>
       </w:r>
       <w:r>
-        <w:t>), which has its own roles; one person can hold one proposal role and one manuscript role.</w:t>
+        <w:t>), which has its own roles. One person can hold one proposal role and one manuscript role.</w:t>
       </w:r>
     </w:p>
     <w:tbl>
@@ -3244,8 +3233,8 @@
         <w:tblLook w:firstColumn="1" w:firstRow="1" w:lastColumn="0" w:lastRow="0" w:noHBand="0" w:noVBand="1" w:val="04A0"/>
       </w:tblPr>
       <w:tblGrid>
-        <w:gridCol w:w="2412"/>
-        <w:gridCol w:w="6999"/>
+        <w:gridCol w:w="2399"/>
+        <w:gridCol w:w="7013"/>
       </w:tblGrid>
       <w:tr>
         <w:trPr>
@@ -3254,7 +3243,7 @@
         </w:trPr>
         <w:tc>
           <w:tcPr>
-            <w:tcW w:type="dxa" w:w="2413"/>
+            <w:tcW w:type="dxa" w:w="2399"/>
             <w:tcBorders>
               <w:top w:val="single" w:sz="4" w:color="04242F"/>
               <w:left w:val="single" w:sz="4" w:color="04242F"/>
@@ -3280,7 +3269,7 @@
         </w:tc>
         <w:tc>
           <w:tcPr>
-            <w:tcW w:type="dxa" w:w="6998"/>
+            <w:tcW w:type="dxa" w:w="7012"/>
             <w:tcBorders>
               <w:top w:val="single" w:sz="4" w:color="04242F"/>
               <w:left w:val="single" w:sz="4" w:color="04242F"/>
@@ -3311,7 +3300,7 @@
         </w:trPr>
         <w:tc>
           <w:tcPr>
-            <w:tcW w:type="dxa" w:w="2413"/>
+            <w:tcW w:type="dxa" w:w="2399"/>
             <w:tcBorders>
               <w:top w:val="single" w:sz="4" w:color="D5DDE1"/>
               <w:left w:val="single" w:sz="4" w:color="D5DDE1"/>
@@ -3341,7 +3330,7 @@
         </w:tc>
         <w:tc>
           <w:tcPr>
-            <w:tcW w:type="dxa" w:w="6998"/>
+            <w:tcW w:type="dxa" w:w="7012"/>
             <w:tcBorders>
               <w:top w:val="single" w:sz="4" w:color="D5DDE1"/>
               <w:left w:val="single" w:sz="4" w:color="D5DDE1"/>
@@ -3369,7 +3358,7 @@
         </w:trPr>
         <w:tc>
           <w:tcPr>
-            <w:tcW w:type="dxa" w:w="2413"/>
+            <w:tcW w:type="dxa" w:w="2399"/>
             <w:tcBorders>
               <w:top w:val="single" w:sz="4" w:color="D5DDE1"/>
               <w:left w:val="single" w:sz="4" w:color="D5DDE1"/>
@@ -3400,7 +3389,7 @@
         </w:tc>
         <w:tc>
           <w:tcPr>
-            <w:tcW w:type="dxa" w:w="6998"/>
+            <w:tcW w:type="dxa" w:w="7012"/>
             <w:tcBorders>
               <w:top w:val="single" w:sz="4" w:color="D5DDE1"/>
               <w:left w:val="single" w:sz="4" w:color="D5DDE1"/>
@@ -3429,7 +3418,7 @@
         </w:trPr>
         <w:tc>
           <w:tcPr>
-            <w:tcW w:type="dxa" w:w="2413"/>
+            <w:tcW w:type="dxa" w:w="2399"/>
             <w:tcBorders>
               <w:top w:val="single" w:sz="4" w:color="D5DDE1"/>
               <w:left w:val="single" w:sz="4" w:color="D5DDE1"/>
@@ -3459,7 +3448,7 @@
         </w:tc>
         <w:tc>
           <w:tcPr>
-            <w:tcW w:type="dxa" w:w="6998"/>
+            <w:tcW w:type="dxa" w:w="7012"/>
             <w:tcBorders>
               <w:top w:val="single" w:sz="4" w:color="D5DDE1"/>
               <w:left w:val="single" w:sz="4" w:color="D5DDE1"/>
@@ -3487,7 +3476,7 @@
         </w:trPr>
         <w:tc>
           <w:tcPr>
-            <w:tcW w:type="dxa" w:w="2413"/>
+            <w:tcW w:type="dxa" w:w="2399"/>
             <w:tcBorders>
               <w:top w:val="single" w:sz="4" w:color="D5DDE1"/>
               <w:left w:val="single" w:sz="4" w:color="D5DDE1"/>
@@ -3518,7 +3507,7 @@
         </w:tc>
         <w:tc>
           <w:tcPr>
-            <w:tcW w:type="dxa" w:w="6998"/>
+            <w:tcW w:type="dxa" w:w="7012"/>
             <w:tcBorders>
               <w:top w:val="single" w:sz="4" w:color="D5DDE1"/>
               <w:left w:val="single" w:sz="4" w:color="D5DDE1"/>
@@ -3561,7 +3550,7 @@
         </w:trPr>
         <w:tc>
           <w:tcPr>
-            <w:tcW w:type="dxa" w:w="2413"/>
+            <w:tcW w:type="dxa" w:w="2399"/>
             <w:tcBorders>
               <w:top w:val="single" w:sz="4" w:color="D5DDE1"/>
               <w:left w:val="single" w:sz="4" w:color="D5DDE1"/>
@@ -3591,7 +3580,7 @@
         </w:tc>
         <w:tc>
           <w:tcPr>
-            <w:tcW w:type="dxa" w:w="6998"/>
+            <w:tcW w:type="dxa" w:w="7012"/>
             <w:tcBorders>
               <w:top w:val="single" w:sz="4" w:color="D5DDE1"/>
               <w:left w:val="single" w:sz="4" w:color="D5DDE1"/>
@@ -3619,7 +3608,7 @@
         </w:trPr>
         <w:tc>
           <w:tcPr>
-            <w:tcW w:type="dxa" w:w="2413"/>
+            <w:tcW w:type="dxa" w:w="2399"/>
             <w:tcBorders>
               <w:top w:val="single" w:sz="4" w:color="D5DDE1"/>
               <w:left w:val="single" w:sz="4" w:color="D5DDE1"/>
@@ -3644,7 +3633,7 @@
         </w:tc>
         <w:tc>
           <w:tcPr>
-            <w:tcW w:type="dxa" w:w="6998"/>
+            <w:tcW w:type="dxa" w:w="7012"/>
             <w:tcBorders>
               <w:top w:val="single" w:sz="4" w:color="D5DDE1"/>
               <w:left w:val="single" w:sz="4" w:color="D5DDE1"/>
@@ -3687,7 +3676,7 @@
         </w:trPr>
         <w:tc>
           <w:tcPr>
-            <w:tcW w:type="dxa" w:w="2413"/>
+            <w:tcW w:type="dxa" w:w="2399"/>
             <w:tcBorders>
               <w:top w:val="single" w:sz="4" w:color="D5DDE1"/>
               <w:left w:val="single" w:sz="4" w:color="D5DDE1"/>
@@ -3717,7 +3706,7 @@
         </w:tc>
         <w:tc>
           <w:tcPr>
-            <w:tcW w:type="dxa" w:w="6998"/>
+            <w:tcW w:type="dxa" w:w="7012"/>
             <w:tcBorders>
               <w:top w:val="single" w:sz="4" w:color="D5DDE1"/>
               <w:left w:val="single" w:sz="4" w:color="D5DDE1"/>
@@ -3752,7 +3741,7 @@
         </w:trPr>
         <w:tc>
           <w:tcPr>
-            <w:tcW w:type="dxa" w:w="2413"/>
+            <w:tcW w:type="dxa" w:w="2399"/>
             <w:tcBorders>
               <w:top w:val="single" w:sz="4" w:color="D5DDE1"/>
               <w:left w:val="single" w:sz="4" w:color="D5DDE1"/>
@@ -3776,7 +3765,7 @@
         </w:tc>
         <w:tc>
           <w:tcPr>
-            <w:tcW w:type="dxa" w:w="6998"/>
+            <w:tcW w:type="dxa" w:w="7012"/>
             <w:tcBorders>
               <w:top w:val="single" w:sz="4" w:color="D5DDE1"/>
               <w:left w:val="single" w:sz="4" w:color="D5DDE1"/>
@@ -3793,7 +3782,7 @@
               <w:rPr>
                 <w:sz w:val="19"/>
               </w:rPr>
-              <w:t>Final written proposal (Parts 1–4, revised after the feedback) submitted for written feedback — the same deadline as the manuscript response letter.</w:t>
+              <w:t>Final written proposal (Parts 1–4, revised after the feedback) submitted for written feedback. This is the same deadline as the manuscript response letter.</w:t>
             </w:r>
           </w:p>
         </w:tc>
@@ -3915,7 +3904,7 @@
         <w:t>Originality:</w:t>
       </w:r>
       <w:r>
-        <w:t xml:space="preserve"> write in your own words; cite every source. Copying text from papers or the internet without quotation marks and a citation is plagiarism.</w:t>
+        <w:t xml:space="preserve"> write in your own words and cite every source. Copying text from papers or the internet without quotation marks and a citation is plagiarism.</w:t>
       </w:r>
     </w:p>
     <w:p>
@@ -3984,10 +3973,10 @@
         <w:rPr>
           <w:b/>
         </w:rPr>
-        <w:t>The marks are formative</w:t>
+        <w:t>The marks are formative.</w:t>
       </w:r>
       <w:r>
-        <w:t xml:space="preserve"> — they are there to help you improve the proposal, not to pass or fail anyone.</w:t>
+        <w:t xml:space="preserve"> They are there to help you improve the proposal, not to pass or fail anyone.</w:t>
       </w:r>
     </w:p>
     <w:p>
@@ -4026,7 +4015,7 @@
         </w:rPr>
       </w:r>
       <w:r>
-        <w:t>Groups are expected to share the work fairly; if a member did not contribute, the facilitator should tell the course lead privately.</w:t>
+        <w:t>Groups are expected to share the work fairly. If a member did not contribute, the facilitator should tell the course lead privately.</w:t>
       </w:r>
     </w:p>
     <w:p>
@@ -4057,7 +4046,7 @@
         <w:t>Level 1</w:t>
       </w:r>
       <w:r>
-        <w:t xml:space="preserve">; </w:t>
+        <w:t xml:space="preserve">. </w:t>
       </w:r>
       <w:r>
         <w:rPr>
@@ -4198,7 +4187,7 @@
         <w:color w:val="04242F"/>
         <w:sz w:val="16"/>
       </w:rPr>
-      <w:t>Foundations of Clinical Research — Level 1  ·  Group proposal brief</w:t>
+      <w:t>Foundations of Clinical Research · Level 1  ·  Group proposal brief</w:t>
     </w:r>
     <w:r>
       <w:tab/>

--- a/en/files/assignments/Proposal_Brief.docx
+++ b/en/files/assignments/Proposal_Brief.docx
@@ -7,7 +7,7 @@
         <w:pStyle w:val="Title"/>
       </w:pPr>
       <w:r>
-        <w:t>Group Research Proposal: Assignment Brief (Group Product 1)</w:t>
+        <w:t>Research Proposal: Assignment Brief (Individual Product 1)</w:t>
       </w:r>
     </w:p>
     <w:p>
@@ -46,7 +46,7 @@
         <w:t>Assessment type:</w:t>
       </w:r>
       <w:r>
-        <w:t xml:space="preserve"> Group assignment, built in class across Sessions 1–7 and presented in Session 8</w:t>
+        <w:t xml:space="preserve"> Individual assignment. Each part is modelled live in Sessions 1 to 7 and drafted by you as homework. Submitted in Session 8.</w:t>
       </w:r>
     </w:p>
     <w:p>
@@ -54,10 +54,10 @@
         <w:rPr>
           <w:b/>
         </w:rPr>
-        <w:t>Groups:</w:t>
+        <w:t>Who:</w:t>
       </w:r>
       <w:r>
-        <w:t xml:space="preserve"> 5 groups of about 6 people, mixed professions, fixed for the whole course</w:t>
+        <w:t xml:space="preserve"> every participant writes their own proposal, on a question from their own department. There are no groups.</w:t>
       </w:r>
     </w:p>
     <w:p>
@@ -68,7 +68,7 @@
         <w:t>Output:</w:t>
       </w:r>
       <w:r>
-        <w:t xml:space="preserve"> one written research proposal with a publication plan (about 6–8 pages) + one 6-minute presentation (6 slides) in Session 8</w:t>
+        <w:t xml:space="preserve"> one written research proposal with a publication plan (about 6 to 8 pages) + 6 slides, submitted by everyone. About 5 volunteers also present their proposal in Session 8 (6 minutes).</w:t>
       </w:r>
     </w:p>
     <w:p>
@@ -76,10 +76,10 @@
         <w:rPr>
           <w:b/>
         </w:rPr>
-        <w:t>The other group product:</w:t>
+        <w:t>The other individual product:</w:t>
       </w:r>
       <w:r>
-        <w:t xml:space="preserve"> the draft manuscript from the course dataset (see </w:t>
+        <w:t xml:space="preserve"> your draft manuscript from the course dataset (see </w:t>
       </w:r>
       <w:r>
         <w:rPr>
@@ -109,7 +109,7 @@
         <w:rPr>
           <w:b/>
         </w:rPr>
-        <w:t>your own unit</w:t>
+        <w:t>your own department</w:t>
       </w:r>
       <w:r>
         <w:t xml:space="preserve"> into a realistic, ethical and feasible research proposal: the kind you could take to your research office, an ethics committee or a small-grant panel.</w:t>
@@ -135,7 +135,7 @@
         <w:t>plan from the start how it will be published</w:t>
       </w:r>
       <w:r>
-        <w:t>: target journal, reporting guideline, authors and a draft abstract. Each session ends with a proposal-builder slot that adds to one part. By Session 7 your group has a complete proposal and publication plan, and in Session 8 you present it to the department.</w:t>
+        <w:t>: target journal, reporting guideline, authors and a draft abstract. In each session the instructor shows one part of the proposal live, on the running example. You then write the same part for your own question as homework. By Session 7 you have a complete proposal and publication plan, and in Session 8 you submit it.</w:t>
       </w:r>
     </w:p>
     <w:p>
@@ -146,10 +146,10 @@
         <w:rPr>
           <w:b/>
         </w:rPr>
-        <w:t>two group products</w:t>
+        <w:t>two individual products</w:t>
       </w:r>
       <w:r>
-        <w:t xml:space="preserve">. The second, a draft manuscript written from the simulated course dataset FLUID-ICU, is built in Sessions 5–8 and described in </w:t>
+        <w:t xml:space="preserve">. The second, a draft manuscript written from the results of the simulated course dataset FLUID-ICU, is built in Sessions 5 to 8 and described in </w:t>
       </w:r>
       <w:r>
         <w:rPr>
@@ -175,7 +175,7 @@
         <w:rPr>
           <w:b/>
         </w:rPr>
-        <w:t>someone else's data</w:t>
+        <w:t>data we give you</w:t>
       </w:r>
       <w:r>
         <w:t xml:space="preserve"> (reporting a study that has been done).</w:t>
@@ -198,10 +198,10 @@
         <w:rPr>
           <w:b/>
         </w:rPr>
-        <w:t>Your group chooses its own question.</w:t>
+        <w:t>You choose your own question.</w:t>
       </w:r>
       <w:r>
-        <w:t xml:space="preserve"> It may be from any area of practice (for example pressure injuries, hand hygiene, delirium, medication errors, ventilator-associated pneumonia, door-to-needle time). Please do not reuse the running example.</w:t>
+        <w:t xml:space="preserve"> It may be from any area of your practice (for example pressure injuries, hand hygiene, delirium, medication errors, ventilator-associated pneumonia, door-to-needle time). Please do not reuse the running example.</w:t>
       </w:r>
     </w:p>
     <w:p>
@@ -212,7 +212,7 @@
         <w:t>A good topic is:</w:t>
       </w:r>
       <w:r>
-        <w:t xml:space="preserve"> a problem you see often, that matters to patients, that your unit could realistically study in 12–24 months with its own patients and records.</w:t>
+        <w:t xml:space="preserve"> a problem you see often, that matters to patients, and that your department could realistically study in 12 to 24 months with its own patients and records.</w:t>
       </w:r>
     </w:p>
     <w:p>
@@ -236,7 +236,7 @@
         <w:t>Course/Templates/Research_Proposal_Template.docx</w:t>
       </w:r>
       <w:r>
-        <w:t>. Its headings match the four Parts below. The template is about 6–8 pages when filled. Write in short, plain sentences. Tables and bullet points are welcome. Delete the grey guidance text before submitting.</w:t>
+        <w:t xml:space="preserve"> (in the course folder). Its headings match the four Parts below. The template is about 6 to 8 pages when filled. Write in short, plain sentences. Tables and bullet points are welcome. Delete the grey guidance text before submitting.</w:t>
       </w:r>
     </w:p>
     <w:p>
@@ -244,7 +244,7 @@
         <w:pStyle w:val="Heading2"/>
       </w:pPr>
       <w:r>
-        <w:t>Part 1: Built in Sessions 1–2 (Ask; Find and read)</w:t>
+        <w:t>Part 1: Sessions 1 and 2 (Ask; Find and read)</w:t>
       </w:r>
     </w:p>
     <w:tbl>
@@ -421,7 +421,7 @@
               <w:rPr>
                 <w:sz w:val="19"/>
               </w:rPr>
-              <w:t>What is the problem, how big is it, why does it matter here, what is not yet known (½ page).</w:t>
+              <w:t>What is the problem, how big is it, why does it matter here, what is not yet known (half a page).</w:t>
             </w:r>
           </w:p>
         </w:tc>
@@ -629,7 +629,7 @@
               <w:rPr>
                 <w:sz w:val="19"/>
               </w:rPr>
-              <w:t>One broad aim; 2–3 specific, measurable objectives; one testable hypothesis (if the study compares groups).</w:t>
+              <w:t>One broad aim; 2 or 3 specific, measurable objectives; one testable hypothesis (if the study compares groups of patients).</w:t>
             </w:r>
           </w:p>
         </w:tc>
@@ -678,7 +678,7 @@
               <w:rPr>
                 <w:sz w:val="19"/>
               </w:rPr>
-              <w:t>From your PubMed search in Session 2 (literature review worksheet / literature matrix), stored in Zotero or another reference manager; Vancouver style; at least 3 from the last 10 years.</w:t>
+              <w:t>From your PubMed search after Session 2 (literature review worksheet / literature matrix), stored in Zotero or another reference manager; Vancouver style; at least 3 from the last 10 years.</w:t>
             </w:r>
           </w:p>
         </w:tc>
@@ -694,7 +694,7 @@
         <w:pStyle w:val="Heading2"/>
       </w:pPr>
       <w:r>
-        <w:t>Part 2: Built in Sessions 3–4 (Design; Bias and effect)</w:t>
+        <w:t>Part 2: Sessions 3 and 4 (Design; Bias and effect)</w:t>
       </w:r>
     </w:p>
     <w:tbl>
@@ -1026,7 +1026,7 @@
               <w:rPr>
                 <w:sz w:val="19"/>
               </w:rPr>
-              <w:t>One primary outcome (with how and when it is measured) + 1–3 secondary outcomes.</w:t>
+              <w:t>One primary outcome (with how and when it is measured) + 1 to 3 secondary outcomes.</w:t>
             </w:r>
           </w:p>
         </w:tc>
@@ -1077,7 +1077,7 @@
               <w:rPr>
                 <w:sz w:val="19"/>
               </w:rPr>
-              <w:t>At least 2 specific threats (selection, information, confounding) and the step that reduces each (randomisation, blinding, standard definitions, matching, adjustment…).</w:t>
+              <w:t>At least 2 specific threats (selection, information, confounding) and the step that reduces each (randomisation, blinding, standard definitions, matching, adjustment).</w:t>
             </w:r>
           </w:p>
         </w:tc>
@@ -1093,7 +1093,7 @@
         <w:pStyle w:val="Heading2"/>
       </w:pPr>
       <w:r>
-        <w:t>Part 3: Built in Sessions 5–6 (Data; Analyse)</w:t>
+        <w:t>Part 3: Sessions 5 and 6 (Data; Analyse)</w:t>
       </w:r>
     </w:p>
     <w:tbl>
@@ -1217,7 +1217,7 @@
               <w:rPr>
                 <w:sz w:val="19"/>
               </w:rPr>
-              <w:t>Outcome, exposure and 3–6 confounders/other variables, each with its type (binary, categorical, ordinal, continuous) and unit.</w:t>
+              <w:t>Outcome, exposure and 3 to 6 confounders/other variables, each with its type (binary, categorical, ordinal, continuous) and unit.</w:t>
             </w:r>
           </w:p>
         </w:tc>
@@ -1270,7 +1270,7 @@
               <w:rPr>
                 <w:sz w:val="19"/>
               </w:rPr>
-              <w:t>A data collection form of 6–10 items, and matching data-dictionary rows (name, definition, type, unit/codes, allowed range).</w:t>
+              <w:t>A data collection form of 6 to 10 items, and matching data-dictionary rows (name, definition, type, unit/codes, allowed range).</w:t>
             </w:r>
           </w:p>
         </w:tc>
@@ -1492,7 +1492,7 @@
         <w:pStyle w:val="Heading2"/>
       </w:pPr>
       <w:r>
-        <w:t>Part 4: Built in Session 7 (Protect and write)</w:t>
+        <w:t>Part 4: Session 7 (Protect and write)</w:t>
       </w:r>
     </w:p>
     <w:tbl>
@@ -1824,7 +1824,7 @@
               <w:rPr>
                 <w:sz w:val="19"/>
               </w:rPr>
-              <w:t>One target journal (checked with Think. Check. Submit.; scope, open-access fee) and a back-up journal; the reporting guideline for your design (CONSORT, STROBE, STARD, PRISMA, SQUIRE…), found via EQUATOR.</w:t>
+              <w:t>One target journal (checked with Think. Check. Submit.; scope, open-access fee) and a back-up journal; the reporting guideline for your design (CONSORT, STROBE, STARD, PRISMA, SQUIRE), found via EQUATOR.</w:t>
             </w:r>
           </w:p>
         </w:tc>
@@ -1877,7 +1877,7 @@
               <w:rPr>
                 <w:sz w:val="19"/>
               </w:rPr>
-              <w:t>Who will be an author (ICMJE criteria), in what order, and each person's CRediT role (e.g. conceptualisation, methodology, data curation, formal analysis, writing – original draft); who will be acknowledged instead.</w:t>
+              <w:t>Who would be an author if the study went ahead in your department (ICMJE criteria), in what order, and each person's CRediT role (e.g. conceptualisation, methodology, data curation, formal analysis, writing of the original draft); who would be acknowledged instead. Roles or job titles are enough; you do not need real names.</w:t>
             </w:r>
           </w:p>
         </w:tc>
@@ -1981,7 +1981,7 @@
               <w:rPr>
                 <w:sz w:val="19"/>
               </w:rPr>
-              <w:t xml:space="preserve">About 200 words: Background (1–2 sentences), Methods (design, setting, participants, primary outcome, analysis), </w:t>
+              <w:t xml:space="preserve">About 200 words: Background (1 or 2 sentences), Methods (design, setting, participants, primary outcome, analysis), </w:t>
             </w:r>
             <w:r>
               <w:rPr>
@@ -1994,7 +1994,7 @@
               <w:rPr>
                 <w:sz w:val="19"/>
               </w:rPr>
-              <w:t xml:space="preserve"> Results (what you will report, with placeholders, e.g. "28-day mortality was X% vs Y% (RR …, 95% CI …)", with no invented numbers), Conclusion (what each possible result would mean).</w:t>
+              <w:t xml:space="preserve"> Results (what you will report, with placeholders, e.g. "28-day mortality was X% vs Y% (RR ..., 95% CI ...)", with no invented numbers), Conclusion (what each possible result would mean).</w:t>
             </w:r>
           </w:p>
         </w:tc>
@@ -2043,7 +2043,7 @@
               <w:rPr>
                 <w:sz w:val="19"/>
               </w:rPr>
-              <w:t>How results will be fed back to the unit (meeting, poster, conference abstract) and to patients if relevant.</w:t>
+              <w:t>How results will be fed back to the department (meeting, poster, conference abstract) and to patients if relevant.</w:t>
             </w:r>
           </w:p>
         </w:tc>
@@ -2062,18 +2062,18 @@
         <w:t>Length:</w:t>
       </w:r>
       <w:r>
-        <w:t xml:space="preserve"> about 6–8 pages, including the mini-CRF, Gantt chart and abstract skeleton (appendices are fine). Short and clear beats long.</w:t>
+        <w:t xml:space="preserve"> about 6 to 8 pages, including the mini-CRF, Gantt chart and abstract skeleton (appendices are fine). Short and clear beats long.</w:t>
       </w:r>
     </w:p>
     <w:p>
-      <w:pPr>
-        <w:keepNext/>
-      </w:pPr>
       <w:r>
         <w:rPr>
           <w:b/>
         </w:rPr>
-        <w:t>Which session builds what (proposal-builder slots):</w:t>
+        <w:t>Which session builds what (proposal-builder segments):</w:t>
+      </w:r>
+      <w:r>
+        <w:t xml:space="preserve"> in each segment the instructor models the part live on the running example and answers questions in the chat. You then draft the same part for your own question at home, before the next session.</w:t>
       </w:r>
     </w:p>
     <w:tbl>
@@ -2751,7 +2751,7 @@
               <w:rPr>
                 <w:sz w:val="19"/>
               </w:rPr>
-              <w:t>Presentation (no new writing in class)</w:t>
+              <w:t>Submission; about 5 volunteer presentations (no new writing in class)</w:t>
             </w:r>
           </w:p>
         </w:tc>
@@ -2786,27 +2786,27 @@
       </w:pPr>
     </w:p>
     <w:p>
+      <w:r>
+        <w:rPr>
+          <w:b/>
+        </w:rPr>
+        <w:t>Getting help:</w:t>
+      </w:r>
+      <w:r>
+        <w:t xml:space="preserve"> ask in the chat during the proposal-builder segment, or email the instructor with a short question between sessions. Instructors may show (with your permission) a good anonymised example from a participant's homework at the start of the next session.</w:t>
+      </w:r>
+    </w:p>
+    <w:p>
       <w:pPr>
         <w:pStyle w:val="Heading1"/>
       </w:pPr>
       <w:r>
-        <w:t>3. Group roles</w:t>
+        <w:t>3. Deadlines</w:t>
       </w:r>
     </w:p>
     <w:p>
       <w:r>
-        <w:t>Agree roles in Session 1. Everyone writes, and the roles make sure the work gets done. In a group of five, combine Timekeeper with Scribe. The same group also writes the manuscript (</w:t>
-      </w:r>
-      <w:r>
-        <w:rPr>
-          <w:rFonts w:ascii="Consolas" w:hAnsi="Consolas" w:cs="Consolas" w:eastAsia="Consolas"/>
-          <w:color w:val="0B376C"/>
-          <w:sz w:val="19"/>
-        </w:rPr>
-        <w:t>Manuscript_Brief.pdf</w:t>
-      </w:r>
-      <w:r>
-        <w:t>), which has its own roles. One person can hold one proposal role and one manuscript role.</w:t>
+        <w:t>All sessions are online, Saturdays 19:30 to 22:30 (Vietnam time).</w:t>
       </w:r>
     </w:p>
     <w:tbl>
@@ -2823,8 +2823,8 @@
         <w:tblLook w:firstColumn="1" w:firstRow="1" w:lastColumn="0" w:lastRow="0" w:noHBand="0" w:noVBand="1" w:val="04A0"/>
       </w:tblPr>
       <w:tblGrid>
-        <w:gridCol w:w="1502"/>
-        <w:gridCol w:w="7909"/>
+        <w:gridCol w:w="1810"/>
+        <w:gridCol w:w="7602"/>
       </w:tblGrid>
       <w:tr>
         <w:trPr>
@@ -2833,417 +2833,7 @@
         </w:trPr>
         <w:tc>
           <w:tcPr>
-            <w:tcW w:type="dxa" w:w="1502"/>
-            <w:tcBorders>
-              <w:top w:val="single" w:sz="4" w:color="04242F"/>
-              <w:left w:val="single" w:sz="4" w:color="04242F"/>
-              <w:bottom w:val="single" w:sz="4" w:color="04242F"/>
-              <w:right w:val="single" w:sz="4" w:color="04242F"/>
-            </w:tcBorders>
-            <w:shd w:val="clear" w:color="auto" w:fill="04242F"/>
-          </w:tcPr>
-          <w:p>
-            <w:pPr>
-              <w:keepNext/>
-              <w:spacing w:after="0"/>
-            </w:pPr>
-            <w:r>
-              <w:rPr>
-                <w:b/>
-                <w:color w:val="FFFFFF"/>
-                <w:sz w:val="19"/>
-              </w:rPr>
-              <w:t>Role</w:t>
-            </w:r>
-          </w:p>
-        </w:tc>
-        <w:tc>
-          <w:tcPr>
-            <w:tcW w:type="dxa" w:w="7909"/>
-            <w:tcBorders>
-              <w:top w:val="single" w:sz="4" w:color="04242F"/>
-              <w:left w:val="single" w:sz="4" w:color="04242F"/>
-              <w:bottom w:val="single" w:sz="4" w:color="04242F"/>
-              <w:right w:val="single" w:sz="4" w:color="04242F"/>
-            </w:tcBorders>
-            <w:shd w:val="clear" w:color="auto" w:fill="04242F"/>
-          </w:tcPr>
-          <w:p>
-            <w:pPr>
-              <w:keepNext/>
-              <w:spacing w:after="0"/>
-            </w:pPr>
-            <w:r>
-              <w:rPr>
-                <w:b/>
-                <w:color w:val="FFFFFF"/>
-                <w:sz w:val="19"/>
-              </w:rPr>
-              <w:t>Responsibilities</w:t>
-            </w:r>
-          </w:p>
-        </w:tc>
-      </w:tr>
-      <w:tr>
-        <w:trPr>
-          <w:cantSplit w:val="true"/>
-        </w:trPr>
-        <w:tc>
-          <w:tcPr>
-            <w:tcW w:type="dxa" w:w="1502"/>
-            <w:tcBorders>
-              <w:top w:val="single" w:sz="4" w:color="D5DDE1"/>
-              <w:left w:val="single" w:sz="4" w:color="D5DDE1"/>
-              <w:bottom w:val="single" w:sz="4" w:color="D5DDE1"/>
-              <w:right w:val="single" w:sz="4" w:color="D5DDE1"/>
-            </w:tcBorders>
-          </w:tcPr>
-          <w:p>
-            <w:pPr>
-              <w:keepNext/>
-              <w:spacing w:after="0"/>
-            </w:pPr>
-            <w:r>
-              <w:rPr>
-                <w:b/>
-                <w:sz w:val="19"/>
-              </w:rPr>
-              <w:t>Facilitator</w:t>
-            </w:r>
-          </w:p>
-        </w:tc>
-        <w:tc>
-          <w:tcPr>
-            <w:tcW w:type="dxa" w:w="7909"/>
-            <w:tcBorders>
-              <w:top w:val="single" w:sz="4" w:color="D5DDE1"/>
-              <w:left w:val="single" w:sz="4" w:color="D5DDE1"/>
-              <w:bottom w:val="single" w:sz="4" w:color="D5DDE1"/>
-              <w:right w:val="single" w:sz="4" w:color="D5DDE1"/>
-            </w:tcBorders>
-          </w:tcPr>
-          <w:p>
-            <w:pPr>
-              <w:keepNext/>
-              <w:spacing w:after="0"/>
-            </w:pPr>
-            <w:r>
-              <w:rPr>
-                <w:sz w:val="19"/>
-              </w:rPr>
-              <w:t>Keeps discussion on the task, makes sure every voice is heard (including the quieter professions), summarises decisions.</w:t>
-            </w:r>
-          </w:p>
-        </w:tc>
-      </w:tr>
-      <w:tr>
-        <w:trPr>
-          <w:cantSplit w:val="true"/>
-        </w:trPr>
-        <w:tc>
-          <w:tcPr>
-            <w:tcW w:type="dxa" w:w="1502"/>
-            <w:tcBorders>
-              <w:top w:val="single" w:sz="4" w:color="D5DDE1"/>
-              <w:left w:val="single" w:sz="4" w:color="D5DDE1"/>
-              <w:bottom w:val="single" w:sz="4" w:color="D5DDE1"/>
-              <w:right w:val="single" w:sz="4" w:color="D5DDE1"/>
-            </w:tcBorders>
-            <w:shd w:val="clear" w:color="auto" w:fill="F5F9FA"/>
-          </w:tcPr>
-          <w:p>
-            <w:pPr>
-              <w:keepNext/>
-              <w:spacing w:after="0"/>
-            </w:pPr>
-            <w:r>
-              <w:rPr>
-                <w:b/>
-                <w:sz w:val="19"/>
-              </w:rPr>
-              <w:t>Scribe</w:t>
-            </w:r>
-          </w:p>
-        </w:tc>
-        <w:tc>
-          <w:tcPr>
-            <w:tcW w:type="dxa" w:w="7909"/>
-            <w:tcBorders>
-              <w:top w:val="single" w:sz="4" w:color="D5DDE1"/>
-              <w:left w:val="single" w:sz="4" w:color="D5DDE1"/>
-              <w:bottom w:val="single" w:sz="4" w:color="D5DDE1"/>
-              <w:right w:val="single" w:sz="4" w:color="D5DDE1"/>
-            </w:tcBorders>
-            <w:shd w:val="clear" w:color="auto" w:fill="F5F9FA"/>
-          </w:tcPr>
-          <w:p>
-            <w:pPr>
-              <w:keepNext/>
-              <w:spacing w:after="0"/>
-            </w:pPr>
-            <w:r>
-              <w:rPr>
-                <w:sz w:val="19"/>
-              </w:rPr>
-              <w:t>Types into the shared proposal document during group work; keeps the single "master" version; tidies formatting.</w:t>
-            </w:r>
-          </w:p>
-        </w:tc>
-      </w:tr>
-      <w:tr>
-        <w:trPr>
-          <w:cantSplit w:val="true"/>
-        </w:trPr>
-        <w:tc>
-          <w:tcPr>
-            <w:tcW w:type="dxa" w:w="1502"/>
-            <w:tcBorders>
-              <w:top w:val="single" w:sz="4" w:color="D5DDE1"/>
-              <w:left w:val="single" w:sz="4" w:color="D5DDE1"/>
-              <w:bottom w:val="single" w:sz="4" w:color="D5DDE1"/>
-              <w:right w:val="single" w:sz="4" w:color="D5DDE1"/>
-            </w:tcBorders>
-          </w:tcPr>
-          <w:p>
-            <w:pPr>
-              <w:keepNext/>
-              <w:spacing w:after="0"/>
-            </w:pPr>
-            <w:r>
-              <w:rPr>
-                <w:b/>
-                <w:sz w:val="19"/>
-              </w:rPr>
-              <w:t>Timekeeper</w:t>
-            </w:r>
-          </w:p>
-        </w:tc>
-        <w:tc>
-          <w:tcPr>
-            <w:tcW w:type="dxa" w:w="7909"/>
-            <w:tcBorders>
-              <w:top w:val="single" w:sz="4" w:color="D5DDE1"/>
-              <w:left w:val="single" w:sz="4" w:color="D5DDE1"/>
-              <w:bottom w:val="single" w:sz="4" w:color="D5DDE1"/>
-              <w:right w:val="single" w:sz="4" w:color="D5DDE1"/>
-            </w:tcBorders>
-          </w:tcPr>
-          <w:p>
-            <w:pPr>
-              <w:keepNext/>
-              <w:spacing w:after="0"/>
-            </w:pPr>
-            <w:r>
-              <w:rPr>
-                <w:sz w:val="19"/>
-              </w:rPr>
-              <w:t>Watches the clock in proposal-builder sessions; calls "5 minutes left"; times presentation rehearsals at 6 minutes.</w:t>
-            </w:r>
-          </w:p>
-        </w:tc>
-      </w:tr>
-      <w:tr>
-        <w:trPr>
-          <w:cantSplit w:val="true"/>
-        </w:trPr>
-        <w:tc>
-          <w:tcPr>
-            <w:tcW w:type="dxa" w:w="1502"/>
-            <w:tcBorders>
-              <w:top w:val="single" w:sz="4" w:color="D5DDE1"/>
-              <w:left w:val="single" w:sz="4" w:color="D5DDE1"/>
-              <w:bottom w:val="single" w:sz="4" w:color="D5DDE1"/>
-              <w:right w:val="single" w:sz="4" w:color="D5DDE1"/>
-            </w:tcBorders>
-            <w:shd w:val="clear" w:color="auto" w:fill="F5F9FA"/>
-          </w:tcPr>
-          <w:p>
-            <w:pPr>
-              <w:keepNext/>
-              <w:spacing w:after="0"/>
-            </w:pPr>
-            <w:r>
-              <w:rPr>
-                <w:b/>
-                <w:sz w:val="19"/>
-              </w:rPr>
-              <w:t>Presenter</w:t>
-            </w:r>
-          </w:p>
-        </w:tc>
-        <w:tc>
-          <w:tcPr>
-            <w:tcW w:type="dxa" w:w="7909"/>
-            <w:tcBorders>
-              <w:top w:val="single" w:sz="4" w:color="D5DDE1"/>
-              <w:left w:val="single" w:sz="4" w:color="D5DDE1"/>
-              <w:bottom w:val="single" w:sz="4" w:color="D5DDE1"/>
-              <w:right w:val="single" w:sz="4" w:color="D5DDE1"/>
-            </w:tcBorders>
-            <w:shd w:val="clear" w:color="auto" w:fill="F5F9FA"/>
-          </w:tcPr>
-          <w:p>
-            <w:pPr>
-              <w:keepNext/>
-              <w:spacing w:after="0"/>
-            </w:pPr>
-            <w:r>
-              <w:rPr>
-                <w:sz w:val="19"/>
-              </w:rPr>
-              <w:t>Leads the 6-minute presentation in Session 8 (others may present one slide each); prepares the 6 slides with the team.</w:t>
-            </w:r>
-          </w:p>
-        </w:tc>
-      </w:tr>
-      <w:tr>
-        <w:trPr>
-          <w:cantSplit w:val="true"/>
-        </w:trPr>
-        <w:tc>
-          <w:tcPr>
-            <w:tcW w:type="dxa" w:w="1502"/>
-            <w:tcBorders>
-              <w:top w:val="single" w:sz="4" w:color="D5DDE1"/>
-              <w:left w:val="single" w:sz="4" w:color="D5DDE1"/>
-              <w:bottom w:val="single" w:sz="4" w:color="D5DDE1"/>
-              <w:right w:val="single" w:sz="4" w:color="D5DDE1"/>
-            </w:tcBorders>
-          </w:tcPr>
-          <w:p>
-            <w:pPr>
-              <w:keepNext/>
-              <w:spacing w:after="0"/>
-            </w:pPr>
-            <w:r>
-              <w:rPr>
-                <w:b/>
-                <w:sz w:val="19"/>
-              </w:rPr>
-              <w:t>Literature lead</w:t>
-            </w:r>
-          </w:p>
-        </w:tc>
-        <w:tc>
-          <w:tcPr>
-            <w:tcW w:type="dxa" w:w="7909"/>
-            <w:tcBorders>
-              <w:top w:val="single" w:sz="4" w:color="D5DDE1"/>
-              <w:left w:val="single" w:sz="4" w:color="D5DDE1"/>
-              <w:bottom w:val="single" w:sz="4" w:color="D5DDE1"/>
-              <w:right w:val="single" w:sz="4" w:color="D5DDE1"/>
-            </w:tcBorders>
-          </w:tcPr>
-          <w:p>
-            <w:pPr>
-              <w:keepNext/>
-              <w:spacing w:after="0"/>
-            </w:pPr>
-            <w:r>
-              <w:rPr>
-                <w:sz w:val="19"/>
-              </w:rPr>
-              <w:t>Runs the PubMed search, keeps the 5 key references in a reference manager (e.g. Zotero) and the literature review worksheet; leads the publication plan (target journal, reporting guideline).</w:t>
-            </w:r>
-          </w:p>
-        </w:tc>
-      </w:tr>
-      <w:tr>
-        <w:trPr>
-          <w:cantSplit w:val="true"/>
-        </w:trPr>
-        <w:tc>
-          <w:tcPr>
-            <w:tcW w:type="dxa" w:w="1502"/>
-            <w:tcBorders>
-              <w:top w:val="single" w:sz="4" w:color="D5DDE1"/>
-              <w:left w:val="single" w:sz="4" w:color="D5DDE1"/>
-              <w:bottom w:val="single" w:sz="4" w:color="D5DDE1"/>
-              <w:right w:val="single" w:sz="4" w:color="D5DDE1"/>
-            </w:tcBorders>
-            <w:shd w:val="clear" w:color="auto" w:fill="EAF2F5"/>
-          </w:tcPr>
-          <w:p>
-            <w:pPr>
-              <w:spacing w:after="0"/>
-            </w:pPr>
-            <w:r>
-              <w:rPr>
-                <w:b/>
-                <w:sz w:val="19"/>
-              </w:rPr>
-              <w:t>Methods lead</w:t>
-            </w:r>
-          </w:p>
-        </w:tc>
-        <w:tc>
-          <w:tcPr>
-            <w:tcW w:type="dxa" w:w="7909"/>
-            <w:tcBorders>
-              <w:top w:val="single" w:sz="4" w:color="D5DDE1"/>
-              <w:left w:val="single" w:sz="4" w:color="D5DDE1"/>
-              <w:bottom w:val="single" w:sz="4" w:color="D5DDE1"/>
-              <w:right w:val="single" w:sz="4" w:color="D5DDE1"/>
-            </w:tcBorders>
-            <w:shd w:val="clear" w:color="auto" w:fill="EAF2F5"/>
-          </w:tcPr>
-          <w:p>
-            <w:pPr>
-              <w:spacing w:after="0"/>
-            </w:pPr>
-            <w:r>
-              <w:rPr>
-                <w:sz w:val="19"/>
-              </w:rPr>
-              <w:t>Owns design, outcomes, variables, sample size and analysis plan; checks Parts 2 and 3 are consistent with each other.</w:t>
-            </w:r>
-          </w:p>
-        </w:tc>
-      </w:tr>
-    </w:tbl>
-    <w:p>
-      <w:pPr>
-        <w:spacing w:after="80"/>
-      </w:pPr>
-    </w:p>
-    <w:p>
-      <w:r>
-        <w:t>Roles may rotate between sessions if the group prefers, but the presenter should be fixed by the end of Session 6.</w:t>
-      </w:r>
-    </w:p>
-    <w:p>
-      <w:pPr>
-        <w:pStyle w:val="Heading1"/>
-      </w:pPr>
-      <w:r>
-        <w:t>4. Deadlines</w:t>
-      </w:r>
-    </w:p>
-    <w:tbl>
-      <w:tblPr>
-        <w:tblW w:type="auto" w:w="0"/>
-        <w:jc w:val="center"/>
-        <w:tblLayout w:type="fixed"/>
-        <w:tblCellMar>
-          <w:top w:w="80" w:type="dxa"/>
-          <w:left w:w="110" w:type="dxa"/>
-          <w:bottom w:w="80" w:type="dxa"/>
-          <w:right w:w="110" w:type="dxa"/>
-        </w:tblCellMar>
-        <w:tblLook w:firstColumn="1" w:firstRow="1" w:lastColumn="0" w:lastRow="0" w:noHBand="0" w:noVBand="1" w:val="04A0"/>
-      </w:tblPr>
-      <w:tblGrid>
-        <w:gridCol w:w="2399"/>
-        <w:gridCol w:w="7013"/>
-      </w:tblGrid>
-      <w:tr>
-        <w:trPr>
-          <w:cantSplit w:val="true"/>
-          <w:tblHeader w:val="true"/>
-        </w:trPr>
-        <w:tc>
-          <w:tcPr>
-            <w:tcW w:type="dxa" w:w="2399"/>
+            <w:tcW w:type="dxa" w:w="1810"/>
             <w:tcBorders>
               <w:top w:val="single" w:sz="4" w:color="04242F"/>
               <w:left w:val="single" w:sz="4" w:color="04242F"/>
@@ -3269,7 +2859,7 @@
         </w:tc>
         <w:tc>
           <w:tcPr>
-            <w:tcW w:type="dxa" w:w="7012"/>
+            <w:tcW w:type="dxa" w:w="7601"/>
             <w:tcBorders>
               <w:top w:val="single" w:sz="4" w:color="04242F"/>
               <w:left w:val="single" w:sz="4" w:color="04242F"/>
@@ -3300,7 +2890,7 @@
         </w:trPr>
         <w:tc>
           <w:tcPr>
-            <w:tcW w:type="dxa" w:w="2399"/>
+            <w:tcW w:type="dxa" w:w="1810"/>
             <w:tcBorders>
               <w:top w:val="single" w:sz="4" w:color="D5DDE1"/>
               <w:left w:val="single" w:sz="4" w:color="D5DDE1"/>
@@ -3318,19 +2908,19 @@
                 <w:b/>
                 <w:sz w:val="19"/>
               </w:rPr>
-              <w:t>End of Session 1</w:t>
+              <w:t>Before Session 2</w:t>
             </w:r>
             <w:r>
               <w:rPr>
                 <w:sz w:val="19"/>
               </w:rPr>
-              <w:t xml:space="preserve"> (Week 1, Saturday)</w:t>
+              <w:t xml:space="preserve"> (Week 2)</w:t>
             </w:r>
           </w:p>
         </w:tc>
         <w:tc>
           <w:tcPr>
-            <w:tcW w:type="dxa" w:w="7012"/>
+            <w:tcW w:type="dxa" w:w="7601"/>
             <w:tcBorders>
               <w:top w:val="single" w:sz="4" w:color="D5DDE1"/>
               <w:left w:val="single" w:sz="4" w:color="D5DDE1"/>
@@ -3347,7 +2937,7 @@
               <w:rPr>
                 <w:sz w:val="19"/>
               </w:rPr>
-              <w:t>Topic agreed; PICO, research question, FINER check, aim and objectives drafted.</w:t>
+              <w:t>Topic chosen; PICO, research question, FINER check, aim and objectives drafted.</w:t>
             </w:r>
           </w:p>
         </w:tc>
@@ -3358,7 +2948,7 @@
         </w:trPr>
         <w:tc>
           <w:tcPr>
-            <w:tcW w:type="dxa" w:w="2399"/>
+            <w:tcW w:type="dxa" w:w="1810"/>
             <w:tcBorders>
               <w:top w:val="single" w:sz="4" w:color="D5DDE1"/>
               <w:left w:val="single" w:sz="4" w:color="D5DDE1"/>
@@ -3377,19 +2967,19 @@
                 <w:b/>
                 <w:sz w:val="19"/>
               </w:rPr>
-              <w:t>End of Session 2</w:t>
+              <w:t>Before Session 3</w:t>
             </w:r>
             <w:r>
               <w:rPr>
                 <w:sz w:val="19"/>
               </w:rPr>
-              <w:t xml:space="preserve"> (Week 2, Saturday)</w:t>
+              <w:t xml:space="preserve"> (Week 3)</w:t>
             </w:r>
           </w:p>
         </w:tc>
         <w:tc>
           <w:tcPr>
-            <w:tcW w:type="dxa" w:w="7012"/>
+            <w:tcW w:type="dxa" w:w="7601"/>
             <w:tcBorders>
               <w:top w:val="single" w:sz="4" w:color="D5DDE1"/>
               <w:left w:val="single" w:sz="4" w:color="D5DDE1"/>
@@ -3418,7 +3008,7 @@
         </w:trPr>
         <w:tc>
           <w:tcPr>
-            <w:tcW w:type="dxa" w:w="2399"/>
+            <w:tcW w:type="dxa" w:w="1810"/>
             <w:tcBorders>
               <w:top w:val="single" w:sz="4" w:color="D5DDE1"/>
               <w:left w:val="single" w:sz="4" w:color="D5DDE1"/>
@@ -3436,19 +3026,19 @@
                 <w:b/>
                 <w:sz w:val="19"/>
               </w:rPr>
-              <w:t>End of Session 4</w:t>
+              <w:t>Before Session 5</w:t>
             </w:r>
             <w:r>
               <w:rPr>
                 <w:sz w:val="19"/>
               </w:rPr>
-              <w:t xml:space="preserve"> (Week 4, Saturday)</w:t>
+              <w:t xml:space="preserve"> (Week 5)</w:t>
             </w:r>
           </w:p>
         </w:tc>
         <w:tc>
           <w:tcPr>
-            <w:tcW w:type="dxa" w:w="7012"/>
+            <w:tcW w:type="dxa" w:w="7601"/>
             <w:tcBorders>
               <w:top w:val="single" w:sz="4" w:color="D5DDE1"/>
               <w:left w:val="single" w:sz="4" w:color="D5DDE1"/>
@@ -3465,7 +3055,7 @@
               <w:rPr>
                 <w:sz w:val="19"/>
               </w:rPr>
-              <w:t>Part 2 complete. Finish any gaps before Session 5 (Week 5).</w:t>
+              <w:t>Part 2 complete.</w:t>
             </w:r>
           </w:p>
         </w:tc>
@@ -3476,7 +3066,7 @@
         </w:trPr>
         <w:tc>
           <w:tcPr>
-            <w:tcW w:type="dxa" w:w="2399"/>
+            <w:tcW w:type="dxa" w:w="1810"/>
             <w:tcBorders>
               <w:top w:val="single" w:sz="4" w:color="D5DDE1"/>
               <w:left w:val="single" w:sz="4" w:color="D5DDE1"/>
@@ -3495,19 +3085,19 @@
                 <w:b/>
                 <w:sz w:val="19"/>
               </w:rPr>
-              <w:t>End of Session 6</w:t>
+              <w:t>Before Session 7</w:t>
             </w:r>
             <w:r>
               <w:rPr>
                 <w:sz w:val="19"/>
               </w:rPr>
-              <w:t xml:space="preserve"> (Week 6, Saturday)</w:t>
+              <w:t xml:space="preserve"> (Week 7)</w:t>
             </w:r>
           </w:p>
         </w:tc>
         <w:tc>
           <w:tcPr>
-            <w:tcW w:type="dxa" w:w="7012"/>
+            <w:tcW w:type="dxa" w:w="7601"/>
             <w:tcBorders>
               <w:top w:val="single" w:sz="4" w:color="D5DDE1"/>
               <w:left w:val="single" w:sz="4" w:color="D5DDE1"/>
@@ -3525,7 +3115,7 @@
               <w:rPr>
                 <w:sz w:val="19"/>
               </w:rPr>
-              <w:t>Part 3 complete. Homework before Session 7 (Week 7): start the 6 slides (</w:t>
+              <w:t>Part 3 complete. Start the 6 slides (</w:t>
             </w:r>
             <w:r>
               <w:rPr>
@@ -3550,7 +3140,7 @@
         </w:trPr>
         <w:tc>
           <w:tcPr>
-            <w:tcW w:type="dxa" w:w="2399"/>
+            <w:tcW w:type="dxa" w:w="1810"/>
             <w:tcBorders>
               <w:top w:val="single" w:sz="4" w:color="D5DDE1"/>
               <w:left w:val="single" w:sz="4" w:color="D5DDE1"/>
@@ -3568,19 +3158,19 @@
                 <w:b/>
                 <w:sz w:val="19"/>
               </w:rPr>
-              <w:t>End of Session 7</w:t>
+              <w:t>Before Session 8</w:t>
             </w:r>
             <w:r>
               <w:rPr>
                 <w:sz w:val="19"/>
               </w:rPr>
-              <w:t xml:space="preserve"> (Week 7, Saturday)</w:t>
+              <w:t xml:space="preserve"> (Week 8)</w:t>
             </w:r>
           </w:p>
         </w:tc>
         <w:tc>
           <w:tcPr>
-            <w:tcW w:type="dxa" w:w="7012"/>
+            <w:tcW w:type="dxa" w:w="7601"/>
             <w:tcBorders>
               <w:top w:val="single" w:sz="4" w:color="D5DDE1"/>
               <w:left w:val="single" w:sz="4" w:color="D5DDE1"/>
@@ -3597,7 +3187,7 @@
               <w:rPr>
                 <w:sz w:val="19"/>
               </w:rPr>
-              <w:t>Part 4 complete (ethics, registration, feasibility, publication plan). Homework during the week: finish the 6 slides.</w:t>
+              <w:t>Part 4 complete (ethics, registration, feasibility, publication plan); 6 slides finished. If you would like to present in Session 8, tell the course lead by the Wednesday before Session 8 (about 5 places, first come, first served; the instructor may invite people if there are fewer volunteers).</w:t>
             </w:r>
           </w:p>
         </w:tc>
@@ -3608,7 +3198,7 @@
         </w:trPr>
         <w:tc>
           <w:tcPr>
-            <w:tcW w:type="dxa" w:w="2399"/>
+            <w:tcW w:type="dxa" w:w="1810"/>
             <w:tcBorders>
               <w:top w:val="single" w:sz="4" w:color="D5DDE1"/>
               <w:left w:val="single" w:sz="4" w:color="D5DDE1"/>
@@ -3616,73 +3206,6 @@
               <w:right w:val="single" w:sz="4" w:color="D5DDE1"/>
             </w:tcBorders>
             <w:shd w:val="clear" w:color="auto" w:fill="F5F9FA"/>
-          </w:tcPr>
-          <w:p>
-            <w:pPr>
-              <w:keepNext/>
-              <w:spacing w:after="0"/>
-            </w:pPr>
-            <w:r>
-              <w:rPr>
-                <w:b/>
-                <w:sz w:val="19"/>
-              </w:rPr>
-              <w:t>Before Session 8 starts</w:t>
-            </w:r>
-          </w:p>
-        </w:tc>
-        <w:tc>
-          <w:tcPr>
-            <w:tcW w:type="dxa" w:w="7012"/>
-            <w:tcBorders>
-              <w:top w:val="single" w:sz="4" w:color="D5DDE1"/>
-              <w:left w:val="single" w:sz="4" w:color="D5DDE1"/>
-              <w:bottom w:val="single" w:sz="4" w:color="D5DDE1"/>
-              <w:right w:val="single" w:sz="4" w:color="D5DDE1"/>
-            </w:tcBorders>
-            <w:shd w:val="clear" w:color="auto" w:fill="F5F9FA"/>
-          </w:tcPr>
-          <w:p>
-            <w:pPr>
-              <w:keepNext/>
-              <w:spacing w:after="0"/>
-            </w:pPr>
-            <w:r>
-              <w:rPr>
-                <w:sz w:val="19"/>
-              </w:rPr>
-              <w:t xml:space="preserve">Slides sent to the course lead (one file per group, </w:t>
-            </w:r>
-            <w:r>
-              <w:rPr>
-                <w:rFonts w:ascii="Consolas" w:hAnsi="Consolas" w:cs="Consolas" w:eastAsia="Consolas"/>
-                <w:color w:val="0B376C"/>
-                <w:sz w:val="19"/>
-              </w:rPr>
-              <w:t>GroupN_slides.pptx</w:t>
-            </w:r>
-            <w:r>
-              <w:rPr>
-                <w:sz w:val="19"/>
-              </w:rPr>
-              <w:t xml:space="preserve"> or PDF) so all presentations run from one laptop.</w:t>
-            </w:r>
-          </w:p>
-        </w:tc>
-      </w:tr>
-      <w:tr>
-        <w:trPr>
-          <w:cantSplit w:val="true"/>
-        </w:trPr>
-        <w:tc>
-          <w:tcPr>
-            <w:tcW w:type="dxa" w:w="2399"/>
-            <w:tcBorders>
-              <w:top w:val="single" w:sz="4" w:color="D5DDE1"/>
-              <w:left w:val="single" w:sz="4" w:color="D5DDE1"/>
-              <w:bottom w:val="single" w:sz="4" w:color="D5DDE1"/>
-              <w:right w:val="single" w:sz="4" w:color="D5DDE1"/>
-            </w:tcBorders>
           </w:tcPr>
           <w:p>
             <w:pPr>
@@ -3706,13 +3229,14 @@
         </w:tc>
         <w:tc>
           <w:tcPr>
-            <w:tcW w:type="dxa" w:w="7012"/>
+            <w:tcW w:type="dxa" w:w="7601"/>
             <w:tcBorders>
               <w:top w:val="single" w:sz="4" w:color="D5DDE1"/>
               <w:left w:val="single" w:sz="4" w:color="D5DDE1"/>
               <w:bottom w:val="single" w:sz="4" w:color="D5DDE1"/>
               <w:right w:val="single" w:sz="4" w:color="D5DDE1"/>
             </w:tcBorders>
+            <w:shd w:val="clear" w:color="auto" w:fill="F5F9FA"/>
           </w:tcPr>
           <w:p>
             <w:pPr>
@@ -3724,13 +3248,26 @@
                 <w:b/>
                 <w:sz w:val="19"/>
               </w:rPr>
-              <w:t>Presentation</w:t>
+              <w:t>Everyone submits</w:t>
             </w:r>
             <w:r>
               <w:rPr>
                 <w:sz w:val="19"/>
               </w:rPr>
-              <w:t xml:space="preserve"> of the proposal and publication plan (6 min + 2 min feedback).</w:t>
+              <w:t xml:space="preserve"> the written proposal and the 6 slides (send them before 19:30). About 5 volunteers </w:t>
+            </w:r>
+            <w:r>
+              <w:rPr>
+                <w:b/>
+                <w:sz w:val="19"/>
+              </w:rPr>
+              <w:t>present</w:t>
+            </w:r>
+            <w:r>
+              <w:rPr>
+                <w:sz w:val="19"/>
+              </w:rPr>
+              <w:t xml:space="preserve"> (6 min + 2 min feedback).</w:t>
             </w:r>
           </w:p>
         </w:tc>
@@ -3741,7 +3278,7 @@
         </w:trPr>
         <w:tc>
           <w:tcPr>
-            <w:tcW w:type="dxa" w:w="2399"/>
+            <w:tcW w:type="dxa" w:w="1810"/>
             <w:tcBorders>
               <w:top w:val="single" w:sz="4" w:color="D5DDE1"/>
               <w:left w:val="single" w:sz="4" w:color="D5DDE1"/>
@@ -3765,7 +3302,7 @@
         </w:tc>
         <w:tc>
           <w:tcPr>
-            <w:tcW w:type="dxa" w:w="7012"/>
+            <w:tcW w:type="dxa" w:w="7601"/>
             <w:tcBorders>
               <w:top w:val="single" w:sz="4" w:color="D5DDE1"/>
               <w:left w:val="single" w:sz="4" w:color="D5DDE1"/>
@@ -3782,7 +3319,7 @@
               <w:rPr>
                 <w:sz w:val="19"/>
               </w:rPr>
-              <w:t>Final written proposal (Parts 1–4, revised after the feedback) submitted for written feedback. This is the same deadline as the manuscript response letter.</w:t>
+              <w:t>Optional revised proposal (Parts 1 to 4, revised after feedback) for a second round of written comments. This is the same deadline as the manuscript response letter.</w:t>
             </w:r>
           </w:p>
         </w:tc>
@@ -3798,7 +3335,7 @@
         <w:pStyle w:val="Heading1"/>
       </w:pPr>
       <w:r>
-        <w:t>5. Submission</w:t>
+        <w:t>4. Submission</w:t>
       </w:r>
     </w:p>
     <w:p>
@@ -3812,7 +3349,7 @@
         <w:t>Format:</w:t>
       </w:r>
       <w:r>
-        <w:t xml:space="preserve"> one Word file per group, using the template, named </w:t>
+        <w:t xml:space="preserve"> one Word file per participant, using the template, named </w:t>
       </w:r>
       <w:r>
         <w:rPr>
@@ -3820,7 +3357,7 @@
           <w:color w:val="0B376C"/>
           <w:sz w:val="19"/>
         </w:rPr>
-        <w:t>GroupN_Proposal.docx</w:t>
+        <w:t>Surname_Proposal.docx</w:t>
       </w:r>
       <w:r>
         <w:t xml:space="preserve"> (e.g. </w:t>
@@ -3831,10 +3368,21 @@
           <w:color w:val="0B376C"/>
           <w:sz w:val="19"/>
         </w:rPr>
-        <w:t>Group3_Proposal.docx</w:t>
+        <w:t>Nguyen_Proposal.docx</w:t>
       </w:r>
       <w:r>
-        <w:t>). PDF is also accepted.</w:t>
+        <w:t xml:space="preserve">), plus your slides as </w:t>
+      </w:r>
+      <w:r>
+        <w:rPr>
+          <w:rFonts w:ascii="Consolas" w:hAnsi="Consolas" w:cs="Consolas" w:eastAsia="Consolas"/>
+          <w:color w:val="0B376C"/>
+          <w:sz w:val="19"/>
+        </w:rPr>
+        <w:t>Surname_slides.pptx</w:t>
+      </w:r>
+      <w:r>
+        <w:t xml:space="preserve"> or PDF.</w:t>
       </w:r>
     </w:p>
     <w:p>
@@ -3848,7 +3396,7 @@
         <w:t>Where:</w:t>
       </w:r>
       <w:r>
-        <w:t xml:space="preserve"> by email to the course lead, or to the shared course folder announced in Session 1.</w:t>
+        <w:t xml:space="preserve"> by email to the course lead, or to the shared online course folder announced in Session 1.</w:t>
       </w:r>
     </w:p>
     <w:p>
@@ -3862,7 +3410,7 @@
         <w:t>Include on the cover page:</w:t>
       </w:r>
       <w:r>
-        <w:t xml:space="preserve"> group number, working title, names and professions of all members, and each member's group role. (Authorship and CRediT roles go in the publication plan, Part 4.)</w:t>
+        <w:t xml:space="preserve"> your name and profession, your department (type of unit is enough) and the working title. (Authorship and CRediT roles for the future study go in the publication plan, Part 4.)</w:t>
       </w:r>
     </w:p>
     <w:p>
@@ -3876,7 +3424,7 @@
         <w:t>Use of AI tools:</w:t>
       </w:r>
       <w:r>
-        <w:t xml:space="preserve"> you may use AI tools to improve language or to brainstorm, but say so in a short statement at the end ("AI use: …"), check every fact and reference yourself, and never let AI invent references. The group is responsible for every word (Session 7, segment 7.2).</w:t>
+        <w:t xml:space="preserve"> you may use AI tools to improve language or to brainstorm, but say so in a short statement at the end ("AI use: ..."), check every fact and reference yourself, and never let AI invent references. You are responsible for every word (Session 7, segment 7.2).</w:t>
       </w:r>
     </w:p>
     <w:p>
@@ -3904,7 +3452,7 @@
         <w:t>Originality:</w:t>
       </w:r>
       <w:r>
-        <w:t xml:space="preserve"> write in your own words and cite every source. Copying text from papers or the internet without quotation marks and a citation is plagiarism.</w:t>
+        <w:t xml:space="preserve"> write in your own words and cite every source. Copying text from papers or the internet without quotation marks and a citation is plagiarism. You may discuss your idea with colleagues, but the written proposal must be your own work.</w:t>
       </w:r>
     </w:p>
     <w:p>
@@ -3912,7 +3460,7 @@
         <w:pStyle w:val="Heading1"/>
       </w:pPr>
       <w:r>
-        <w:t>6. Feedback</w:t>
+        <w:t>5. Feedback</w:t>
       </w:r>
     </w:p>
     <w:p>
@@ -3923,32 +3471,7 @@
         <w:rPr>
           <w:b/>
         </w:rPr>
-        <w:t>Presentation (Session 8):</w:t>
-      </w:r>
-      <w:r>
-        <w:t xml:space="preserve"> each group receives 2 minutes of verbal feedback from instructors and one peer group, plus a completed feedback form (see </w:t>
-      </w:r>
-      <w:r>
-        <w:rPr>
-          <w:rFonts w:ascii="Consolas" w:hAnsi="Consolas" w:cs="Consolas" w:eastAsia="Consolas"/>
-          <w:color w:val="0B376C"/>
-          <w:sz w:val="19"/>
-        </w:rPr>
-        <w:t>Proposal_Rubric.pdf</w:t>
-      </w:r>
-      <w:r>
-        <w:t>).</w:t>
-      </w:r>
-    </w:p>
-    <w:p>
-      <w:pPr>
-        <w:pStyle w:val="ListBullet"/>
-      </w:pPr>
-      <w:r>
-        <w:rPr>
-          <w:b/>
-        </w:rPr>
-        <w:t>Written proposal:</w:t>
+        <w:t>Written proposal (everyone):</w:t>
       </w:r>
       <w:r>
         <w:t xml:space="preserve"> marked with the rubric in </w:t>
@@ -3973,49 +3496,35 @@
         <w:rPr>
           <w:b/>
         </w:rPr>
-        <w:t>The marks are formative.</w:t>
+        <w:t>Presentation (volunteers only):</w:t>
       </w:r>
       <w:r>
-        <w:t xml:space="preserve"> They are there to help you improve the proposal, not to pass or fail anyone.</w:t>
+        <w:t xml:space="preserve"> 2 minutes of live feedback from the instructor and the class (in the chat), plus a completed feedback form. Presenters are also scored on the presentation (see </w:t>
       </w:r>
-    </w:p>
-    <w:p>
-      <w:pPr>
-        <w:pStyle w:val="KeyFindings"/>
-      </w:pPr>
-      <w:r>
-        <w:rPr>
-          <w:b/>
-        </w:rPr>
-      </w:r>
-      <w:r/>
-      <w:r>
-        <w:rPr>
-          <w:b/>
-        </w:rPr>
-      </w:r>
-      <w:r/>
-      <w:r>
-        <w:rPr>
-          <w:b/>
-        </w:rPr>
-      </w:r>
-      <w:r/>
-      <w:r>
-        <w:rPr>
-          <w:b/>
-        </w:rPr>
-      </w:r>
-      <w:r/>
       <w:r>
         <w:rPr>
           <w:rFonts w:ascii="Consolas" w:hAnsi="Consolas" w:cs="Consolas" w:eastAsia="Consolas"/>
           <w:color w:val="0B376C"/>
           <w:sz w:val="19"/>
         </w:rPr>
+        <w:t>Proposal_Rubric.pdf</w:t>
       </w:r>
       <w:r>
-        <w:t>Groups are expected to share the work fairly. If a member did not contribute, the facilitator should tell the course lead privately.</w:t>
+        <w:t>). Not presenting does not lower your score: non-presenters are scored on the written proposal only, scaled to 100.</w:t>
+      </w:r>
+    </w:p>
+    <w:p>
+      <w:pPr>
+        <w:pStyle w:val="ListBullet"/>
+      </w:pPr>
+      <w:r>
+        <w:rPr>
+          <w:b/>
+        </w:rPr>
+        <w:t>The marks are formative.</w:t>
+      </w:r>
+      <w:r>
+        <w:t xml:space="preserve"> They are there to help you improve the proposal, not to pass or fail anyone.</w:t>
       </w:r>
     </w:p>
     <w:p>
@@ -4037,7 +3546,7 @@
         <w:t>Course/Templates/</w:t>
       </w:r>
       <w:r>
-        <w:t xml:space="preserve">), registered and taken to your research or ethics office. When the data are collected, the manuscript skills from Sessions 7–8 apply directly. This course is </w:t>
+        <w:t xml:space="preserve">), registered and taken to your research or ethics office. When the data are collected, the manuscript skills from Sessions 7 and 8 apply directly. This course is </w:t>
       </w:r>
       <w:r>
         <w:rPr>
@@ -4187,7 +3696,7 @@
         <w:color w:val="04242F"/>
         <w:sz w:val="16"/>
       </w:rPr>
-      <w:t>Foundations of Clinical Research · Level 1  ·  Group proposal brief</w:t>
+      <w:t>Foundations of Clinical Research · Level 1  ·  Individual proposal brief</w:t>
     </w:r>
     <w:r>
       <w:tab/>

--- a/en/files/assignments/Proposal_Brief.docx
+++ b/en/files/assignments/Proposal_Brief.docx
@@ -3393,6 +3393,20 @@
         <w:rPr>
           <w:b/>
         </w:rPr>
+        <w:t>Language:</w:t>
+      </w:r>
+      <w:r>
+        <w:t xml:space="preserve"> write the proposal and the slides in English. If English is impossible for you, you may write in Vietnamese.</w:t>
+      </w:r>
+    </w:p>
+    <w:p>
+      <w:pPr>
+        <w:pStyle w:val="ListBullet"/>
+      </w:pPr>
+      <w:r>
+        <w:rPr>
+          <w:b/>
+        </w:rPr>
         <w:t>Where:</w:t>
       </w:r>
       <w:r>

--- a/en/files/assignments/Proposal_Brief.docx
+++ b/en/files/assignments/Proposal_Brief.docx
@@ -7,7 +7,7 @@
         <w:pStyle w:val="Title"/>
       </w:pPr>
       <w:r>
-        <w:t>Research Proposal: Assignment Brief (Individual Product 1)</w:t>
+        <w:t>Research Proposal: Assignment Brief</w:t>
       </w:r>
     </w:p>
     <w:p>
@@ -43,10 +43,10 @@
         <w:rPr>
           <w:b/>
         </w:rPr>
-        <w:t>Assessment type:</w:t>
+        <w:t>Who:</w:t>
       </w:r>
       <w:r>
-        <w:t xml:space="preserve"> Individual assignment. Each part is modelled live in Sessions 1 to 7 and drafted by you as homework. Submitted in Session 8.</w:t>
+        <w:t xml:space="preserve"> every participant, on their own. There are no groups.</w:t>
       </w:r>
     </w:p>
     <w:p>
@@ -54,10 +54,10 @@
         <w:rPr>
           <w:b/>
         </w:rPr>
-        <w:t>Who:</w:t>
+        <w:t>What:</w:t>
       </w:r>
       <w:r>
-        <w:t xml:space="preserve"> every participant writes their own proposal, on a question from their own department. There are no groups.</w:t>
+        <w:t xml:space="preserve"> a research proposal with a publication plan (about 6 to 8 pages) and 6 slides</w:t>
       </w:r>
     </w:p>
     <w:p>
@@ -65,21 +65,46 @@
         <w:rPr>
           <w:b/>
         </w:rPr>
-        <w:t>Output:</w:t>
+        <w:t>Deadline:</w:t>
       </w:r>
       <w:r>
-        <w:t xml:space="preserve"> one written research proposal with a publication plan (about 6 to 8 pages) + 6 slides, submitted by everyone. About 5 volunteers also present their proposal in Session 8 (6 minutes).</w:t>
+        <w:t xml:space="preserve"> before 19:30 on the day of Session 8, by email to myluong1710@gmail.com</w:t>
+      </w:r>
+    </w:p>
+    <w:p>
+      <w:pPr>
+        <w:pStyle w:val="Heading1"/>
+      </w:pPr>
+      <w:r>
+        <w:t>1. The task</w:t>
       </w:r>
     </w:p>
     <w:p>
       <w:r>
-        <w:rPr>
-          <w:b/>
-        </w:rPr>
-        <w:t>The other individual product:</w:t>
+        <w:t>Choose one question from your own department and plan a study to answer it: a clear question, a suitable design, good data, attention to bias and ethics, a realistic timeline and a plan to publish. You do not collect or analyse any data.</w:t>
       </w:r>
+    </w:p>
+    <w:p>
       <w:r>
-        <w:t xml:space="preserve"> your draft manuscript from the course dataset (see </w:t>
+        <w:t>A good topic is a problem you see often, that matters to patients, and that your department could study in 12 to 24 months. In class we use one running example (fluids in septic shock). Please choose a different topic.</w:t>
+      </w:r>
+    </w:p>
+    <w:p>
+      <w:r>
+        <w:t>The proposal is the first of your two individual products. The second is described in the manuscript brief shared in Session 6.</w:t>
+      </w:r>
+    </w:p>
+    <w:p>
+      <w:pPr>
+        <w:pStyle w:val="Heading1"/>
+      </w:pPr>
+      <w:r>
+        <w:t>2. Four parts, built in class</w:t>
+      </w:r>
+    </w:p>
+    <w:p>
+      <w:r>
+        <w:t xml:space="preserve">You write the proposal in the proposal template, sent by email with this brief: </w:t>
       </w:r>
       <w:r>
         <w:rPr>
@@ -87,69 +112,10 @@
           <w:color w:val="0B376C"/>
           <w:sz w:val="19"/>
         </w:rPr>
-        <w:t>Manuscript_Brief.pdf</w:t>
+        <w:t>Research_Proposal_Template.docx</w:t>
       </w:r>
       <w:r>
-        <w:t>)</w:t>
-      </w:r>
-    </w:p>
-    <w:p>
-      <w:pPr>
-        <w:pStyle w:val="Heading1"/>
-      </w:pPr>
-      <w:r>
-        <w:t>1. Purpose</w:t>
-      </w:r>
-    </w:p>
-    <w:p>
-      <w:r>
-        <w:t xml:space="preserve">Most clinical research starts as a question asked at the bedside. This assignment turns one such question from </w:t>
-      </w:r>
-      <w:r>
-        <w:rPr>
-          <w:b/>
-        </w:rPr>
-        <w:t>your own department</w:t>
-      </w:r>
-      <w:r>
-        <w:t xml:space="preserve"> into a realistic, ethical and feasible research proposal: the kind you could take to your research office, an ethics committee or a small-grant panel.</w:t>
-      </w:r>
-    </w:p>
-    <w:p>
-      <w:r>
-        <w:t xml:space="preserve">You will not collect data or analyse anything for the proposal. The goal of this product is to </w:t>
-      </w:r>
-      <w:r>
-        <w:rPr>
-          <w:b/>
-        </w:rPr>
-        <w:t>plan a study well</w:t>
-      </w:r>
-      <w:r>
-        <w:t xml:space="preserve"> (a clear question, the right design, good data, honest attention to bias and ethics, a realistic timeline) and to </w:t>
-      </w:r>
-      <w:r>
-        <w:rPr>
-          <w:b/>
-        </w:rPr>
-        <w:t>plan from the start how it will be published</w:t>
-      </w:r>
-      <w:r>
-        <w:t>: target journal, reporting guideline, authors and a draft abstract. In each session the instructor shows one part of the proposal live, on the running example. You then write the same part for your own question as homework. By Session 7 you have a complete proposal and publication plan, and in Session 8 you submit it.</w:t>
-      </w:r>
-    </w:p>
-    <w:p>
-      <w:r>
-        <w:t xml:space="preserve">This is the first of the course's </w:t>
-      </w:r>
-      <w:r>
-        <w:rPr>
-          <w:b/>
-        </w:rPr>
-        <w:t>two individual products</w:t>
-      </w:r>
-      <w:r>
-        <w:t xml:space="preserve">. The second, a draft manuscript written from the results of the simulated course dataset FLUID-ICU, is built in Sessions 5 to 8 and described in </w:t>
+        <w:t xml:space="preserve"> (English) and </w:t>
       </w:r>
       <w:r>
         <w:rPr>
@@ -157,94 +123,15 @@
           <w:color w:val="0B376C"/>
           <w:sz w:val="19"/>
         </w:rPr>
-        <w:t>Manuscript_Brief.pdf</w:t>
+        <w:t>Research_Proposal_Template_VN.docx</w:t>
       </w:r>
       <w:r>
-        <w:t xml:space="preserve">. The two products are deliberately different. The proposal is about </w:t>
-      </w:r>
-      <w:r>
-        <w:rPr>
-          <w:b/>
-        </w:rPr>
-        <w:t>your own question</w:t>
-      </w:r>
-      <w:r>
-        <w:t xml:space="preserve"> (planning a study that has not been done), and the manuscript is about </w:t>
-      </w:r>
-      <w:r>
-        <w:rPr>
-          <w:b/>
-        </w:rPr>
-        <w:t>data we give you</w:t>
-      </w:r>
-      <w:r>
-        <w:t xml:space="preserve"> (reporting a study that has been done).</w:t>
+        <w:t xml:space="preserve"> (Vietnamese). Each heading has short guidance and a worked example.</w:t>
       </w:r>
     </w:p>
     <w:p>
       <w:r>
-        <w:t xml:space="preserve">Throughout the course the instructors use one running example to show what each part looks like: </w:t>
-      </w:r>
-      <w:r>
-        <w:rPr>
-          <w:i/>
-        </w:rPr>
-        <w:t>In adults with septic shock in the ICU, does a restrictive fluid strategy, compared with usual care, reduce 28-day mortality?</w:t>
-      </w:r>
-      <w:r>
-        <w:t xml:space="preserve"> </w:t>
-      </w:r>
-      <w:r>
-        <w:rPr>
-          <w:b/>
-        </w:rPr>
-        <w:t>You choose your own question.</w:t>
-      </w:r>
-      <w:r>
-        <w:t xml:space="preserve"> It may be from any area of your practice (for example pressure injuries, hand hygiene, delirium, medication errors, ventilator-associated pneumonia, door-to-needle time). Please do not reuse the running example.</w:t>
-      </w:r>
-    </w:p>
-    <w:p>
-      <w:r>
-        <w:rPr>
-          <w:b/>
-        </w:rPr>
-        <w:t>A good topic is:</w:t>
-      </w:r>
-      <w:r>
-        <w:t xml:space="preserve"> a problem you see often, that matters to patients, and that your department could realistically study in 12 to 24 months with its own patients and records.</w:t>
-      </w:r>
-    </w:p>
-    <w:p>
-      <w:pPr>
-        <w:pStyle w:val="Heading1"/>
-      </w:pPr>
-      <w:r>
-        <w:t>2. What to produce, Part by Part</w:t>
-      </w:r>
-    </w:p>
-    <w:p>
-      <w:r>
-        <w:t xml:space="preserve">Use the Word template </w:t>
-      </w:r>
-      <w:r>
-        <w:rPr>
-          <w:rFonts w:ascii="Consolas" w:hAnsi="Consolas" w:cs="Consolas" w:eastAsia="Consolas"/>
-          <w:color w:val="0B376C"/>
-          <w:sz w:val="19"/>
-        </w:rPr>
-        <w:t>Course/Templates/Research_Proposal_Template.docx</w:t>
-      </w:r>
-      <w:r>
-        <w:t xml:space="preserve"> (in the course folder). Its headings match the four Parts below. The template is about 6 to 8 pages when filled. Write in short, plain sentences. Tables and bullet points are welcome. Delete the grey guidance text before submitting.</w:t>
-      </w:r>
-    </w:p>
-    <w:p>
-      <w:pPr>
-        <w:pStyle w:val="Heading2"/>
-      </w:pPr>
-      <w:r>
-        <w:t>Part 1: Sessions 1 and 2 (Ask; Find and read)</w:t>
+        <w:t>In the proposal builder at the end of each session, the instructor fills in one part for the running example on the shared screen. You then write the same part for your own question at home, before the next session.</w:t>
       </w:r>
     </w:p>
     <w:tbl>
@@ -261,8 +148,10 @@
         <w:tblLook w:firstColumn="1" w:firstRow="1" w:lastColumn="0" w:lastRow="0" w:noHBand="0" w:noVBand="1" w:val="04A0"/>
       </w:tblPr>
       <w:tblGrid>
-        <w:gridCol w:w="1502"/>
-        <w:gridCol w:w="7909"/>
+        <w:gridCol w:w="1457"/>
+        <w:gridCol w:w="5857"/>
+        <w:gridCol w:w="1048"/>
+        <w:gridCol w:w="1048"/>
       </w:tblGrid>
       <w:tr>
         <w:trPr>
@@ -271,1889 +160,7 @@
         </w:trPr>
         <w:tc>
           <w:tcPr>
-            <w:tcW w:type="dxa" w:w="1502"/>
-            <w:tcBorders>
-              <w:top w:val="single" w:sz="4" w:color="04242F"/>
-              <w:left w:val="single" w:sz="4" w:color="04242F"/>
-              <w:bottom w:val="single" w:sz="4" w:color="04242F"/>
-              <w:right w:val="single" w:sz="4" w:color="04242F"/>
-            </w:tcBorders>
-            <w:shd w:val="clear" w:color="auto" w:fill="04242F"/>
-          </w:tcPr>
-          <w:p>
-            <w:pPr>
-              <w:keepNext/>
-              <w:spacing w:after="0"/>
-            </w:pPr>
-            <w:r>
-              <w:rPr>
-                <w:b/>
-                <w:color w:val="FFFFFF"/>
-                <w:sz w:val="19"/>
-              </w:rPr>
-              <w:t>Section</w:t>
-            </w:r>
-          </w:p>
-        </w:tc>
-        <w:tc>
-          <w:tcPr>
-            <w:tcW w:type="dxa" w:w="7909"/>
-            <w:tcBorders>
-              <w:top w:val="single" w:sz="4" w:color="04242F"/>
-              <w:left w:val="single" w:sz="4" w:color="04242F"/>
-              <w:bottom w:val="single" w:sz="4" w:color="04242F"/>
-              <w:right w:val="single" w:sz="4" w:color="04242F"/>
-            </w:tcBorders>
-            <w:shd w:val="clear" w:color="auto" w:fill="04242F"/>
-          </w:tcPr>
-          <w:p>
-            <w:pPr>
-              <w:keepNext/>
-              <w:spacing w:after="0"/>
-            </w:pPr>
-            <w:r>
-              <w:rPr>
-                <w:b/>
-                <w:color w:val="FFFFFF"/>
-                <w:sz w:val="19"/>
-              </w:rPr>
-              <w:t>What we expect</w:t>
-            </w:r>
-          </w:p>
-        </w:tc>
-      </w:tr>
-      <w:tr>
-        <w:trPr>
-          <w:cantSplit w:val="true"/>
-        </w:trPr>
-        <w:tc>
-          <w:tcPr>
-            <w:tcW w:type="dxa" w:w="1502"/>
-            <w:tcBorders>
-              <w:top w:val="single" w:sz="4" w:color="D5DDE1"/>
-              <w:left w:val="single" w:sz="4" w:color="D5DDE1"/>
-              <w:bottom w:val="single" w:sz="4" w:color="D5DDE1"/>
-              <w:right w:val="single" w:sz="4" w:color="D5DDE1"/>
-            </w:tcBorders>
-          </w:tcPr>
-          <w:p>
-            <w:pPr>
-              <w:keepNext/>
-              <w:spacing w:after="0"/>
-            </w:pPr>
-            <w:r>
-              <w:rPr>
-                <w:sz w:val="19"/>
-              </w:rPr>
-              <w:t>Working title</w:t>
-            </w:r>
-          </w:p>
-        </w:tc>
-        <w:tc>
-          <w:tcPr>
-            <w:tcW w:type="dxa" w:w="7909"/>
-            <w:tcBorders>
-              <w:top w:val="single" w:sz="4" w:color="D5DDE1"/>
-              <w:left w:val="single" w:sz="4" w:color="D5DDE1"/>
-              <w:bottom w:val="single" w:sz="4" w:color="D5DDE1"/>
-              <w:right w:val="single" w:sz="4" w:color="D5DDE1"/>
-            </w:tcBorders>
-          </w:tcPr>
-          <w:p>
-            <w:pPr>
-              <w:keepNext/>
-              <w:spacing w:after="0"/>
-            </w:pPr>
-            <w:r>
-              <w:rPr>
-                <w:sz w:val="19"/>
-              </w:rPr>
-              <w:t>Built from your PICO: names the population, intervention/exposure, outcome and (ideally) the design, e.g. "Restrictive fluids and 28-day mortality in septic shock: a randomised trial". You will refine it in Part 4.</w:t>
-            </w:r>
-          </w:p>
-        </w:tc>
-      </w:tr>
-      <w:tr>
-        <w:trPr>
-          <w:cantSplit w:val="true"/>
-        </w:trPr>
-        <w:tc>
-          <w:tcPr>
-            <w:tcW w:type="dxa" w:w="1502"/>
-            <w:tcBorders>
-              <w:top w:val="single" w:sz="4" w:color="D5DDE1"/>
-              <w:left w:val="single" w:sz="4" w:color="D5DDE1"/>
-              <w:bottom w:val="single" w:sz="4" w:color="D5DDE1"/>
-              <w:right w:val="single" w:sz="4" w:color="D5DDE1"/>
-            </w:tcBorders>
-            <w:shd w:val="clear" w:color="auto" w:fill="F5F9FA"/>
-          </w:tcPr>
-          <w:p>
-            <w:pPr>
-              <w:keepNext/>
-              <w:spacing w:after="0"/>
-            </w:pPr>
-            <w:r>
-              <w:rPr>
-                <w:sz w:val="19"/>
-              </w:rPr>
-              <w:t>Problem statement &amp; rationale</w:t>
-            </w:r>
-          </w:p>
-        </w:tc>
-        <w:tc>
-          <w:tcPr>
-            <w:tcW w:type="dxa" w:w="7909"/>
-            <w:tcBorders>
-              <w:top w:val="single" w:sz="4" w:color="D5DDE1"/>
-              <w:left w:val="single" w:sz="4" w:color="D5DDE1"/>
-              <w:bottom w:val="single" w:sz="4" w:color="D5DDE1"/>
-              <w:right w:val="single" w:sz="4" w:color="D5DDE1"/>
-            </w:tcBorders>
-            <w:shd w:val="clear" w:color="auto" w:fill="F5F9FA"/>
-          </w:tcPr>
-          <w:p>
-            <w:pPr>
-              <w:keepNext/>
-              <w:spacing w:after="0"/>
-            </w:pPr>
-            <w:r>
-              <w:rPr>
-                <w:sz w:val="19"/>
-              </w:rPr>
-              <w:t>What is the problem, how big is it, why does it matter here, what is not yet known (half a page).</w:t>
-            </w:r>
-          </w:p>
-        </w:tc>
-      </w:tr>
-      <w:tr>
-        <w:trPr>
-          <w:cantSplit w:val="true"/>
-        </w:trPr>
-        <w:tc>
-          <w:tcPr>
-            <w:tcW w:type="dxa" w:w="1502"/>
-            <w:tcBorders>
-              <w:top w:val="single" w:sz="4" w:color="D5DDE1"/>
-              <w:left w:val="single" w:sz="4" w:color="D5DDE1"/>
-              <w:bottom w:val="single" w:sz="4" w:color="D5DDE1"/>
-              <w:right w:val="single" w:sz="4" w:color="D5DDE1"/>
-            </w:tcBorders>
-          </w:tcPr>
-          <w:p>
-            <w:pPr>
-              <w:keepNext/>
-              <w:spacing w:after="0"/>
-            </w:pPr>
-            <w:r>
-              <w:rPr>
-                <w:sz w:val="19"/>
-              </w:rPr>
-              <w:t>PICO</w:t>
-            </w:r>
-          </w:p>
-        </w:tc>
-        <w:tc>
-          <w:tcPr>
-            <w:tcW w:type="dxa" w:w="7909"/>
-            <w:tcBorders>
-              <w:top w:val="single" w:sz="4" w:color="D5DDE1"/>
-              <w:left w:val="single" w:sz="4" w:color="D5DDE1"/>
-              <w:bottom w:val="single" w:sz="4" w:color="D5DDE1"/>
-              <w:right w:val="single" w:sz="4" w:color="D5DDE1"/>
-            </w:tcBorders>
-          </w:tcPr>
-          <w:p>
-            <w:pPr>
-              <w:keepNext/>
-              <w:spacing w:after="0"/>
-            </w:pPr>
-            <w:r>
-              <w:rPr>
-                <w:sz w:val="19"/>
-              </w:rPr>
-              <w:t>Population, Intervention/exposure, Comparison, Outcome (and Time), one line each.</w:t>
-            </w:r>
-          </w:p>
-        </w:tc>
-      </w:tr>
-      <w:tr>
-        <w:trPr>
-          <w:cantSplit w:val="true"/>
-        </w:trPr>
-        <w:tc>
-          <w:tcPr>
-            <w:tcW w:type="dxa" w:w="1502"/>
-            <w:tcBorders>
-              <w:top w:val="single" w:sz="4" w:color="D5DDE1"/>
-              <w:left w:val="single" w:sz="4" w:color="D5DDE1"/>
-              <w:bottom w:val="single" w:sz="4" w:color="D5DDE1"/>
-              <w:right w:val="single" w:sz="4" w:color="D5DDE1"/>
-            </w:tcBorders>
-            <w:shd w:val="clear" w:color="auto" w:fill="F5F9FA"/>
-          </w:tcPr>
-          <w:p>
-            <w:pPr>
-              <w:keepNext/>
-              <w:spacing w:after="0"/>
-            </w:pPr>
-            <w:r>
-              <w:rPr>
-                <w:sz w:val="19"/>
-              </w:rPr>
-              <w:t>Research question</w:t>
-            </w:r>
-          </w:p>
-        </w:tc>
-        <w:tc>
-          <w:tcPr>
-            <w:tcW w:type="dxa" w:w="7909"/>
-            <w:tcBorders>
-              <w:top w:val="single" w:sz="4" w:color="D5DDE1"/>
-              <w:left w:val="single" w:sz="4" w:color="D5DDE1"/>
-              <w:bottom w:val="single" w:sz="4" w:color="D5DDE1"/>
-              <w:right w:val="single" w:sz="4" w:color="D5DDE1"/>
-            </w:tcBorders>
-            <w:shd w:val="clear" w:color="auto" w:fill="F5F9FA"/>
-          </w:tcPr>
-          <w:p>
-            <w:pPr>
-              <w:keepNext/>
-              <w:spacing w:after="0"/>
-            </w:pPr>
-            <w:r>
-              <w:rPr>
-                <w:sz w:val="19"/>
-              </w:rPr>
-              <w:t>One sentence built from the PICO.</w:t>
-            </w:r>
-          </w:p>
-        </w:tc>
-      </w:tr>
-      <w:tr>
-        <w:trPr>
-          <w:cantSplit w:val="true"/>
-        </w:trPr>
-        <w:tc>
-          <w:tcPr>
-            <w:tcW w:type="dxa" w:w="1502"/>
-            <w:tcBorders>
-              <w:top w:val="single" w:sz="4" w:color="D5DDE1"/>
-              <w:left w:val="single" w:sz="4" w:color="D5DDE1"/>
-              <w:bottom w:val="single" w:sz="4" w:color="D5DDE1"/>
-              <w:right w:val="single" w:sz="4" w:color="D5DDE1"/>
-            </w:tcBorders>
-          </w:tcPr>
-          <w:p>
-            <w:pPr>
-              <w:keepNext/>
-              <w:spacing w:after="0"/>
-            </w:pPr>
-            <w:r>
-              <w:rPr>
-                <w:sz w:val="19"/>
-              </w:rPr>
-              <w:t>FINER check</w:t>
-            </w:r>
-          </w:p>
-        </w:tc>
-        <w:tc>
-          <w:tcPr>
-            <w:tcW w:type="dxa" w:w="7909"/>
-            <w:tcBorders>
-              <w:top w:val="single" w:sz="4" w:color="D5DDE1"/>
-              <w:left w:val="single" w:sz="4" w:color="D5DDE1"/>
-              <w:bottom w:val="single" w:sz="4" w:color="D5DDE1"/>
-              <w:right w:val="single" w:sz="4" w:color="D5DDE1"/>
-            </w:tcBorders>
-          </w:tcPr>
-          <w:p>
-            <w:pPr>
-              <w:keepNext/>
-              <w:spacing w:after="0"/>
-            </w:pPr>
-            <w:r>
-              <w:rPr>
-                <w:sz w:val="19"/>
-              </w:rPr>
-              <w:t>One line each for Feasible, Interesting, Novel, Ethical and Relevant, plus what you changed because of it.</w:t>
-            </w:r>
-          </w:p>
-        </w:tc>
-      </w:tr>
-      <w:tr>
-        <w:trPr>
-          <w:cantSplit w:val="true"/>
-        </w:trPr>
-        <w:tc>
-          <w:tcPr>
-            <w:tcW w:type="dxa" w:w="1502"/>
-            <w:tcBorders>
-              <w:top w:val="single" w:sz="4" w:color="D5DDE1"/>
-              <w:left w:val="single" w:sz="4" w:color="D5DDE1"/>
-              <w:bottom w:val="single" w:sz="4" w:color="D5DDE1"/>
-              <w:right w:val="single" w:sz="4" w:color="D5DDE1"/>
-            </w:tcBorders>
-            <w:shd w:val="clear" w:color="auto" w:fill="F5F9FA"/>
-          </w:tcPr>
-          <w:p>
-            <w:pPr>
-              <w:keepNext/>
-              <w:spacing w:after="0"/>
-            </w:pPr>
-            <w:r>
-              <w:rPr>
-                <w:sz w:val="19"/>
-              </w:rPr>
-              <w:t>Aim, objectives, hypothesis</w:t>
-            </w:r>
-          </w:p>
-        </w:tc>
-        <w:tc>
-          <w:tcPr>
-            <w:tcW w:type="dxa" w:w="7909"/>
-            <w:tcBorders>
-              <w:top w:val="single" w:sz="4" w:color="D5DDE1"/>
-              <w:left w:val="single" w:sz="4" w:color="D5DDE1"/>
-              <w:bottom w:val="single" w:sz="4" w:color="D5DDE1"/>
-              <w:right w:val="single" w:sz="4" w:color="D5DDE1"/>
-            </w:tcBorders>
-            <w:shd w:val="clear" w:color="auto" w:fill="F5F9FA"/>
-          </w:tcPr>
-          <w:p>
-            <w:pPr>
-              <w:keepNext/>
-              <w:spacing w:after="0"/>
-            </w:pPr>
-            <w:r>
-              <w:rPr>
-                <w:sz w:val="19"/>
-              </w:rPr>
-              <w:t>One broad aim; 2 or 3 specific, measurable objectives; one testable hypothesis (if the study compares groups of patients).</w:t>
-            </w:r>
-          </w:p>
-        </w:tc>
-      </w:tr>
-      <w:tr>
-        <w:trPr>
-          <w:cantSplit w:val="true"/>
-        </w:trPr>
-        <w:tc>
-          <w:tcPr>
-            <w:tcW w:type="dxa" w:w="1502"/>
-            <w:tcBorders>
-              <w:top w:val="single" w:sz="4" w:color="D5DDE1"/>
-              <w:left w:val="single" w:sz="4" w:color="D5DDE1"/>
-              <w:bottom w:val="single" w:sz="4" w:color="D5DDE1"/>
-              <w:right w:val="single" w:sz="4" w:color="D5DDE1"/>
-            </w:tcBorders>
-          </w:tcPr>
-          <w:p>
-            <w:pPr>
-              <w:spacing w:after="0"/>
-            </w:pPr>
-            <w:r>
-              <w:rPr>
-                <w:sz w:val="19"/>
-              </w:rPr>
-              <w:t>5 key references</w:t>
-            </w:r>
-          </w:p>
-        </w:tc>
-        <w:tc>
-          <w:tcPr>
-            <w:tcW w:type="dxa" w:w="7909"/>
-            <w:tcBorders>
-              <w:top w:val="single" w:sz="4" w:color="D5DDE1"/>
-              <w:left w:val="single" w:sz="4" w:color="D5DDE1"/>
-              <w:bottom w:val="single" w:sz="4" w:color="D5DDE1"/>
-              <w:right w:val="single" w:sz="4" w:color="D5DDE1"/>
-            </w:tcBorders>
-          </w:tcPr>
-          <w:p>
-            <w:pPr>
-              <w:spacing w:after="0"/>
-            </w:pPr>
-            <w:r>
-              <w:rPr>
-                <w:sz w:val="19"/>
-              </w:rPr>
-              <w:t>From your PubMed search after Session 2 (literature review worksheet / literature matrix), stored in Zotero or another reference manager; Vancouver style; at least 3 from the last 10 years.</w:t>
-            </w:r>
-          </w:p>
-        </w:tc>
-      </w:tr>
-    </w:tbl>
-    <w:p>
-      <w:pPr>
-        <w:spacing w:after="80"/>
-      </w:pPr>
-    </w:p>
-    <w:p>
-      <w:pPr>
-        <w:pStyle w:val="Heading2"/>
-      </w:pPr>
-      <w:r>
-        <w:t>Part 2: Sessions 3 and 4 (Design; Bias and effect)</w:t>
-      </w:r>
-    </w:p>
-    <w:tbl>
-      <w:tblPr>
-        <w:tblW w:type="auto" w:w="0"/>
-        <w:jc w:val="center"/>
-        <w:tblLayout w:type="fixed"/>
-        <w:tblCellMar>
-          <w:top w:w="80" w:type="dxa"/>
-          <w:left w:w="110" w:type="dxa"/>
-          <w:bottom w:w="80" w:type="dxa"/>
-          <w:right w:w="110" w:type="dxa"/>
-        </w:tblCellMar>
-        <w:tblLook w:firstColumn="1" w:firstRow="1" w:lastColumn="0" w:lastRow="0" w:noHBand="0" w:noVBand="1" w:val="04A0"/>
-      </w:tblPr>
-      <w:tblGrid>
-        <w:gridCol w:w="2636"/>
-        <w:gridCol w:w="6775"/>
-      </w:tblGrid>
-      <w:tr>
-        <w:trPr>
-          <w:cantSplit w:val="true"/>
-          <w:tblHeader w:val="true"/>
-        </w:trPr>
-        <w:tc>
-          <w:tcPr>
-            <w:tcW w:type="dxa" w:w="2636"/>
-            <w:tcBorders>
-              <w:top w:val="single" w:sz="4" w:color="04242F"/>
-              <w:left w:val="single" w:sz="4" w:color="04242F"/>
-              <w:bottom w:val="single" w:sz="4" w:color="04242F"/>
-              <w:right w:val="single" w:sz="4" w:color="04242F"/>
-            </w:tcBorders>
-            <w:shd w:val="clear" w:color="auto" w:fill="04242F"/>
-          </w:tcPr>
-          <w:p>
-            <w:pPr>
-              <w:keepNext/>
-              <w:spacing w:after="0"/>
-            </w:pPr>
-            <w:r>
-              <w:rPr>
-                <w:b/>
-                <w:color w:val="FFFFFF"/>
-                <w:sz w:val="19"/>
-              </w:rPr>
-              <w:t>Section</w:t>
-            </w:r>
-          </w:p>
-        </w:tc>
-        <w:tc>
-          <w:tcPr>
-            <w:tcW w:type="dxa" w:w="6775"/>
-            <w:tcBorders>
-              <w:top w:val="single" w:sz="4" w:color="04242F"/>
-              <w:left w:val="single" w:sz="4" w:color="04242F"/>
-              <w:bottom w:val="single" w:sz="4" w:color="04242F"/>
-              <w:right w:val="single" w:sz="4" w:color="04242F"/>
-            </w:tcBorders>
-            <w:shd w:val="clear" w:color="auto" w:fill="04242F"/>
-          </w:tcPr>
-          <w:p>
-            <w:pPr>
-              <w:keepNext/>
-              <w:spacing w:after="0"/>
-            </w:pPr>
-            <w:r>
-              <w:rPr>
-                <w:b/>
-                <w:color w:val="FFFFFF"/>
-                <w:sz w:val="19"/>
-              </w:rPr>
-              <w:t>What we expect</w:t>
-            </w:r>
-          </w:p>
-        </w:tc>
-      </w:tr>
-      <w:tr>
-        <w:trPr>
-          <w:cantSplit w:val="true"/>
-        </w:trPr>
-        <w:tc>
-          <w:tcPr>
-            <w:tcW w:type="dxa" w:w="2636"/>
-            <w:tcBorders>
-              <w:top w:val="single" w:sz="4" w:color="D5DDE1"/>
-              <w:left w:val="single" w:sz="4" w:color="D5DDE1"/>
-              <w:bottom w:val="single" w:sz="4" w:color="D5DDE1"/>
-              <w:right w:val="single" w:sz="4" w:color="D5DDE1"/>
-            </w:tcBorders>
-          </w:tcPr>
-          <w:p>
-            <w:pPr>
-              <w:keepNext/>
-              <w:spacing w:after="0"/>
-            </w:pPr>
-            <w:r>
-              <w:rPr>
-                <w:sz w:val="19"/>
-              </w:rPr>
-              <w:t>Study design &amp; justification</w:t>
-            </w:r>
-          </w:p>
-        </w:tc>
-        <w:tc>
-          <w:tcPr>
-            <w:tcW w:type="dxa" w:w="6775"/>
-            <w:tcBorders>
-              <w:top w:val="single" w:sz="4" w:color="D5DDE1"/>
-              <w:left w:val="single" w:sz="4" w:color="D5DDE1"/>
-              <w:bottom w:val="single" w:sz="4" w:color="D5DDE1"/>
-              <w:right w:val="single" w:sz="4" w:color="D5DDE1"/>
-            </w:tcBorders>
-          </w:tcPr>
-          <w:p>
-            <w:pPr>
-              <w:keepNext/>
-              <w:spacing w:after="0"/>
-            </w:pPr>
-            <w:r>
-              <w:rPr>
-                <w:sz w:val="19"/>
-              </w:rPr>
-              <w:t>Name the design and say why it fits your question (and why a stronger design is or is not possible).</w:t>
-            </w:r>
-          </w:p>
-        </w:tc>
-      </w:tr>
-      <w:tr>
-        <w:trPr>
-          <w:cantSplit w:val="true"/>
-        </w:trPr>
-        <w:tc>
-          <w:tcPr>
-            <w:tcW w:type="dxa" w:w="2636"/>
-            <w:tcBorders>
-              <w:top w:val="single" w:sz="4" w:color="D5DDE1"/>
-              <w:left w:val="single" w:sz="4" w:color="D5DDE1"/>
-              <w:bottom w:val="single" w:sz="4" w:color="D5DDE1"/>
-              <w:right w:val="single" w:sz="4" w:color="D5DDE1"/>
-            </w:tcBorders>
-            <w:shd w:val="clear" w:color="auto" w:fill="F5F9FA"/>
-          </w:tcPr>
-          <w:p>
-            <w:pPr>
-              <w:keepNext/>
-              <w:spacing w:after="0"/>
-            </w:pPr>
-            <w:r>
-              <w:rPr>
-                <w:sz w:val="19"/>
-              </w:rPr>
-              <w:t>Setting</w:t>
-            </w:r>
-          </w:p>
-        </w:tc>
-        <w:tc>
-          <w:tcPr>
-            <w:tcW w:type="dxa" w:w="6775"/>
-            <w:tcBorders>
-              <w:top w:val="single" w:sz="4" w:color="D5DDE1"/>
-              <w:left w:val="single" w:sz="4" w:color="D5DDE1"/>
-              <w:bottom w:val="single" w:sz="4" w:color="D5DDE1"/>
-              <w:right w:val="single" w:sz="4" w:color="D5DDE1"/>
-            </w:tcBorders>
-            <w:shd w:val="clear" w:color="auto" w:fill="F5F9FA"/>
-          </w:tcPr>
-          <w:p>
-            <w:pPr>
-              <w:keepNext/>
-              <w:spacing w:after="0"/>
-            </w:pPr>
-            <w:r>
-              <w:rPr>
-                <w:sz w:val="19"/>
-              </w:rPr>
-              <w:t>Type of unit/hospital, period of the study (no real hospital name needed).</w:t>
-            </w:r>
-          </w:p>
-        </w:tc>
-      </w:tr>
-      <w:tr>
-        <w:trPr>
-          <w:cantSplit w:val="true"/>
-        </w:trPr>
-        <w:tc>
-          <w:tcPr>
-            <w:tcW w:type="dxa" w:w="2636"/>
-            <w:tcBorders>
-              <w:top w:val="single" w:sz="4" w:color="D5DDE1"/>
-              <w:left w:val="single" w:sz="4" w:color="D5DDE1"/>
-              <w:bottom w:val="single" w:sz="4" w:color="D5DDE1"/>
-              <w:right w:val="single" w:sz="4" w:color="D5DDE1"/>
-            </w:tcBorders>
-          </w:tcPr>
-          <w:p>
-            <w:pPr>
-              <w:keepNext/>
-              <w:spacing w:after="0"/>
-            </w:pPr>
-            <w:r>
-              <w:rPr>
-                <w:sz w:val="19"/>
-              </w:rPr>
-              <w:t>Population</w:t>
-            </w:r>
-          </w:p>
-        </w:tc>
-        <w:tc>
-          <w:tcPr>
-            <w:tcW w:type="dxa" w:w="6775"/>
-            <w:tcBorders>
-              <w:top w:val="single" w:sz="4" w:color="D5DDE1"/>
-              <w:left w:val="single" w:sz="4" w:color="D5DDE1"/>
-              <w:bottom w:val="single" w:sz="4" w:color="D5DDE1"/>
-              <w:right w:val="single" w:sz="4" w:color="D5DDE1"/>
-            </w:tcBorders>
-          </w:tcPr>
-          <w:p>
-            <w:pPr>
-              <w:keepNext/>
-              <w:spacing w:after="0"/>
-            </w:pPr>
-            <w:r>
-              <w:rPr>
-                <w:sz w:val="19"/>
-              </w:rPr>
-              <w:t>Inclusion and exclusion criteria, written so two people would select the same patients.</w:t>
-            </w:r>
-          </w:p>
-        </w:tc>
-      </w:tr>
-      <w:tr>
-        <w:trPr>
-          <w:cantSplit w:val="true"/>
-        </w:trPr>
-        <w:tc>
-          <w:tcPr>
-            <w:tcW w:type="dxa" w:w="2636"/>
-            <w:tcBorders>
-              <w:top w:val="single" w:sz="4" w:color="D5DDE1"/>
-              <w:left w:val="single" w:sz="4" w:color="D5DDE1"/>
-              <w:bottom w:val="single" w:sz="4" w:color="D5DDE1"/>
-              <w:right w:val="single" w:sz="4" w:color="D5DDE1"/>
-            </w:tcBorders>
-            <w:shd w:val="clear" w:color="auto" w:fill="F5F9FA"/>
-          </w:tcPr>
-          <w:p>
-            <w:pPr>
-              <w:keepNext/>
-              <w:spacing w:after="0"/>
-            </w:pPr>
-            <w:r>
-              <w:rPr>
-                <w:sz w:val="19"/>
-              </w:rPr>
-              <w:t>Exposure/intervention &amp; comparator</w:t>
-            </w:r>
-          </w:p>
-        </w:tc>
-        <w:tc>
-          <w:tcPr>
-            <w:tcW w:type="dxa" w:w="6775"/>
-            <w:tcBorders>
-              <w:top w:val="single" w:sz="4" w:color="D5DDE1"/>
-              <w:left w:val="single" w:sz="4" w:color="D5DDE1"/>
-              <w:bottom w:val="single" w:sz="4" w:color="D5DDE1"/>
-              <w:right w:val="single" w:sz="4" w:color="D5DDE1"/>
-            </w:tcBorders>
-            <w:shd w:val="clear" w:color="auto" w:fill="F5F9FA"/>
-          </w:tcPr>
-          <w:p>
-            <w:pPr>
-              <w:keepNext/>
-              <w:spacing w:after="0"/>
-            </w:pPr>
-            <w:r>
-              <w:rPr>
-                <w:sz w:val="19"/>
-              </w:rPr>
-              <w:t>What exactly is given or measured, and what it is compared with.</w:t>
-            </w:r>
-          </w:p>
-        </w:tc>
-      </w:tr>
-      <w:tr>
-        <w:trPr>
-          <w:cantSplit w:val="true"/>
-        </w:trPr>
-        <w:tc>
-          <w:tcPr>
-            <w:tcW w:type="dxa" w:w="2636"/>
-            <w:tcBorders>
-              <w:top w:val="single" w:sz="4" w:color="D5DDE1"/>
-              <w:left w:val="single" w:sz="4" w:color="D5DDE1"/>
-              <w:bottom w:val="single" w:sz="4" w:color="D5DDE1"/>
-              <w:right w:val="single" w:sz="4" w:color="D5DDE1"/>
-            </w:tcBorders>
-          </w:tcPr>
-          <w:p>
-            <w:pPr>
-              <w:keepNext/>
-              <w:spacing w:after="0"/>
-            </w:pPr>
-            <w:r>
-              <w:rPr>
-                <w:sz w:val="19"/>
-              </w:rPr>
-              <w:t>Outcomes</w:t>
-            </w:r>
-          </w:p>
-        </w:tc>
-        <w:tc>
-          <w:tcPr>
-            <w:tcW w:type="dxa" w:w="6775"/>
-            <w:tcBorders>
-              <w:top w:val="single" w:sz="4" w:color="D5DDE1"/>
-              <w:left w:val="single" w:sz="4" w:color="D5DDE1"/>
-              <w:bottom w:val="single" w:sz="4" w:color="D5DDE1"/>
-              <w:right w:val="single" w:sz="4" w:color="D5DDE1"/>
-            </w:tcBorders>
-          </w:tcPr>
-          <w:p>
-            <w:pPr>
-              <w:keepNext/>
-              <w:spacing w:after="0"/>
-            </w:pPr>
-            <w:r>
-              <w:rPr>
-                <w:sz w:val="19"/>
-              </w:rPr>
-              <w:t>One primary outcome (with how and when it is measured) + 1 to 3 secondary outcomes.</w:t>
-            </w:r>
-          </w:p>
-        </w:tc>
-      </w:tr>
-      <w:tr>
-        <w:trPr>
-          <w:cantSplit w:val="true"/>
-        </w:trPr>
-        <w:tc>
-          <w:tcPr>
-            <w:tcW w:type="dxa" w:w="2636"/>
-            <w:tcBorders>
-              <w:top w:val="single" w:sz="4" w:color="D5DDE1"/>
-              <w:left w:val="single" w:sz="4" w:color="D5DDE1"/>
-              <w:bottom w:val="single" w:sz="4" w:color="D5DDE1"/>
-              <w:right w:val="single" w:sz="4" w:color="D5DDE1"/>
-            </w:tcBorders>
-            <w:shd w:val="clear" w:color="auto" w:fill="F5F9FA"/>
-          </w:tcPr>
-          <w:p>
-            <w:pPr>
-              <w:spacing w:after="0"/>
-            </w:pPr>
-            <w:r>
-              <w:rPr>
-                <w:sz w:val="19"/>
-              </w:rPr>
-              <w:t>Main biases &amp; how they are reduced</w:t>
-            </w:r>
-          </w:p>
-        </w:tc>
-        <w:tc>
-          <w:tcPr>
-            <w:tcW w:type="dxa" w:w="6775"/>
-            <w:tcBorders>
-              <w:top w:val="single" w:sz="4" w:color="D5DDE1"/>
-              <w:left w:val="single" w:sz="4" w:color="D5DDE1"/>
-              <w:bottom w:val="single" w:sz="4" w:color="D5DDE1"/>
-              <w:right w:val="single" w:sz="4" w:color="D5DDE1"/>
-            </w:tcBorders>
-            <w:shd w:val="clear" w:color="auto" w:fill="F5F9FA"/>
-          </w:tcPr>
-          <w:p>
-            <w:pPr>
-              <w:spacing w:after="0"/>
-            </w:pPr>
-            <w:r>
-              <w:rPr>
-                <w:sz w:val="19"/>
-              </w:rPr>
-              <w:t>At least 2 specific threats (selection, information, confounding) and the step that reduces each (randomisation, blinding, standard definitions, matching, adjustment).</w:t>
-            </w:r>
-          </w:p>
-        </w:tc>
-      </w:tr>
-    </w:tbl>
-    <w:p>
-      <w:pPr>
-        <w:spacing w:after="80"/>
-      </w:pPr>
-    </w:p>
-    <w:p>
-      <w:pPr>
-        <w:pStyle w:val="Heading2"/>
-      </w:pPr>
-      <w:r>
-        <w:t>Part 3: Sessions 5 and 6 (Data; Analyse)</w:t>
-      </w:r>
-    </w:p>
-    <w:tbl>
-      <w:tblPr>
-        <w:tblW w:type="auto" w:w="0"/>
-        <w:jc w:val="center"/>
-        <w:tblLayout w:type="fixed"/>
-        <w:tblCellMar>
-          <w:top w:w="80" w:type="dxa"/>
-          <w:left w:w="110" w:type="dxa"/>
-          <w:bottom w:w="80" w:type="dxa"/>
-          <w:right w:w="110" w:type="dxa"/>
-        </w:tblCellMar>
-        <w:tblLook w:firstColumn="1" w:firstRow="1" w:lastColumn="0" w:lastRow="0" w:noHBand="0" w:noVBand="1" w:val="04A0"/>
-      </w:tblPr>
-      <w:tblGrid>
-        <w:gridCol w:w="1615"/>
-        <w:gridCol w:w="7796"/>
-      </w:tblGrid>
-      <w:tr>
-        <w:trPr>
-          <w:cantSplit w:val="true"/>
-          <w:tblHeader w:val="true"/>
-        </w:trPr>
-        <w:tc>
-          <w:tcPr>
-            <w:tcW w:type="dxa" w:w="1616"/>
-            <w:tcBorders>
-              <w:top w:val="single" w:sz="4" w:color="04242F"/>
-              <w:left w:val="single" w:sz="4" w:color="04242F"/>
-              <w:bottom w:val="single" w:sz="4" w:color="04242F"/>
-              <w:right w:val="single" w:sz="4" w:color="04242F"/>
-            </w:tcBorders>
-            <w:shd w:val="clear" w:color="auto" w:fill="04242F"/>
-          </w:tcPr>
-          <w:p>
-            <w:pPr>
-              <w:keepNext/>
-              <w:spacing w:after="0"/>
-            </w:pPr>
-            <w:r>
-              <w:rPr>
-                <w:b/>
-                <w:color w:val="FFFFFF"/>
-                <w:sz w:val="19"/>
-              </w:rPr>
-              <w:t>Section</w:t>
-            </w:r>
-          </w:p>
-        </w:tc>
-        <w:tc>
-          <w:tcPr>
-            <w:tcW w:type="dxa" w:w="7795"/>
-            <w:tcBorders>
-              <w:top w:val="single" w:sz="4" w:color="04242F"/>
-              <w:left w:val="single" w:sz="4" w:color="04242F"/>
-              <w:bottom w:val="single" w:sz="4" w:color="04242F"/>
-              <w:right w:val="single" w:sz="4" w:color="04242F"/>
-            </w:tcBorders>
-            <w:shd w:val="clear" w:color="auto" w:fill="04242F"/>
-          </w:tcPr>
-          <w:p>
-            <w:pPr>
-              <w:keepNext/>
-              <w:spacing w:after="0"/>
-            </w:pPr>
-            <w:r>
-              <w:rPr>
-                <w:b/>
-                <w:color w:val="FFFFFF"/>
-                <w:sz w:val="19"/>
-              </w:rPr>
-              <w:t>What we expect</w:t>
-            </w:r>
-          </w:p>
-        </w:tc>
-      </w:tr>
-      <w:tr>
-        <w:trPr>
-          <w:cantSplit w:val="true"/>
-        </w:trPr>
-        <w:tc>
-          <w:tcPr>
-            <w:tcW w:type="dxa" w:w="1616"/>
-            <w:tcBorders>
-              <w:top w:val="single" w:sz="4" w:color="D5DDE1"/>
-              <w:left w:val="single" w:sz="4" w:color="D5DDE1"/>
-              <w:bottom w:val="single" w:sz="4" w:color="D5DDE1"/>
-              <w:right w:val="single" w:sz="4" w:color="D5DDE1"/>
-            </w:tcBorders>
-          </w:tcPr>
-          <w:p>
-            <w:pPr>
-              <w:keepNext/>
-              <w:spacing w:after="0"/>
-            </w:pPr>
-            <w:r>
-              <w:rPr>
-                <w:sz w:val="19"/>
-              </w:rPr>
-              <w:t>Variables table</w:t>
-            </w:r>
-          </w:p>
-        </w:tc>
-        <w:tc>
-          <w:tcPr>
-            <w:tcW w:type="dxa" w:w="7795"/>
-            <w:tcBorders>
-              <w:top w:val="single" w:sz="4" w:color="D5DDE1"/>
-              <w:left w:val="single" w:sz="4" w:color="D5DDE1"/>
-              <w:bottom w:val="single" w:sz="4" w:color="D5DDE1"/>
-              <w:right w:val="single" w:sz="4" w:color="D5DDE1"/>
-            </w:tcBorders>
-          </w:tcPr>
-          <w:p>
-            <w:pPr>
-              <w:keepNext/>
-              <w:spacing w:after="0"/>
-            </w:pPr>
-            <w:r>
-              <w:rPr>
-                <w:sz w:val="19"/>
-              </w:rPr>
-              <w:t>Outcome, exposure and 3 to 6 confounders/other variables, each with its type (binary, categorical, ordinal, continuous) and unit.</w:t>
-            </w:r>
-          </w:p>
-        </w:tc>
-      </w:tr>
-      <w:tr>
-        <w:trPr>
-          <w:cantSplit w:val="true"/>
-        </w:trPr>
-        <w:tc>
-          <w:tcPr>
-            <w:tcW w:type="dxa" w:w="1616"/>
-            <w:tcBorders>
-              <w:top w:val="single" w:sz="4" w:color="D5DDE1"/>
-              <w:left w:val="single" w:sz="4" w:color="D5DDE1"/>
-              <w:bottom w:val="single" w:sz="4" w:color="D5DDE1"/>
-              <w:right w:val="single" w:sz="4" w:color="D5DDE1"/>
-            </w:tcBorders>
-            <w:shd w:val="clear" w:color="auto" w:fill="F5F9FA"/>
-          </w:tcPr>
-          <w:p>
-            <w:pPr>
-              <w:keepNext/>
-              <w:spacing w:after="0"/>
-            </w:pPr>
-            <w:r>
-              <w:rPr>
-                <w:sz w:val="19"/>
-              </w:rPr>
-              <w:t>Mini-CRF &amp; data dictionary</w:t>
-            </w:r>
-          </w:p>
-        </w:tc>
-        <w:tc>
-          <w:tcPr>
-            <w:tcW w:type="dxa" w:w="7795"/>
-            <w:tcBorders>
-              <w:top w:val="single" w:sz="4" w:color="D5DDE1"/>
-              <w:left w:val="single" w:sz="4" w:color="D5DDE1"/>
-              <w:bottom w:val="single" w:sz="4" w:color="D5DDE1"/>
-              <w:right w:val="single" w:sz="4" w:color="D5DDE1"/>
-            </w:tcBorders>
-            <w:shd w:val="clear" w:color="auto" w:fill="F5F9FA"/>
-          </w:tcPr>
-          <w:p>
-            <w:pPr>
-              <w:keepNext/>
-              <w:spacing w:after="0"/>
-            </w:pPr>
-            <w:r>
-              <w:rPr>
-                <w:sz w:val="19"/>
-              </w:rPr>
-              <w:t>A data collection form of 6 to 10 items, and matching data-dictionary rows (name, definition, type, unit/codes, allowed range).</w:t>
-            </w:r>
-          </w:p>
-        </w:tc>
-      </w:tr>
-      <w:tr>
-        <w:trPr>
-          <w:cantSplit w:val="true"/>
-        </w:trPr>
-        <w:tc>
-          <w:tcPr>
-            <w:tcW w:type="dxa" w:w="1616"/>
-            <w:tcBorders>
-              <w:top w:val="single" w:sz="4" w:color="D5DDE1"/>
-              <w:left w:val="single" w:sz="4" w:color="D5DDE1"/>
-              <w:bottom w:val="single" w:sz="4" w:color="D5DDE1"/>
-              <w:right w:val="single" w:sz="4" w:color="D5DDE1"/>
-            </w:tcBorders>
-          </w:tcPr>
-          <w:p>
-            <w:pPr>
-              <w:keepNext/>
-              <w:spacing w:after="0"/>
-            </w:pPr>
-            <w:r>
-              <w:rPr>
-                <w:sz w:val="19"/>
-              </w:rPr>
-              <w:t>Data management &amp; quality plan</w:t>
-            </w:r>
-          </w:p>
-        </w:tc>
-        <w:tc>
-          <w:tcPr>
-            <w:tcW w:type="dxa" w:w="7795"/>
-            <w:tcBorders>
-              <w:top w:val="single" w:sz="4" w:color="D5DDE1"/>
-              <w:left w:val="single" w:sz="4" w:color="D5DDE1"/>
-              <w:bottom w:val="single" w:sz="4" w:color="D5DDE1"/>
-              <w:right w:val="single" w:sz="4" w:color="D5DDE1"/>
-            </w:tcBorders>
-          </w:tcPr>
-          <w:p>
-            <w:pPr>
-              <w:keepNext/>
-              <w:spacing w:after="0"/>
-            </w:pPr>
-            <w:r>
-              <w:rPr>
-                <w:sz w:val="19"/>
-              </w:rPr>
-              <w:t>How data will be captured (paper CRF or electronic data capture, e.g. REDCap or KoBoToolbox), coded, checked (range and consistency checks, double entry or spot checks), stored securely with backups, and who can change them (audit trail).</w:t>
-            </w:r>
-          </w:p>
-        </w:tc>
-      </w:tr>
-      <w:tr>
-        <w:trPr>
-          <w:cantSplit w:val="true"/>
-        </w:trPr>
-        <w:tc>
-          <w:tcPr>
-            <w:tcW w:type="dxa" w:w="1616"/>
-            <w:tcBorders>
-              <w:top w:val="single" w:sz="4" w:color="D5DDE1"/>
-              <w:left w:val="single" w:sz="4" w:color="D5DDE1"/>
-              <w:bottom w:val="single" w:sz="4" w:color="D5DDE1"/>
-              <w:right w:val="single" w:sz="4" w:color="D5DDE1"/>
-            </w:tcBorders>
-            <w:shd w:val="clear" w:color="auto" w:fill="F5F9FA"/>
-          </w:tcPr>
-          <w:p>
-            <w:pPr>
-              <w:keepNext/>
-              <w:spacing w:after="0"/>
-            </w:pPr>
-            <w:r>
-              <w:rPr>
-                <w:sz w:val="19"/>
-              </w:rPr>
-              <w:t>Sample size statement</w:t>
-            </w:r>
-          </w:p>
-        </w:tc>
-        <w:tc>
-          <w:tcPr>
-            <w:tcW w:type="dxa" w:w="7795"/>
-            <w:tcBorders>
-              <w:top w:val="single" w:sz="4" w:color="D5DDE1"/>
-              <w:left w:val="single" w:sz="4" w:color="D5DDE1"/>
-              <w:bottom w:val="single" w:sz="4" w:color="D5DDE1"/>
-              <w:right w:val="single" w:sz="4" w:color="D5DDE1"/>
-            </w:tcBorders>
-            <w:shd w:val="clear" w:color="auto" w:fill="F5F9FA"/>
-          </w:tcPr>
-          <w:p>
-            <w:pPr>
-              <w:keepNext/>
-              <w:spacing w:after="0"/>
-            </w:pPr>
-            <w:r>
-              <w:rPr>
-                <w:sz w:val="19"/>
-              </w:rPr>
-              <w:t>One or two sentences: expected outcome rates (from the literature), the difference you want to detect, power, significance level and the resulting number. For a descriptive study, give the precision you want instead. Show the tool you used.</w:t>
-            </w:r>
-          </w:p>
-        </w:tc>
-      </w:tr>
-      <w:tr>
-        <w:trPr>
-          <w:cantSplit w:val="true"/>
-        </w:trPr>
-        <w:tc>
-          <w:tcPr>
-            <w:tcW w:type="dxa" w:w="1616"/>
-            <w:tcBorders>
-              <w:top w:val="single" w:sz="4" w:color="D5DDE1"/>
-              <w:left w:val="single" w:sz="4" w:color="D5DDE1"/>
-              <w:bottom w:val="single" w:sz="4" w:color="D5DDE1"/>
-              <w:right w:val="single" w:sz="4" w:color="D5DDE1"/>
-            </w:tcBorders>
-          </w:tcPr>
-          <w:p>
-            <w:pPr>
-              <w:keepNext/>
-              <w:spacing w:after="0"/>
-            </w:pPr>
-            <w:r>
-              <w:rPr>
-                <w:sz w:val="19"/>
-              </w:rPr>
-              <w:t>Analysis plan in plain language</w:t>
-            </w:r>
-          </w:p>
-        </w:tc>
-        <w:tc>
-          <w:tcPr>
-            <w:tcW w:type="dxa" w:w="7795"/>
-            <w:tcBorders>
-              <w:top w:val="single" w:sz="4" w:color="D5DDE1"/>
-              <w:left w:val="single" w:sz="4" w:color="D5DDE1"/>
-              <w:bottom w:val="single" w:sz="4" w:color="D5DDE1"/>
-              <w:right w:val="single" w:sz="4" w:color="D5DDE1"/>
-            </w:tcBorders>
-          </w:tcPr>
-          <w:p>
-            <w:pPr>
-              <w:keepNext/>
-              <w:spacing w:after="0"/>
-            </w:pPr>
-            <w:r>
-              <w:rPr>
-                <w:sz w:val="19"/>
-              </w:rPr>
-              <w:t>How each variable will be summarised (mean/SD, median/IQR, n/%), which test or model for the primary comparison, which confounders you will adjust for, and how you will avoid multiple-comparison problems (one pre-specified primary outcome).</w:t>
-            </w:r>
-          </w:p>
-        </w:tc>
-      </w:tr>
-      <w:tr>
-        <w:trPr>
-          <w:cantSplit w:val="true"/>
-        </w:trPr>
-        <w:tc>
-          <w:tcPr>
-            <w:tcW w:type="dxa" w:w="1616"/>
-            <w:tcBorders>
-              <w:top w:val="single" w:sz="4" w:color="D5DDE1"/>
-              <w:left w:val="single" w:sz="4" w:color="D5DDE1"/>
-              <w:bottom w:val="single" w:sz="4" w:color="D5DDE1"/>
-              <w:right w:val="single" w:sz="4" w:color="D5DDE1"/>
-            </w:tcBorders>
-            <w:shd w:val="clear" w:color="auto" w:fill="F5F9FA"/>
-          </w:tcPr>
-          <w:p>
-            <w:pPr>
-              <w:spacing w:after="0"/>
-            </w:pPr>
-            <w:r>
-              <w:rPr>
-                <w:sz w:val="19"/>
-              </w:rPr>
-              <w:t>Missing-data plan</w:t>
-            </w:r>
-          </w:p>
-        </w:tc>
-        <w:tc>
-          <w:tcPr>
-            <w:tcW w:type="dxa" w:w="7795"/>
-            <w:tcBorders>
-              <w:top w:val="single" w:sz="4" w:color="D5DDE1"/>
-              <w:left w:val="single" w:sz="4" w:color="D5DDE1"/>
-              <w:bottom w:val="single" w:sz="4" w:color="D5DDE1"/>
-              <w:right w:val="single" w:sz="4" w:color="D5DDE1"/>
-            </w:tcBorders>
-            <w:shd w:val="clear" w:color="auto" w:fill="F5F9FA"/>
-          </w:tcPr>
-          <w:p>
-            <w:pPr>
-              <w:spacing w:after="0"/>
-            </w:pPr>
-            <w:r>
-              <w:rPr>
-                <w:sz w:val="19"/>
-              </w:rPr>
-              <w:t>How you will prevent missing data, how you will report it (how much, for which variables), and what you will do about it (e.g. complete-case analysis, plus multiple imputation as a sensitivity analysis if a statistician is available).</w:t>
-            </w:r>
-          </w:p>
-        </w:tc>
-      </w:tr>
-    </w:tbl>
-    <w:p>
-      <w:pPr>
-        <w:spacing w:after="80"/>
-      </w:pPr>
-    </w:p>
-    <w:p>
-      <w:pPr>
-        <w:pStyle w:val="Heading2"/>
-      </w:pPr>
-      <w:r>
-        <w:t>Part 4: Session 7 (Protect and write)</w:t>
-      </w:r>
-    </w:p>
-    <w:tbl>
-      <w:tblPr>
-        <w:tblW w:type="auto" w:w="0"/>
-        <w:jc w:val="center"/>
-        <w:tblLayout w:type="fixed"/>
-        <w:tblCellMar>
-          <w:top w:w="80" w:type="dxa"/>
-          <w:left w:w="110" w:type="dxa"/>
-          <w:bottom w:w="80" w:type="dxa"/>
-          <w:right w:w="110" w:type="dxa"/>
-        </w:tblCellMar>
-        <w:tblLook w:firstColumn="1" w:firstRow="1" w:lastColumn="0" w:lastRow="0" w:noHBand="0" w:noVBand="1" w:val="04A0"/>
-      </w:tblPr>
-      <w:tblGrid>
-        <w:gridCol w:w="2409"/>
-        <w:gridCol w:w="7002"/>
-      </w:tblGrid>
-      <w:tr>
-        <w:trPr>
-          <w:cantSplit w:val="true"/>
-          <w:tblHeader w:val="true"/>
-        </w:trPr>
-        <w:tc>
-          <w:tcPr>
-            <w:tcW w:type="dxa" w:w="2409"/>
-            <w:tcBorders>
-              <w:top w:val="single" w:sz="4" w:color="04242F"/>
-              <w:left w:val="single" w:sz="4" w:color="04242F"/>
-              <w:bottom w:val="single" w:sz="4" w:color="04242F"/>
-              <w:right w:val="single" w:sz="4" w:color="04242F"/>
-            </w:tcBorders>
-            <w:shd w:val="clear" w:color="auto" w:fill="04242F"/>
-          </w:tcPr>
-          <w:p>
-            <w:pPr>
-              <w:keepNext/>
-              <w:spacing w:after="0"/>
-            </w:pPr>
-            <w:r>
-              <w:rPr>
-                <w:b/>
-                <w:color w:val="FFFFFF"/>
-                <w:sz w:val="19"/>
-              </w:rPr>
-              <w:t>Section</w:t>
-            </w:r>
-          </w:p>
-        </w:tc>
-        <w:tc>
-          <w:tcPr>
-            <w:tcW w:type="dxa" w:w="7002"/>
-            <w:tcBorders>
-              <w:top w:val="single" w:sz="4" w:color="04242F"/>
-              <w:left w:val="single" w:sz="4" w:color="04242F"/>
-              <w:bottom w:val="single" w:sz="4" w:color="04242F"/>
-              <w:right w:val="single" w:sz="4" w:color="04242F"/>
-            </w:tcBorders>
-            <w:shd w:val="clear" w:color="auto" w:fill="04242F"/>
-          </w:tcPr>
-          <w:p>
-            <w:pPr>
-              <w:keepNext/>
-              <w:spacing w:after="0"/>
-            </w:pPr>
-            <w:r>
-              <w:rPr>
-                <w:b/>
-                <w:color w:val="FFFFFF"/>
-                <w:sz w:val="19"/>
-              </w:rPr>
-              <w:t>What we expect</w:t>
-            </w:r>
-          </w:p>
-        </w:tc>
-      </w:tr>
-      <w:tr>
-        <w:trPr>
-          <w:cantSplit w:val="true"/>
-        </w:trPr>
-        <w:tc>
-          <w:tcPr>
-            <w:tcW w:type="dxa" w:w="2409"/>
-            <w:tcBorders>
-              <w:top w:val="single" w:sz="4" w:color="D5DDE1"/>
-              <w:left w:val="single" w:sz="4" w:color="D5DDE1"/>
-              <w:bottom w:val="single" w:sz="4" w:color="D5DDE1"/>
-              <w:right w:val="single" w:sz="4" w:color="D5DDE1"/>
-            </w:tcBorders>
-          </w:tcPr>
-          <w:p>
-            <w:pPr>
-              <w:keepNext/>
-              <w:spacing w:after="0"/>
-            </w:pPr>
-            <w:r>
-              <w:rPr>
-                <w:sz w:val="19"/>
-              </w:rPr>
-              <w:t>Ethics &amp; consent</w:t>
-            </w:r>
-          </w:p>
-        </w:tc>
-        <w:tc>
-          <w:tcPr>
-            <w:tcW w:type="dxa" w:w="7002"/>
-            <w:tcBorders>
-              <w:top w:val="single" w:sz="4" w:color="D5DDE1"/>
-              <w:left w:val="single" w:sz="4" w:color="D5DDE1"/>
-              <w:bottom w:val="single" w:sz="4" w:color="D5DDE1"/>
-              <w:right w:val="single" w:sz="4" w:color="D5DDE1"/>
-            </w:tcBorders>
-          </w:tcPr>
-          <w:p>
-            <w:pPr>
-              <w:keepNext/>
-              <w:spacing w:after="0"/>
-            </w:pPr>
-            <w:r>
-              <w:rPr>
-                <w:sz w:val="19"/>
-              </w:rPr>
-              <w:t>Is it research, audit or QI? Ethics committee approval route, who consents and how (including patients who lack capacity, if relevant), risks and benefits.</w:t>
-            </w:r>
-          </w:p>
-        </w:tc>
-      </w:tr>
-      <w:tr>
-        <w:trPr>
-          <w:cantSplit w:val="true"/>
-        </w:trPr>
-        <w:tc>
-          <w:tcPr>
-            <w:tcW w:type="dxa" w:w="2409"/>
-            <w:tcBorders>
-              <w:top w:val="single" w:sz="4" w:color="D5DDE1"/>
-              <w:left w:val="single" w:sz="4" w:color="D5DDE1"/>
-              <w:bottom w:val="single" w:sz="4" w:color="D5DDE1"/>
-              <w:right w:val="single" w:sz="4" w:color="D5DDE1"/>
-            </w:tcBorders>
-            <w:shd w:val="clear" w:color="auto" w:fill="F5F9FA"/>
-          </w:tcPr>
-          <w:p>
-            <w:pPr>
-              <w:keepNext/>
-              <w:spacing w:after="0"/>
-            </w:pPr>
-            <w:r>
-              <w:rPr>
-                <w:sz w:val="19"/>
-              </w:rPr>
-              <w:t>Registration</w:t>
-            </w:r>
-          </w:p>
-        </w:tc>
-        <w:tc>
-          <w:tcPr>
-            <w:tcW w:type="dxa" w:w="7002"/>
-            <w:tcBorders>
-              <w:top w:val="single" w:sz="4" w:color="D5DDE1"/>
-              <w:left w:val="single" w:sz="4" w:color="D5DDE1"/>
-              <w:bottom w:val="single" w:sz="4" w:color="D5DDE1"/>
-              <w:right w:val="single" w:sz="4" w:color="D5DDE1"/>
-            </w:tcBorders>
-            <w:shd w:val="clear" w:color="auto" w:fill="F5F9FA"/>
-          </w:tcPr>
-          <w:p>
-            <w:pPr>
-              <w:keepNext/>
-              <w:spacing w:after="0"/>
-            </w:pPr>
-            <w:r>
-              <w:rPr>
-                <w:sz w:val="19"/>
-              </w:rPr>
-              <w:t>Where and when the study will be registered (e.g. ClinicalTrials.gov or a WHO ICTRP primary registry for trials, before the first participant; PROSPERO for systematic reviews), or why registration is not required.</w:t>
-            </w:r>
-          </w:p>
-        </w:tc>
-      </w:tr>
-      <w:tr>
-        <w:trPr>
-          <w:cantSplit w:val="true"/>
-        </w:trPr>
-        <w:tc>
-          <w:tcPr>
-            <w:tcW w:type="dxa" w:w="2409"/>
-            <w:tcBorders>
-              <w:top w:val="single" w:sz="4" w:color="D5DDE1"/>
-              <w:left w:val="single" w:sz="4" w:color="D5DDE1"/>
-              <w:bottom w:val="single" w:sz="4" w:color="D5DDE1"/>
-              <w:right w:val="single" w:sz="4" w:color="D5DDE1"/>
-            </w:tcBorders>
-          </w:tcPr>
-          <w:p>
-            <w:pPr>
-              <w:keepNext/>
-              <w:spacing w:after="0"/>
-            </w:pPr>
-            <w:r>
-              <w:rPr>
-                <w:sz w:val="19"/>
-              </w:rPr>
-              <w:t>Confidentiality</w:t>
-            </w:r>
-          </w:p>
-        </w:tc>
-        <w:tc>
-          <w:tcPr>
-            <w:tcW w:type="dxa" w:w="7002"/>
-            <w:tcBorders>
-              <w:top w:val="single" w:sz="4" w:color="D5DDE1"/>
-              <w:left w:val="single" w:sz="4" w:color="D5DDE1"/>
-              <w:bottom w:val="single" w:sz="4" w:color="D5DDE1"/>
-              <w:right w:val="single" w:sz="4" w:color="D5DDE1"/>
-            </w:tcBorders>
-          </w:tcPr>
-          <w:p>
-            <w:pPr>
-              <w:keepNext/>
-              <w:spacing w:after="0"/>
-            </w:pPr>
-            <w:r>
-              <w:rPr>
-                <w:sz w:val="19"/>
-              </w:rPr>
-              <w:t>De-identification (study codes), who holds the key, where data are stored, who can access them, how long they are kept.</w:t>
-            </w:r>
-          </w:p>
-        </w:tc>
-      </w:tr>
-      <w:tr>
-        <w:trPr>
-          <w:cantSplit w:val="true"/>
-        </w:trPr>
-        <w:tc>
-          <w:tcPr>
-            <w:tcW w:type="dxa" w:w="2409"/>
-            <w:tcBorders>
-              <w:top w:val="single" w:sz="4" w:color="D5DDE1"/>
-              <w:left w:val="single" w:sz="4" w:color="D5DDE1"/>
-              <w:bottom w:val="single" w:sz="4" w:color="D5DDE1"/>
-              <w:right w:val="single" w:sz="4" w:color="D5DDE1"/>
-            </w:tcBorders>
-            <w:shd w:val="clear" w:color="auto" w:fill="F5F9FA"/>
-          </w:tcPr>
-          <w:p>
-            <w:pPr>
-              <w:keepNext/>
-              <w:spacing w:after="0"/>
-            </w:pPr>
-            <w:r>
-              <w:rPr>
-                <w:sz w:val="19"/>
-              </w:rPr>
-              <w:t>Feasibility</w:t>
-            </w:r>
-          </w:p>
-        </w:tc>
-        <w:tc>
-          <w:tcPr>
-            <w:tcW w:type="dxa" w:w="7002"/>
-            <w:tcBorders>
-              <w:top w:val="single" w:sz="4" w:color="D5DDE1"/>
-              <w:left w:val="single" w:sz="4" w:color="D5DDE1"/>
-              <w:bottom w:val="single" w:sz="4" w:color="D5DDE1"/>
-              <w:right w:val="single" w:sz="4" w:color="D5DDE1"/>
-            </w:tcBorders>
-            <w:shd w:val="clear" w:color="auto" w:fill="F5F9FA"/>
-          </w:tcPr>
-          <w:p>
-            <w:pPr>
-              <w:keepNext/>
-              <w:spacing w:after="0"/>
-            </w:pPr>
-            <w:r>
-              <w:rPr>
-                <w:sz w:val="19"/>
-              </w:rPr>
-              <w:t>Timeline (simple Gantt chart), budget headings (no figures needed), people and resources, expected recruitment per month and how you know it is achievable.</w:t>
-            </w:r>
-          </w:p>
-        </w:tc>
-      </w:tr>
-      <w:tr>
-        <w:trPr>
-          <w:cantSplit w:val="true"/>
-        </w:trPr>
-        <w:tc>
-          <w:tcPr>
-            <w:tcW w:type="dxa" w:w="2409"/>
-            <w:tcBorders>
-              <w:top w:val="single" w:sz="4" w:color="D5DDE1"/>
-              <w:left w:val="single" w:sz="4" w:color="D5DDE1"/>
-              <w:bottom w:val="single" w:sz="4" w:color="D5DDE1"/>
-              <w:right w:val="single" w:sz="4" w:color="D5DDE1"/>
-            </w:tcBorders>
-          </w:tcPr>
-          <w:p>
-            <w:pPr>
-              <w:keepNext/>
-              <w:spacing w:after="0"/>
-            </w:pPr>
-            <w:r>
-              <w:rPr>
-                <w:sz w:val="19"/>
-              </w:rPr>
-              <w:t>Publication plan: target journal &amp; reporting guideline</w:t>
-            </w:r>
-          </w:p>
-        </w:tc>
-        <w:tc>
-          <w:tcPr>
-            <w:tcW w:type="dxa" w:w="7002"/>
-            <w:tcBorders>
-              <w:top w:val="single" w:sz="4" w:color="D5DDE1"/>
-              <w:left w:val="single" w:sz="4" w:color="D5DDE1"/>
-              <w:bottom w:val="single" w:sz="4" w:color="D5DDE1"/>
-              <w:right w:val="single" w:sz="4" w:color="D5DDE1"/>
-            </w:tcBorders>
-          </w:tcPr>
-          <w:p>
-            <w:pPr>
-              <w:keepNext/>
-              <w:spacing w:after="0"/>
-            </w:pPr>
-            <w:r>
-              <w:rPr>
-                <w:sz w:val="19"/>
-              </w:rPr>
-              <w:t>One target journal (checked with Think. Check. Submit.; scope, open-access fee) and a back-up journal; the reporting guideline for your design (CONSORT, STROBE, STARD, PRISMA, SQUIRE), found via EQUATOR.</w:t>
-            </w:r>
-          </w:p>
-        </w:tc>
-      </w:tr>
-      <w:tr>
-        <w:trPr>
-          <w:cantSplit w:val="true"/>
-        </w:trPr>
-        <w:tc>
-          <w:tcPr>
-            <w:tcW w:type="dxa" w:w="2409"/>
-            <w:tcBorders>
-              <w:top w:val="single" w:sz="4" w:color="D5DDE1"/>
-              <w:left w:val="single" w:sz="4" w:color="D5DDE1"/>
-              <w:bottom w:val="single" w:sz="4" w:color="D5DDE1"/>
-              <w:right w:val="single" w:sz="4" w:color="D5DDE1"/>
-            </w:tcBorders>
-            <w:shd w:val="clear" w:color="auto" w:fill="F5F9FA"/>
-          </w:tcPr>
-          <w:p>
-            <w:pPr>
-              <w:keepNext/>
-              <w:spacing w:after="0"/>
-            </w:pPr>
-            <w:r>
-              <w:rPr>
-                <w:sz w:val="19"/>
-              </w:rPr>
-              <w:t>Publication plan: authorship &amp; CRediT roles</w:t>
-            </w:r>
-          </w:p>
-        </w:tc>
-        <w:tc>
-          <w:tcPr>
-            <w:tcW w:type="dxa" w:w="7002"/>
-            <w:tcBorders>
-              <w:top w:val="single" w:sz="4" w:color="D5DDE1"/>
-              <w:left w:val="single" w:sz="4" w:color="D5DDE1"/>
-              <w:bottom w:val="single" w:sz="4" w:color="D5DDE1"/>
-              <w:right w:val="single" w:sz="4" w:color="D5DDE1"/>
-            </w:tcBorders>
-            <w:shd w:val="clear" w:color="auto" w:fill="F5F9FA"/>
-          </w:tcPr>
-          <w:p>
-            <w:pPr>
-              <w:keepNext/>
-              <w:spacing w:after="0"/>
-            </w:pPr>
-            <w:r>
-              <w:rPr>
-                <w:sz w:val="19"/>
-              </w:rPr>
-              <w:t>Who would be an author if the study went ahead in your department (ICMJE criteria), in what order, and each person's CRediT role (e.g. conceptualisation, methodology, data curation, formal analysis, writing of the original draft); who would be acknowledged instead. Roles or job titles are enough; you do not need real names.</w:t>
-            </w:r>
-          </w:p>
-        </w:tc>
-      </w:tr>
-      <w:tr>
-        <w:trPr>
-          <w:cantSplit w:val="true"/>
-        </w:trPr>
-        <w:tc>
-          <w:tcPr>
-            <w:tcW w:type="dxa" w:w="2409"/>
-            <w:tcBorders>
-              <w:top w:val="single" w:sz="4" w:color="D5DDE1"/>
-              <w:left w:val="single" w:sz="4" w:color="D5DDE1"/>
-              <w:bottom w:val="single" w:sz="4" w:color="D5DDE1"/>
-              <w:right w:val="single" w:sz="4" w:color="D5DDE1"/>
-            </w:tcBorders>
-          </w:tcPr>
-          <w:p>
-            <w:pPr>
-              <w:keepNext/>
-              <w:spacing w:after="0"/>
-            </w:pPr>
-            <w:r>
-              <w:rPr>
-                <w:sz w:val="19"/>
-              </w:rPr>
-              <w:t>Publication plan: working title</w:t>
-            </w:r>
-          </w:p>
-        </w:tc>
-        <w:tc>
-          <w:tcPr>
-            <w:tcW w:type="dxa" w:w="7002"/>
-            <w:tcBorders>
-              <w:top w:val="single" w:sz="4" w:color="D5DDE1"/>
-              <w:left w:val="single" w:sz="4" w:color="D5DDE1"/>
-              <w:bottom w:val="single" w:sz="4" w:color="D5DDE1"/>
-              <w:right w:val="single" w:sz="4" w:color="D5DDE1"/>
-            </w:tcBorders>
-          </w:tcPr>
-          <w:p>
-            <w:pPr>
-              <w:keepNext/>
-              <w:spacing w:after="0"/>
-            </w:pPr>
-            <w:r>
-              <w:rPr>
-                <w:sz w:val="19"/>
-              </w:rPr>
-              <w:t>The final working title (from Part 1, refined).</w:t>
-            </w:r>
-          </w:p>
-        </w:tc>
-      </w:tr>
-      <w:tr>
-        <w:trPr>
-          <w:cantSplit w:val="true"/>
-        </w:trPr>
-        <w:tc>
-          <w:tcPr>
-            <w:tcW w:type="dxa" w:w="2409"/>
-            <w:tcBorders>
-              <w:top w:val="single" w:sz="4" w:color="D5DDE1"/>
-              <w:left w:val="single" w:sz="4" w:color="D5DDE1"/>
-              <w:bottom w:val="single" w:sz="4" w:color="D5DDE1"/>
-              <w:right w:val="single" w:sz="4" w:color="D5DDE1"/>
-            </w:tcBorders>
-            <w:shd w:val="clear" w:color="auto" w:fill="F5F9FA"/>
-          </w:tcPr>
-          <w:p>
-            <w:pPr>
-              <w:keepNext/>
-              <w:spacing w:after="0"/>
-            </w:pPr>
-            <w:r>
-              <w:rPr>
-                <w:sz w:val="19"/>
-              </w:rPr>
-              <w:t>Publication plan: structured-abstract skeleton</w:t>
-            </w:r>
-          </w:p>
-        </w:tc>
-        <w:tc>
-          <w:tcPr>
-            <w:tcW w:type="dxa" w:w="7002"/>
-            <w:tcBorders>
-              <w:top w:val="single" w:sz="4" w:color="D5DDE1"/>
-              <w:left w:val="single" w:sz="4" w:color="D5DDE1"/>
-              <w:bottom w:val="single" w:sz="4" w:color="D5DDE1"/>
-              <w:right w:val="single" w:sz="4" w:color="D5DDE1"/>
-            </w:tcBorders>
-            <w:shd w:val="clear" w:color="auto" w:fill="F5F9FA"/>
-          </w:tcPr>
-          <w:p>
-            <w:pPr>
-              <w:keepNext/>
-              <w:spacing w:after="0"/>
-            </w:pPr>
-            <w:r>
-              <w:rPr>
-                <w:sz w:val="19"/>
-              </w:rPr>
-              <w:t xml:space="preserve">About 200 words: Background (1 or 2 sentences), Methods (design, setting, participants, primary outcome, analysis), </w:t>
-            </w:r>
-            <w:r>
-              <w:rPr>
-                <w:i/>
-                <w:sz w:val="19"/>
-              </w:rPr>
-              <w:t>expected</w:t>
-            </w:r>
-            <w:r>
-              <w:rPr>
-                <w:sz w:val="19"/>
-              </w:rPr>
-              <w:t xml:space="preserve"> Results (what you will report, with placeholders, e.g. "28-day mortality was X% vs Y% (RR ..., 95% CI ...)", with no invented numbers), Conclusion (what each possible result would mean).</w:t>
-            </w:r>
-          </w:p>
-        </w:tc>
-      </w:tr>
-      <w:tr>
-        <w:trPr>
-          <w:cantSplit w:val="true"/>
-        </w:trPr>
-        <w:tc>
-          <w:tcPr>
-            <w:tcW w:type="dxa" w:w="2409"/>
-            <w:tcBorders>
-              <w:top w:val="single" w:sz="4" w:color="D5DDE1"/>
-              <w:left w:val="single" w:sz="4" w:color="D5DDE1"/>
-              <w:bottom w:val="single" w:sz="4" w:color="D5DDE1"/>
-              <w:right w:val="single" w:sz="4" w:color="D5DDE1"/>
-            </w:tcBorders>
-          </w:tcPr>
-          <w:p>
-            <w:pPr>
-              <w:spacing w:after="0"/>
-            </w:pPr>
-            <w:r>
-              <w:rPr>
-                <w:sz w:val="19"/>
-              </w:rPr>
-              <w:t>Dissemination</w:t>
-            </w:r>
-          </w:p>
-        </w:tc>
-        <w:tc>
-          <w:tcPr>
-            <w:tcW w:type="dxa" w:w="7002"/>
-            <w:tcBorders>
-              <w:top w:val="single" w:sz="4" w:color="D5DDE1"/>
-              <w:left w:val="single" w:sz="4" w:color="D5DDE1"/>
-              <w:bottom w:val="single" w:sz="4" w:color="D5DDE1"/>
-              <w:right w:val="single" w:sz="4" w:color="D5DDE1"/>
-            </w:tcBorders>
-          </w:tcPr>
-          <w:p>
-            <w:pPr>
-              <w:spacing w:after="0"/>
-            </w:pPr>
-            <w:r>
-              <w:rPr>
-                <w:sz w:val="19"/>
-              </w:rPr>
-              <w:t>How results will be fed back to the department (meeting, poster, conference abstract) and to patients if relevant.</w:t>
-            </w:r>
-          </w:p>
-        </w:tc>
-      </w:tr>
-    </w:tbl>
-    <w:p>
-      <w:pPr>
-        <w:spacing w:after="80"/>
-      </w:pPr>
-    </w:p>
-    <w:p>
-      <w:r>
-        <w:rPr>
-          <w:b/>
-        </w:rPr>
-        <w:t>Length:</w:t>
-      </w:r>
-      <w:r>
-        <w:t xml:space="preserve"> about 6 to 8 pages, including the mini-CRF, Gantt chart and abstract skeleton (appendices are fine). Short and clear beats long.</w:t>
-      </w:r>
-    </w:p>
-    <w:p>
-      <w:r>
-        <w:rPr>
-          <w:b/>
-        </w:rPr>
-        <w:t>Which session builds what (proposal-builder segments):</w:t>
-      </w:r>
-      <w:r>
-        <w:t xml:space="preserve"> in each segment the instructor models the part live on the running example and answers questions in the chat. You then draft the same part for your own question at home, before the next session.</w:t>
-      </w:r>
-    </w:p>
-    <w:tbl>
-      <w:tblPr>
-        <w:tblW w:type="auto" w:w="0"/>
-        <w:jc w:val="center"/>
-        <w:tblLayout w:type="fixed"/>
-        <w:tblCellMar>
-          <w:top w:w="80" w:type="dxa"/>
-          <w:left w:w="110" w:type="dxa"/>
-          <w:bottom w:w="80" w:type="dxa"/>
-          <w:right w:w="110" w:type="dxa"/>
-        </w:tblCellMar>
-        <w:tblLook w:firstColumn="1" w:firstRow="1" w:lastColumn="0" w:lastRow="0" w:noHBand="0" w:noVBand="1" w:val="04A0"/>
-      </w:tblPr>
-      <w:tblGrid>
-        <w:gridCol w:w="1048"/>
-        <w:gridCol w:w="7654"/>
-        <w:gridCol w:w="708"/>
-      </w:tblGrid>
-      <w:tr>
-        <w:trPr>
-          <w:cantSplit w:val="true"/>
-          <w:tblHeader w:val="true"/>
-        </w:trPr>
-        <w:tc>
-          <w:tcPr>
-            <w:tcW w:type="dxa" w:w="1049"/>
-            <w:tcBorders>
-              <w:top w:val="single" w:sz="4" w:color="04242F"/>
-              <w:left w:val="single" w:sz="4" w:color="04242F"/>
-              <w:bottom w:val="single" w:sz="4" w:color="04242F"/>
-              <w:right w:val="single" w:sz="4" w:color="04242F"/>
-            </w:tcBorders>
-            <w:shd w:val="clear" w:color="auto" w:fill="04242F"/>
-          </w:tcPr>
-          <w:p>
-            <w:pPr>
-              <w:keepNext/>
-              <w:spacing w:after="0"/>
-            </w:pPr>
-            <w:r>
-              <w:rPr>
-                <w:b/>
-                <w:color w:val="FFFFFF"/>
-                <w:sz w:val="19"/>
-              </w:rPr>
-              <w:t>Session</w:t>
-            </w:r>
-          </w:p>
-        </w:tc>
-        <w:tc>
-          <w:tcPr>
-            <w:tcW w:type="dxa" w:w="7654"/>
-            <w:tcBorders>
-              <w:top w:val="single" w:sz="4" w:color="04242F"/>
-              <w:left w:val="single" w:sz="4" w:color="04242F"/>
-              <w:bottom w:val="single" w:sz="4" w:color="04242F"/>
-              <w:right w:val="single" w:sz="4" w:color="04242F"/>
-            </w:tcBorders>
-            <w:shd w:val="clear" w:color="auto" w:fill="04242F"/>
-          </w:tcPr>
-          <w:p>
-            <w:pPr>
-              <w:keepNext/>
-              <w:spacing w:after="0"/>
-            </w:pPr>
-            <w:r>
-              <w:rPr>
-                <w:b/>
-                <w:color w:val="FFFFFF"/>
-                <w:sz w:val="19"/>
-              </w:rPr>
-              <w:t>Proposal builder</w:t>
-            </w:r>
-          </w:p>
-        </w:tc>
-        <w:tc>
-          <w:tcPr>
-            <w:tcW w:type="dxa" w:w="709"/>
+            <w:tcW w:type="dxa" w:w="1457"/>
             <w:tcBorders>
               <w:top w:val="single" w:sz="4" w:color="04242F"/>
               <w:left w:val="single" w:sz="4" w:color="04242F"/>
@@ -2177,6 +184,84 @@
             </w:r>
           </w:p>
         </w:tc>
+        <w:tc>
+          <w:tcPr>
+            <w:tcW w:type="dxa" w:w="5856"/>
+            <w:tcBorders>
+              <w:top w:val="single" w:sz="4" w:color="04242F"/>
+              <w:left w:val="single" w:sz="4" w:color="04242F"/>
+              <w:bottom w:val="single" w:sz="4" w:color="04242F"/>
+              <w:right w:val="single" w:sz="4" w:color="04242F"/>
+            </w:tcBorders>
+            <w:shd w:val="clear" w:color="auto" w:fill="04242F"/>
+          </w:tcPr>
+          <w:p>
+            <w:pPr>
+              <w:keepNext/>
+              <w:spacing w:after="0"/>
+            </w:pPr>
+            <w:r>
+              <w:rPr>
+                <w:b/>
+                <w:color w:val="FFFFFF"/>
+                <w:sz w:val="19"/>
+              </w:rPr>
+              <w:t>What you write</w:t>
+            </w:r>
+          </w:p>
+        </w:tc>
+        <w:tc>
+          <w:tcPr>
+            <w:tcW w:type="dxa" w:w="1049"/>
+            <w:tcBorders>
+              <w:top w:val="single" w:sz="4" w:color="04242F"/>
+              <w:left w:val="single" w:sz="4" w:color="04242F"/>
+              <w:bottom w:val="single" w:sz="4" w:color="04242F"/>
+              <w:right w:val="single" w:sz="4" w:color="04242F"/>
+            </w:tcBorders>
+            <w:shd w:val="clear" w:color="auto" w:fill="04242F"/>
+          </w:tcPr>
+          <w:p>
+            <w:pPr>
+              <w:keepNext/>
+              <w:spacing w:after="0"/>
+            </w:pPr>
+            <w:r>
+              <w:rPr>
+                <w:b/>
+                <w:color w:val="FFFFFF"/>
+                <w:sz w:val="19"/>
+              </w:rPr>
+              <w:t>Built in session</w:t>
+            </w:r>
+          </w:p>
+        </w:tc>
+        <w:tc>
+          <w:tcPr>
+            <w:tcW w:type="dxa" w:w="1049"/>
+            <w:tcBorders>
+              <w:top w:val="single" w:sz="4" w:color="04242F"/>
+              <w:left w:val="single" w:sz="4" w:color="04242F"/>
+              <w:bottom w:val="single" w:sz="4" w:color="04242F"/>
+              <w:right w:val="single" w:sz="4" w:color="04242F"/>
+            </w:tcBorders>
+            <w:shd w:val="clear" w:color="auto" w:fill="04242F"/>
+          </w:tcPr>
+          <w:p>
+            <w:pPr>
+              <w:keepNext/>
+              <w:spacing w:after="0"/>
+            </w:pPr>
+            <w:r>
+              <w:rPr>
+                <w:b/>
+                <w:color w:val="FFFFFF"/>
+                <w:sz w:val="19"/>
+              </w:rPr>
+              <w:t>Finish before session</w:t>
+            </w:r>
+          </w:p>
+        </w:tc>
       </w:tr>
       <w:tr>
         <w:trPr>
@@ -2184,7 +269,7 @@
         </w:trPr>
         <w:tc>
           <w:tcPr>
-            <w:tcW w:type="dxa" w:w="1049"/>
+            <w:tcW w:type="dxa" w:w="1457"/>
             <w:tcBorders>
               <w:top w:val="single" w:sz="4" w:color="D5DDE1"/>
               <w:left w:val="single" w:sz="4" w:color="D5DDE1"/>
@@ -2201,13 +286,13 @@
               <w:rPr>
                 <w:sz w:val="19"/>
               </w:rPr>
-              <w:t>S1</w:t>
+              <w:t>Part 1: Ask</w:t>
             </w:r>
           </w:p>
         </w:tc>
         <w:tc>
           <w:tcPr>
-            <w:tcW w:type="dxa" w:w="7654"/>
+            <w:tcW w:type="dxa" w:w="5856"/>
             <w:tcBorders>
               <w:top w:val="single" w:sz="4" w:color="D5DDE1"/>
               <w:left w:val="single" w:sz="4" w:color="D5DDE1"/>
@@ -2224,13 +309,13 @@
               <w:rPr>
                 <w:sz w:val="19"/>
               </w:rPr>
-              <w:t>Topic, PICO, research question, FINER check, aim and objectives</w:t>
+              <w:t>Topic, PICO, research question, FINER check, aim, objectives, hypothesis</w:t>
             </w:r>
           </w:p>
         </w:tc>
         <w:tc>
           <w:tcPr>
-            <w:tcW w:type="dxa" w:w="709"/>
+            <w:tcW w:type="dxa" w:w="1049"/>
             <w:tcBorders>
               <w:top w:val="single" w:sz="4" w:color="D5DDE1"/>
               <w:left w:val="single" w:sz="4" w:color="D5DDE1"/>
@@ -2251,137 +336,9 @@
             </w:r>
           </w:p>
         </w:tc>
-      </w:tr>
-      <w:tr>
-        <w:trPr>
-          <w:cantSplit w:val="true"/>
-        </w:trPr>
         <w:tc>
           <w:tcPr>
             <w:tcW w:type="dxa" w:w="1049"/>
-            <w:tcBorders>
-              <w:top w:val="single" w:sz="4" w:color="D5DDE1"/>
-              <w:left w:val="single" w:sz="4" w:color="D5DDE1"/>
-              <w:bottom w:val="single" w:sz="4" w:color="D5DDE1"/>
-              <w:right w:val="single" w:sz="4" w:color="D5DDE1"/>
-            </w:tcBorders>
-            <w:shd w:val="clear" w:color="auto" w:fill="F5F9FA"/>
-          </w:tcPr>
-          <w:p>
-            <w:pPr>
-              <w:keepNext/>
-              <w:spacing w:after="0"/>
-            </w:pPr>
-            <w:r>
-              <w:rPr>
-                <w:sz w:val="19"/>
-              </w:rPr>
-              <w:t>S2</w:t>
-            </w:r>
-          </w:p>
-        </w:tc>
-        <w:tc>
-          <w:tcPr>
-            <w:tcW w:type="dxa" w:w="7654"/>
-            <w:tcBorders>
-              <w:top w:val="single" w:sz="4" w:color="D5DDE1"/>
-              <w:left w:val="single" w:sz="4" w:color="D5DDE1"/>
-              <w:bottom w:val="single" w:sz="4" w:color="D5DDE1"/>
-              <w:right w:val="single" w:sz="4" w:color="D5DDE1"/>
-            </w:tcBorders>
-            <w:shd w:val="clear" w:color="auto" w:fill="F5F9FA"/>
-          </w:tcPr>
-          <w:p>
-            <w:pPr>
-              <w:keepNext/>
-              <w:spacing w:after="0"/>
-            </w:pPr>
-            <w:r>
-              <w:rPr>
-                <w:sz w:val="19"/>
-              </w:rPr>
-              <w:t>Search string, 5 references in the literature matrix, problem statement, working title</w:t>
-            </w:r>
-          </w:p>
-        </w:tc>
-        <w:tc>
-          <w:tcPr>
-            <w:tcW w:type="dxa" w:w="709"/>
-            <w:tcBorders>
-              <w:top w:val="single" w:sz="4" w:color="D5DDE1"/>
-              <w:left w:val="single" w:sz="4" w:color="D5DDE1"/>
-              <w:bottom w:val="single" w:sz="4" w:color="D5DDE1"/>
-              <w:right w:val="single" w:sz="4" w:color="D5DDE1"/>
-            </w:tcBorders>
-            <w:shd w:val="clear" w:color="auto" w:fill="F5F9FA"/>
-          </w:tcPr>
-          <w:p>
-            <w:pPr>
-              <w:keepNext/>
-              <w:spacing w:after="0"/>
-            </w:pPr>
-            <w:r>
-              <w:rPr>
-                <w:sz w:val="19"/>
-              </w:rPr>
-              <w:t>1</w:t>
-            </w:r>
-          </w:p>
-        </w:tc>
-      </w:tr>
-      <w:tr>
-        <w:trPr>
-          <w:cantSplit w:val="true"/>
-        </w:trPr>
-        <w:tc>
-          <w:tcPr>
-            <w:tcW w:type="dxa" w:w="1049"/>
-            <w:tcBorders>
-              <w:top w:val="single" w:sz="4" w:color="D5DDE1"/>
-              <w:left w:val="single" w:sz="4" w:color="D5DDE1"/>
-              <w:bottom w:val="single" w:sz="4" w:color="D5DDE1"/>
-              <w:right w:val="single" w:sz="4" w:color="D5DDE1"/>
-            </w:tcBorders>
-          </w:tcPr>
-          <w:p>
-            <w:pPr>
-              <w:keepNext/>
-              <w:spacing w:after="0"/>
-            </w:pPr>
-            <w:r>
-              <w:rPr>
-                <w:sz w:val="19"/>
-              </w:rPr>
-              <w:t>S3</w:t>
-            </w:r>
-          </w:p>
-        </w:tc>
-        <w:tc>
-          <w:tcPr>
-            <w:tcW w:type="dxa" w:w="7654"/>
-            <w:tcBorders>
-              <w:top w:val="single" w:sz="4" w:color="D5DDE1"/>
-              <w:left w:val="single" w:sz="4" w:color="D5DDE1"/>
-              <w:bottom w:val="single" w:sz="4" w:color="D5DDE1"/>
-              <w:right w:val="single" w:sz="4" w:color="D5DDE1"/>
-            </w:tcBorders>
-          </w:tcPr>
-          <w:p>
-            <w:pPr>
-              <w:keepNext/>
-              <w:spacing w:after="0"/>
-            </w:pPr>
-            <w:r>
-              <w:rPr>
-                <w:sz w:val="19"/>
-              </w:rPr>
-              <w:t>Design and justification, setting, population (inclusion/exclusion)</w:t>
-            </w:r>
-          </w:p>
-        </w:tc>
-        <w:tc>
-          <w:tcPr>
-            <w:tcW w:type="dxa" w:w="709"/>
             <w:tcBorders>
               <w:top w:val="single" w:sz="4" w:color="D5DDE1"/>
               <w:left w:val="single" w:sz="4" w:color="D5DDE1"/>
@@ -2409,7 +366,7 @@
         </w:trPr>
         <w:tc>
           <w:tcPr>
-            <w:tcW w:type="dxa" w:w="1049"/>
+            <w:tcW w:type="dxa" w:w="1457"/>
             <w:tcBorders>
               <w:top w:val="single" w:sz="4" w:color="D5DDE1"/>
               <w:left w:val="single" w:sz="4" w:color="D5DDE1"/>
@@ -2427,13 +384,13 @@
               <w:rPr>
                 <w:sz w:val="19"/>
               </w:rPr>
-              <w:t>S4</w:t>
+              <w:t>Part 1: Ask</w:t>
             </w:r>
           </w:p>
         </w:tc>
         <w:tc>
           <w:tcPr>
-            <w:tcW w:type="dxa" w:w="7654"/>
+            <w:tcW w:type="dxa" w:w="5856"/>
             <w:tcBorders>
               <w:top w:val="single" w:sz="4" w:color="D5DDE1"/>
               <w:left w:val="single" w:sz="4" w:color="D5DDE1"/>
@@ -2451,13 +408,13 @@
               <w:rPr>
                 <w:sz w:val="19"/>
               </w:rPr>
-              <w:t>Exposure and comparator, outcomes, main biases and mitigation</w:t>
+              <w:t>PubMed search, 5 key references, problem statement, working title</w:t>
             </w:r>
           </w:p>
         </w:tc>
         <w:tc>
           <w:tcPr>
-            <w:tcW w:type="dxa" w:w="709"/>
+            <w:tcW w:type="dxa" w:w="1049"/>
             <w:tcBorders>
               <w:top w:val="single" w:sz="4" w:color="D5DDE1"/>
               <w:left w:val="single" w:sz="4" w:color="D5DDE1"/>
@@ -2479,136 +436,9 @@
             </w:r>
           </w:p>
         </w:tc>
-      </w:tr>
-      <w:tr>
-        <w:trPr>
-          <w:cantSplit w:val="true"/>
-        </w:trPr>
         <w:tc>
           <w:tcPr>
             <w:tcW w:type="dxa" w:w="1049"/>
-            <w:tcBorders>
-              <w:top w:val="single" w:sz="4" w:color="D5DDE1"/>
-              <w:left w:val="single" w:sz="4" w:color="D5DDE1"/>
-              <w:bottom w:val="single" w:sz="4" w:color="D5DDE1"/>
-              <w:right w:val="single" w:sz="4" w:color="D5DDE1"/>
-            </w:tcBorders>
-          </w:tcPr>
-          <w:p>
-            <w:pPr>
-              <w:keepNext/>
-              <w:spacing w:after="0"/>
-            </w:pPr>
-            <w:r>
-              <w:rPr>
-                <w:sz w:val="19"/>
-              </w:rPr>
-              <w:t>S5</w:t>
-            </w:r>
-          </w:p>
-        </w:tc>
-        <w:tc>
-          <w:tcPr>
-            <w:tcW w:type="dxa" w:w="7654"/>
-            <w:tcBorders>
-              <w:top w:val="single" w:sz="4" w:color="D5DDE1"/>
-              <w:left w:val="single" w:sz="4" w:color="D5DDE1"/>
-              <w:bottom w:val="single" w:sz="4" w:color="D5DDE1"/>
-              <w:right w:val="single" w:sz="4" w:color="D5DDE1"/>
-            </w:tcBorders>
-          </w:tcPr>
-          <w:p>
-            <w:pPr>
-              <w:keepNext/>
-              <w:spacing w:after="0"/>
-            </w:pPr>
-            <w:r>
-              <w:rPr>
-                <w:sz w:val="19"/>
-              </w:rPr>
-              <w:t>Variables table, mini-CRF, data-dictionary rows, data-management plan</w:t>
-            </w:r>
-          </w:p>
-        </w:tc>
-        <w:tc>
-          <w:tcPr>
-            <w:tcW w:type="dxa" w:w="709"/>
-            <w:tcBorders>
-              <w:top w:val="single" w:sz="4" w:color="D5DDE1"/>
-              <w:left w:val="single" w:sz="4" w:color="D5DDE1"/>
-              <w:bottom w:val="single" w:sz="4" w:color="D5DDE1"/>
-              <w:right w:val="single" w:sz="4" w:color="D5DDE1"/>
-            </w:tcBorders>
-          </w:tcPr>
-          <w:p>
-            <w:pPr>
-              <w:keepNext/>
-              <w:spacing w:after="0"/>
-            </w:pPr>
-            <w:r>
-              <w:rPr>
-                <w:sz w:val="19"/>
-              </w:rPr>
-              <w:t>3</w:t>
-            </w:r>
-          </w:p>
-        </w:tc>
-      </w:tr>
-      <w:tr>
-        <w:trPr>
-          <w:cantSplit w:val="true"/>
-        </w:trPr>
-        <w:tc>
-          <w:tcPr>
-            <w:tcW w:type="dxa" w:w="1049"/>
-            <w:tcBorders>
-              <w:top w:val="single" w:sz="4" w:color="D5DDE1"/>
-              <w:left w:val="single" w:sz="4" w:color="D5DDE1"/>
-              <w:bottom w:val="single" w:sz="4" w:color="D5DDE1"/>
-              <w:right w:val="single" w:sz="4" w:color="D5DDE1"/>
-            </w:tcBorders>
-            <w:shd w:val="clear" w:color="auto" w:fill="F5F9FA"/>
-          </w:tcPr>
-          <w:p>
-            <w:pPr>
-              <w:keepNext/>
-              <w:spacing w:after="0"/>
-            </w:pPr>
-            <w:r>
-              <w:rPr>
-                <w:sz w:val="19"/>
-              </w:rPr>
-              <w:t>S6</w:t>
-            </w:r>
-          </w:p>
-        </w:tc>
-        <w:tc>
-          <w:tcPr>
-            <w:tcW w:type="dxa" w:w="7654"/>
-            <w:tcBorders>
-              <w:top w:val="single" w:sz="4" w:color="D5DDE1"/>
-              <w:left w:val="single" w:sz="4" w:color="D5DDE1"/>
-              <w:bottom w:val="single" w:sz="4" w:color="D5DDE1"/>
-              <w:right w:val="single" w:sz="4" w:color="D5DDE1"/>
-            </w:tcBorders>
-            <w:shd w:val="clear" w:color="auto" w:fill="F5F9FA"/>
-          </w:tcPr>
-          <w:p>
-            <w:pPr>
-              <w:keepNext/>
-              <w:spacing w:after="0"/>
-            </w:pPr>
-            <w:r>
-              <w:rPr>
-                <w:sz w:val="19"/>
-              </w:rPr>
-              <w:t>Sample size, analysis plan, missing-data plan</w:t>
-            </w:r>
-          </w:p>
-        </w:tc>
-        <w:tc>
-          <w:tcPr>
-            <w:tcW w:type="dxa" w:w="709"/>
             <w:tcBorders>
               <w:top w:val="single" w:sz="4" w:color="D5DDE1"/>
               <w:left w:val="single" w:sz="4" w:color="D5DDE1"/>
@@ -2637,6 +467,52 @@
         </w:trPr>
         <w:tc>
           <w:tcPr>
+            <w:tcW w:type="dxa" w:w="1457"/>
+            <w:tcBorders>
+              <w:top w:val="single" w:sz="4" w:color="D5DDE1"/>
+              <w:left w:val="single" w:sz="4" w:color="D5DDE1"/>
+              <w:bottom w:val="single" w:sz="4" w:color="D5DDE1"/>
+              <w:right w:val="single" w:sz="4" w:color="D5DDE1"/>
+            </w:tcBorders>
+          </w:tcPr>
+          <w:p>
+            <w:pPr>
+              <w:keepNext/>
+              <w:spacing w:after="0"/>
+            </w:pPr>
+            <w:r>
+              <w:rPr>
+                <w:sz w:val="19"/>
+              </w:rPr>
+              <w:t>Part 2: Design</w:t>
+            </w:r>
+          </w:p>
+        </w:tc>
+        <w:tc>
+          <w:tcPr>
+            <w:tcW w:type="dxa" w:w="5856"/>
+            <w:tcBorders>
+              <w:top w:val="single" w:sz="4" w:color="D5DDE1"/>
+              <w:left w:val="single" w:sz="4" w:color="D5DDE1"/>
+              <w:bottom w:val="single" w:sz="4" w:color="D5DDE1"/>
+              <w:right w:val="single" w:sz="4" w:color="D5DDE1"/>
+            </w:tcBorders>
+          </w:tcPr>
+          <w:p>
+            <w:pPr>
+              <w:keepNext/>
+              <w:spacing w:after="0"/>
+            </w:pPr>
+            <w:r>
+              <w:rPr>
+                <w:sz w:val="19"/>
+              </w:rPr>
+              <w:t>Design and justification, setting, population</w:t>
+            </w:r>
+          </w:p>
+        </w:tc>
+        <w:tc>
+          <w:tcPr>
             <w:tcW w:type="dxa" w:w="1049"/>
             <w:tcBorders>
               <w:top w:val="single" w:sz="4" w:color="D5DDE1"/>
@@ -2654,36 +530,13 @@
               <w:rPr>
                 <w:sz w:val="19"/>
               </w:rPr>
-              <w:t>S7</w:t>
+              <w:t>3</w:t>
             </w:r>
           </w:p>
         </w:tc>
         <w:tc>
           <w:tcPr>
-            <w:tcW w:type="dxa" w:w="7654"/>
-            <w:tcBorders>
-              <w:top w:val="single" w:sz="4" w:color="D5DDE1"/>
-              <w:left w:val="single" w:sz="4" w:color="D5DDE1"/>
-              <w:bottom w:val="single" w:sz="4" w:color="D5DDE1"/>
-              <w:right w:val="single" w:sz="4" w:color="D5DDE1"/>
-            </w:tcBorders>
-          </w:tcPr>
-          <w:p>
-            <w:pPr>
-              <w:keepNext/>
-              <w:spacing w:after="0"/>
-            </w:pPr>
-            <w:r>
-              <w:rPr>
-                <w:sz w:val="19"/>
-              </w:rPr>
-              <w:t>Ethics and consent, registration, confidentiality, feasibility, publication plan</w:t>
-            </w:r>
-          </w:p>
-        </w:tc>
-        <w:tc>
-          <w:tcPr>
-            <w:tcW w:type="dxa" w:w="709"/>
+            <w:tcW w:type="dxa" w:w="1049"/>
             <w:tcBorders>
               <w:top w:val="single" w:sz="4" w:color="D5DDE1"/>
               <w:left w:val="single" w:sz="4" w:color="D5DDE1"/>
@@ -2711,6 +564,54 @@
         </w:trPr>
         <w:tc>
           <w:tcPr>
+            <w:tcW w:type="dxa" w:w="1457"/>
+            <w:tcBorders>
+              <w:top w:val="single" w:sz="4" w:color="D5DDE1"/>
+              <w:left w:val="single" w:sz="4" w:color="D5DDE1"/>
+              <w:bottom w:val="single" w:sz="4" w:color="D5DDE1"/>
+              <w:right w:val="single" w:sz="4" w:color="D5DDE1"/>
+            </w:tcBorders>
+            <w:shd w:val="clear" w:color="auto" w:fill="F5F9FA"/>
+          </w:tcPr>
+          <w:p>
+            <w:pPr>
+              <w:keepNext/>
+              <w:spacing w:after="0"/>
+            </w:pPr>
+            <w:r>
+              <w:rPr>
+                <w:sz w:val="19"/>
+              </w:rPr>
+              <w:t>Part 2: Design</w:t>
+            </w:r>
+          </w:p>
+        </w:tc>
+        <w:tc>
+          <w:tcPr>
+            <w:tcW w:type="dxa" w:w="5856"/>
+            <w:tcBorders>
+              <w:top w:val="single" w:sz="4" w:color="D5DDE1"/>
+              <w:left w:val="single" w:sz="4" w:color="D5DDE1"/>
+              <w:bottom w:val="single" w:sz="4" w:color="D5DDE1"/>
+              <w:right w:val="single" w:sz="4" w:color="D5DDE1"/>
+            </w:tcBorders>
+            <w:shd w:val="clear" w:color="auto" w:fill="F5F9FA"/>
+          </w:tcPr>
+          <w:p>
+            <w:pPr>
+              <w:keepNext/>
+              <w:spacing w:after="0"/>
+            </w:pPr>
+            <w:r>
+              <w:rPr>
+                <w:sz w:val="19"/>
+              </w:rPr>
+              <w:t>Exposure and comparator, outcomes, main biases and how you reduce them</w:t>
+            </w:r>
+          </w:p>
+        </w:tc>
+        <w:tc>
+          <w:tcPr>
             <w:tcW w:type="dxa" w:w="1049"/>
             <w:tcBorders>
               <w:top w:val="single" w:sz="4" w:color="D5DDE1"/>
@@ -2722,19 +623,20 @@
           </w:tcPr>
           <w:p>
             <w:pPr>
+              <w:keepNext/>
               <w:spacing w:after="0"/>
             </w:pPr>
             <w:r>
               <w:rPr>
                 <w:sz w:val="19"/>
               </w:rPr>
-              <w:t>S8</w:t>
+              <w:t>4</w:t>
             </w:r>
           </w:p>
         </w:tc>
         <w:tc>
           <w:tcPr>
-            <w:tcW w:type="dxa" w:w="7654"/>
+            <w:tcW w:type="dxa" w:w="1049"/>
             <w:tcBorders>
               <w:top w:val="single" w:sz="4" w:color="D5DDE1"/>
               <w:left w:val="single" w:sz="4" w:color="D5DDE1"/>
@@ -2745,19 +647,122 @@
           </w:tcPr>
           <w:p>
             <w:pPr>
+              <w:keepNext/>
               <w:spacing w:after="0"/>
             </w:pPr>
             <w:r>
               <w:rPr>
                 <w:sz w:val="19"/>
               </w:rPr>
-              <w:t>Submission; about 5 volunteer presentations (no new writing in class)</w:t>
+              <w:t>5</w:t>
+            </w:r>
+          </w:p>
+        </w:tc>
+      </w:tr>
+      <w:tr>
+        <w:trPr>
+          <w:cantSplit w:val="true"/>
+        </w:trPr>
+        <w:tc>
+          <w:tcPr>
+            <w:tcW w:type="dxa" w:w="1457"/>
+            <w:tcBorders>
+              <w:top w:val="single" w:sz="4" w:color="D5DDE1"/>
+              <w:left w:val="single" w:sz="4" w:color="D5DDE1"/>
+              <w:bottom w:val="single" w:sz="4" w:color="D5DDE1"/>
+              <w:right w:val="single" w:sz="4" w:color="D5DDE1"/>
+            </w:tcBorders>
+          </w:tcPr>
+          <w:p>
+            <w:pPr>
+              <w:keepNext/>
+              <w:spacing w:after="0"/>
+            </w:pPr>
+            <w:r>
+              <w:rPr>
+                <w:sz w:val="19"/>
+              </w:rPr>
+              <w:t>Part 3: Measure</w:t>
             </w:r>
           </w:p>
         </w:tc>
         <w:tc>
           <w:tcPr>
-            <w:tcW w:type="dxa" w:w="709"/>
+            <w:tcW w:type="dxa" w:w="5856"/>
+            <w:tcBorders>
+              <w:top w:val="single" w:sz="4" w:color="D5DDE1"/>
+              <w:left w:val="single" w:sz="4" w:color="D5DDE1"/>
+              <w:bottom w:val="single" w:sz="4" w:color="D5DDE1"/>
+              <w:right w:val="single" w:sz="4" w:color="D5DDE1"/>
+            </w:tcBorders>
+          </w:tcPr>
+          <w:p>
+            <w:pPr>
+              <w:keepNext/>
+              <w:spacing w:after="0"/>
+            </w:pPr>
+            <w:r>
+              <w:rPr>
+                <w:sz w:val="19"/>
+              </w:rPr>
+              <w:t>Variables table, mini-CRF, data dictionary, data management</w:t>
+            </w:r>
+          </w:p>
+        </w:tc>
+        <w:tc>
+          <w:tcPr>
+            <w:tcW w:type="dxa" w:w="1049"/>
+            <w:tcBorders>
+              <w:top w:val="single" w:sz="4" w:color="D5DDE1"/>
+              <w:left w:val="single" w:sz="4" w:color="D5DDE1"/>
+              <w:bottom w:val="single" w:sz="4" w:color="D5DDE1"/>
+              <w:right w:val="single" w:sz="4" w:color="D5DDE1"/>
+            </w:tcBorders>
+          </w:tcPr>
+          <w:p>
+            <w:pPr>
+              <w:keepNext/>
+              <w:spacing w:after="0"/>
+            </w:pPr>
+            <w:r>
+              <w:rPr>
+                <w:sz w:val="19"/>
+              </w:rPr>
+              <w:t>5</w:t>
+            </w:r>
+          </w:p>
+        </w:tc>
+        <w:tc>
+          <w:tcPr>
+            <w:tcW w:type="dxa" w:w="1049"/>
+            <w:tcBorders>
+              <w:top w:val="single" w:sz="4" w:color="D5DDE1"/>
+              <w:left w:val="single" w:sz="4" w:color="D5DDE1"/>
+              <w:bottom w:val="single" w:sz="4" w:color="D5DDE1"/>
+              <w:right w:val="single" w:sz="4" w:color="D5DDE1"/>
+            </w:tcBorders>
+          </w:tcPr>
+          <w:p>
+            <w:pPr>
+              <w:keepNext/>
+              <w:spacing w:after="0"/>
+            </w:pPr>
+            <w:r>
+              <w:rPr>
+                <w:sz w:val="19"/>
+              </w:rPr>
+              <w:t>6</w:t>
+            </w:r>
+          </w:p>
+        </w:tc>
+      </w:tr>
+      <w:tr>
+        <w:trPr>
+          <w:cantSplit w:val="true"/>
+        </w:trPr>
+        <w:tc>
+          <w:tcPr>
+            <w:tcW w:type="dxa" w:w="1457"/>
             <w:tcBorders>
               <w:top w:val="single" w:sz="4" w:color="D5DDE1"/>
               <w:left w:val="single" w:sz="4" w:color="D5DDE1"/>
@@ -2768,13 +773,179 @@
           </w:tcPr>
           <w:p>
             <w:pPr>
+              <w:keepNext/>
               <w:spacing w:after="0"/>
             </w:pPr>
             <w:r>
               <w:rPr>
                 <w:sz w:val="19"/>
               </w:rPr>
-              <w:t>None</w:t>
+              <w:t>Part 3: Measure</w:t>
+            </w:r>
+          </w:p>
+        </w:tc>
+        <w:tc>
+          <w:tcPr>
+            <w:tcW w:type="dxa" w:w="5856"/>
+            <w:tcBorders>
+              <w:top w:val="single" w:sz="4" w:color="D5DDE1"/>
+              <w:left w:val="single" w:sz="4" w:color="D5DDE1"/>
+              <w:bottom w:val="single" w:sz="4" w:color="D5DDE1"/>
+              <w:right w:val="single" w:sz="4" w:color="D5DDE1"/>
+            </w:tcBorders>
+            <w:shd w:val="clear" w:color="auto" w:fill="F5F9FA"/>
+          </w:tcPr>
+          <w:p>
+            <w:pPr>
+              <w:keepNext/>
+              <w:spacing w:after="0"/>
+            </w:pPr>
+            <w:r>
+              <w:rPr>
+                <w:sz w:val="19"/>
+              </w:rPr>
+              <w:t>Sample size, analysis plan, missing-data plan</w:t>
+            </w:r>
+          </w:p>
+        </w:tc>
+        <w:tc>
+          <w:tcPr>
+            <w:tcW w:type="dxa" w:w="1049"/>
+            <w:tcBorders>
+              <w:top w:val="single" w:sz="4" w:color="D5DDE1"/>
+              <w:left w:val="single" w:sz="4" w:color="D5DDE1"/>
+              <w:bottom w:val="single" w:sz="4" w:color="D5DDE1"/>
+              <w:right w:val="single" w:sz="4" w:color="D5DDE1"/>
+            </w:tcBorders>
+            <w:shd w:val="clear" w:color="auto" w:fill="F5F9FA"/>
+          </w:tcPr>
+          <w:p>
+            <w:pPr>
+              <w:keepNext/>
+              <w:spacing w:after="0"/>
+            </w:pPr>
+            <w:r>
+              <w:rPr>
+                <w:sz w:val="19"/>
+              </w:rPr>
+              <w:t>6</w:t>
+            </w:r>
+          </w:p>
+        </w:tc>
+        <w:tc>
+          <w:tcPr>
+            <w:tcW w:type="dxa" w:w="1049"/>
+            <w:tcBorders>
+              <w:top w:val="single" w:sz="4" w:color="D5DDE1"/>
+              <w:left w:val="single" w:sz="4" w:color="D5DDE1"/>
+              <w:bottom w:val="single" w:sz="4" w:color="D5DDE1"/>
+              <w:right w:val="single" w:sz="4" w:color="D5DDE1"/>
+            </w:tcBorders>
+            <w:shd w:val="clear" w:color="auto" w:fill="F5F9FA"/>
+          </w:tcPr>
+          <w:p>
+            <w:pPr>
+              <w:keepNext/>
+              <w:spacing w:after="0"/>
+            </w:pPr>
+            <w:r>
+              <w:rPr>
+                <w:sz w:val="19"/>
+              </w:rPr>
+              <w:t>7</w:t>
+            </w:r>
+          </w:p>
+        </w:tc>
+      </w:tr>
+      <w:tr>
+        <w:trPr>
+          <w:cantSplit w:val="true"/>
+        </w:trPr>
+        <w:tc>
+          <w:tcPr>
+            <w:tcW w:type="dxa" w:w="1457"/>
+            <w:tcBorders>
+              <w:top w:val="single" w:sz="4" w:color="D5DDE1"/>
+              <w:left w:val="single" w:sz="4" w:color="D5DDE1"/>
+              <w:bottom w:val="single" w:sz="4" w:color="D5DDE1"/>
+              <w:right w:val="single" w:sz="4" w:color="D5DDE1"/>
+            </w:tcBorders>
+          </w:tcPr>
+          <w:p>
+            <w:pPr>
+              <w:spacing w:after="0"/>
+            </w:pPr>
+            <w:r>
+              <w:rPr>
+                <w:sz w:val="19"/>
+              </w:rPr>
+              <w:t>Part 4: Protect and publish</w:t>
+            </w:r>
+          </w:p>
+        </w:tc>
+        <w:tc>
+          <w:tcPr>
+            <w:tcW w:type="dxa" w:w="5856"/>
+            <w:tcBorders>
+              <w:top w:val="single" w:sz="4" w:color="D5DDE1"/>
+              <w:left w:val="single" w:sz="4" w:color="D5DDE1"/>
+              <w:bottom w:val="single" w:sz="4" w:color="D5DDE1"/>
+              <w:right w:val="single" w:sz="4" w:color="D5DDE1"/>
+            </w:tcBorders>
+          </w:tcPr>
+          <w:p>
+            <w:pPr>
+              <w:spacing w:after="0"/>
+            </w:pPr>
+            <w:r>
+              <w:rPr>
+                <w:sz w:val="19"/>
+              </w:rPr>
+              <w:t>Ethics and consent, registration, confidentiality, feasibility, publication plan (journal, reporting guideline, authors, title, abstract skeleton)</w:t>
+            </w:r>
+          </w:p>
+        </w:tc>
+        <w:tc>
+          <w:tcPr>
+            <w:tcW w:type="dxa" w:w="1049"/>
+            <w:tcBorders>
+              <w:top w:val="single" w:sz="4" w:color="D5DDE1"/>
+              <w:left w:val="single" w:sz="4" w:color="D5DDE1"/>
+              <w:bottom w:val="single" w:sz="4" w:color="D5DDE1"/>
+              <w:right w:val="single" w:sz="4" w:color="D5DDE1"/>
+            </w:tcBorders>
+          </w:tcPr>
+          <w:p>
+            <w:pPr>
+              <w:spacing w:after="0"/>
+            </w:pPr>
+            <w:r>
+              <w:rPr>
+                <w:sz w:val="19"/>
+              </w:rPr>
+              <w:t>7</w:t>
+            </w:r>
+          </w:p>
+        </w:tc>
+        <w:tc>
+          <w:tcPr>
+            <w:tcW w:type="dxa" w:w="1049"/>
+            <w:tcBorders>
+              <w:top w:val="single" w:sz="4" w:color="D5DDE1"/>
+              <w:left w:val="single" w:sz="4" w:color="D5DDE1"/>
+              <w:bottom w:val="single" w:sz="4" w:color="D5DDE1"/>
+              <w:right w:val="single" w:sz="4" w:color="D5DDE1"/>
+            </w:tcBorders>
+          </w:tcPr>
+          <w:p>
+            <w:pPr>
+              <w:spacing w:after="0"/>
+            </w:pPr>
+            <w:r>
+              <w:rPr>
+                <w:sz w:val="19"/>
+              </w:rPr>
+              <w:t>8</w:t>
             </w:r>
           </w:p>
         </w:tc>
@@ -2787,13 +958,7 @@
     </w:p>
     <w:p>
       <w:r>
-        <w:rPr>
-          <w:b/>
-        </w:rPr>
-        <w:t>Getting help:</w:t>
-      </w:r>
-      <w:r>
-        <w:t xml:space="preserve"> ask in the chat during the proposal-builder segment, or email the instructor with a short question between sessions. Instructors may show (with your permission) a good anonymised example from a participant's homework at the start of the next session.</w:t>
+        <w:t>Questions are welcome in the chat during the proposal builder, or by email to the course lead between sessions.</w:t>
       </w:r>
     </w:p>
     <w:p>
@@ -2801,12 +966,380 @@
         <w:pStyle w:val="Heading1"/>
       </w:pPr>
       <w:r>
-        <w:t>3. Deadlines</w:t>
+        <w:t>3. The presentation</w:t>
+      </w:r>
+    </w:p>
+    <w:p>
+      <w:pPr>
+        <w:pStyle w:val="ListBullet"/>
+      </w:pPr>
+      <w:r>
+        <w:rPr>
+          <w:b/>
+        </w:rPr>
+        <w:t>Everyone</w:t>
+      </w:r>
+      <w:r>
+        <w:t xml:space="preserve"> prepares 6 slides from their proposal. </w:t>
+      </w:r>
+      <w:r>
+        <w:rPr>
+          <w:rFonts w:ascii="Consolas" w:hAnsi="Consolas" w:cs="Consolas" w:eastAsia="Consolas"/>
+          <w:color w:val="0B376C"/>
+          <w:sz w:val="19"/>
+        </w:rPr>
+        <w:t>Presentation_Guide.pdf</w:t>
+      </w:r>
+      <w:r>
+        <w:t>, sent by email with this brief, gives the content of each slide, tips and the feedback format.</w:t>
+      </w:r>
+    </w:p>
+    <w:p>
+      <w:pPr>
+        <w:pStyle w:val="ListBullet"/>
+      </w:pPr>
+      <w:r>
+        <w:rPr>
+          <w:b/>
+        </w:rPr>
+        <w:t>About 5 volunteers</w:t>
+      </w:r>
+      <w:r>
+        <w:t xml:space="preserve"> present in Session 8: 6 minutes, then 2 minutes of feedback from the class and the instructor.</w:t>
+      </w:r>
+    </w:p>
+    <w:p>
+      <w:pPr>
+        <w:pStyle w:val="ListBullet"/>
+      </w:pPr>
+      <w:r>
+        <w:rPr>
+          <w:b/>
+        </w:rPr>
+        <w:t>To volunteer</w:t>
+      </w:r>
+      <w:r>
+        <w:t>, email the course lead by the Wednesday before Session 8. Presenting is voluntary.</w:t>
+      </w:r>
+    </w:p>
+    <w:p>
+      <w:pPr>
+        <w:pStyle w:val="Heading1"/>
+      </w:pPr>
+      <w:r>
+        <w:t>4. Submission</w:t>
+      </w:r>
+    </w:p>
+    <w:tbl>
+      <w:tblPr>
+        <w:tblW w:type="auto" w:w="0"/>
+        <w:tblBorders>
+          <w:top w:val="nil"/>
+          <w:left w:val="nil"/>
+          <w:bottom w:val="nil"/>
+          <w:right w:val="nil"/>
+          <w:insideH w:val="nil"/>
+          <w:insideV w:val="nil"/>
+        </w:tblBorders>
+        <w:tblLayout w:type="fixed"/>
+        <w:tblCellMar>
+          <w:top w:w="30" w:type="dxa"/>
+          <w:left w:w="0" w:type="dxa"/>
+          <w:bottom w:w="30" w:type="dxa"/>
+          <w:right w:w="80" w:type="dxa"/>
+        </w:tblCellMar>
+        <w:tblLook w:firstColumn="1" w:firstRow="1" w:lastColumn="0" w:lastRow="0" w:noHBand="0" w:noVBand="1" w:val="04A0"/>
+      </w:tblPr>
+      <w:tblGrid>
+        <w:gridCol w:w="2041"/>
+        <w:gridCol w:w="7371"/>
+      </w:tblGrid>
+      <w:tr>
+        <w:tc>
+          <w:tcPr>
+            <w:tcW w:type="dxa" w:w="2041"/>
+          </w:tcPr>
+          <w:p>
+            <w:pPr>
+              <w:spacing w:after="0"/>
+            </w:pPr>
+            <w:r>
+              <w:rPr>
+                <w:b/>
+                <w:color w:val="04242F"/>
+                <w:sz w:val="20"/>
+              </w:rPr>
+              <w:t>What</w:t>
+            </w:r>
+          </w:p>
+        </w:tc>
+        <w:tc>
+          <w:tcPr>
+            <w:tcW w:type="dxa" w:w="7370"/>
+          </w:tcPr>
+          <w:p>
+            <w:pPr>
+              <w:spacing w:after="0"/>
+            </w:pPr>
+            <w:r>
+              <w:rPr>
+                <w:sz w:val="20"/>
+              </w:rPr>
+              <w:t>The proposal (Word, from the template) and your 6 slides (PowerPoint or PDF). Everyone sends both.</w:t>
+            </w:r>
+          </w:p>
+        </w:tc>
+      </w:tr>
+      <w:tr>
+        <w:tc>
+          <w:tcPr>
+            <w:tcW w:type="dxa" w:w="2041"/>
+          </w:tcPr>
+          <w:p>
+            <w:pPr>
+              <w:spacing w:after="0"/>
+            </w:pPr>
+            <w:r>
+              <w:rPr>
+                <w:b/>
+                <w:color w:val="04242F"/>
+                <w:sz w:val="20"/>
+              </w:rPr>
+              <w:t>When</w:t>
+            </w:r>
+          </w:p>
+        </w:tc>
+        <w:tc>
+          <w:tcPr>
+            <w:tcW w:type="dxa" w:w="7370"/>
+          </w:tcPr>
+          <w:p>
+            <w:pPr>
+              <w:spacing w:after="0"/>
+            </w:pPr>
+            <w:r>
+              <w:rPr>
+                <w:sz w:val="20"/>
+              </w:rPr>
+              <w:t>Before 19:30 on the day of Session 8</w:t>
+            </w:r>
+          </w:p>
+        </w:tc>
+      </w:tr>
+      <w:tr>
+        <w:tc>
+          <w:tcPr>
+            <w:tcW w:type="dxa" w:w="2041"/>
+          </w:tcPr>
+          <w:p>
+            <w:pPr>
+              <w:spacing w:after="0"/>
+            </w:pPr>
+            <w:r>
+              <w:rPr>
+                <w:b/>
+                <w:color w:val="04242F"/>
+                <w:sz w:val="20"/>
+              </w:rPr>
+              <w:t>How</w:t>
+            </w:r>
+          </w:p>
+        </w:tc>
+        <w:tc>
+          <w:tcPr>
+            <w:tcW w:type="dxa" w:w="7370"/>
+          </w:tcPr>
+          <w:p>
+            <w:pPr>
+              <w:spacing w:after="0"/>
+            </w:pPr>
+            <w:r>
+              <w:rPr>
+                <w:sz w:val="20"/>
+              </w:rPr>
+              <w:t>By email to the course lead, Vương Mỹ Lượng: myluong1710@gmail.com</w:t>
+            </w:r>
+          </w:p>
+        </w:tc>
+      </w:tr>
+      <w:tr>
+        <w:tc>
+          <w:tcPr>
+            <w:tcW w:type="dxa" w:w="2041"/>
+          </w:tcPr>
+          <w:p>
+            <w:pPr>
+              <w:spacing w:after="0"/>
+            </w:pPr>
+            <w:r>
+              <w:rPr>
+                <w:b/>
+                <w:color w:val="04242F"/>
+                <w:sz w:val="20"/>
+              </w:rPr>
+              <w:t>File names</w:t>
+            </w:r>
+          </w:p>
+        </w:tc>
+        <w:tc>
+          <w:tcPr>
+            <w:tcW w:type="dxa" w:w="7370"/>
+          </w:tcPr>
+          <w:p>
+            <w:pPr>
+              <w:spacing w:after="0"/>
+            </w:pPr>
+            <w:r>
+              <w:rPr>
+                <w:sz w:val="20"/>
+              </w:rPr>
+              <w:t>Surname_Firstname_Proposal.docx and Surname_Firstname_slides.pptx (or .pdf), e.g. Nguyen_An_Proposal.docx and Nguyen_An_slides.pptx</w:t>
+            </w:r>
+          </w:p>
+        </w:tc>
+      </w:tr>
+      <w:tr>
+        <w:tc>
+          <w:tcPr>
+            <w:tcW w:type="dxa" w:w="2041"/>
+          </w:tcPr>
+          <w:p>
+            <w:pPr>
+              <w:spacing w:after="0"/>
+            </w:pPr>
+            <w:r>
+              <w:rPr>
+                <w:b/>
+                <w:color w:val="04242F"/>
+                <w:sz w:val="20"/>
+              </w:rPr>
+              <w:t>Language</w:t>
+            </w:r>
+          </w:p>
+        </w:tc>
+        <w:tc>
+          <w:tcPr>
+            <w:tcW w:type="dxa" w:w="7370"/>
+          </w:tcPr>
+          <w:p>
+            <w:pPr>
+              <w:spacing w:after="0"/>
+            </w:pPr>
+            <w:r>
+              <w:rPr>
+                <w:sz w:val="20"/>
+              </w:rPr>
+              <w:t>English. If English is impossible for you, write in Vietnamese.</w:t>
+            </w:r>
+          </w:p>
+        </w:tc>
+      </w:tr>
+      <w:tr>
+        <w:tc>
+          <w:tcPr>
+            <w:tcW w:type="dxa" w:w="2041"/>
+          </w:tcPr>
+          <w:p>
+            <w:pPr>
+              <w:spacing w:after="0"/>
+            </w:pPr>
+            <w:r>
+              <w:rPr>
+                <w:b/>
+                <w:color w:val="04242F"/>
+                <w:sz w:val="20"/>
+              </w:rPr>
+              <w:t>Cover page</w:t>
+            </w:r>
+          </w:p>
+        </w:tc>
+        <w:tc>
+          <w:tcPr>
+            <w:tcW w:type="dxa" w:w="7370"/>
+          </w:tcPr>
+          <w:p>
+            <w:pPr>
+              <w:spacing w:after="0"/>
+            </w:pPr>
+            <w:r>
+              <w:rPr>
+                <w:sz w:val="20"/>
+              </w:rPr>
+              <w:t>Your name, profession, type of unit and working title</w:t>
+            </w:r>
+          </w:p>
+        </w:tc>
+      </w:tr>
+    </w:tbl>
+    <w:p>
+      <w:pPr>
+        <w:spacing w:after="0" w:line="160" w:lineRule="exact"/>
+      </w:pPr>
+    </w:p>
+    <w:p>
+      <w:pPr>
+        <w:pStyle w:val="ListBullet"/>
+      </w:pPr>
+      <w:r>
+        <w:rPr>
+          <w:b/>
+        </w:rPr>
+        <w:t>Patient data:</w:t>
+      </w:r>
+      <w:r>
+        <w:t xml:space="preserve"> no real patient data, names or record numbers. Give unit figures as approximate numbers (e.g. "about 40 admissions with septic shock per year").</w:t>
+      </w:r>
+    </w:p>
+    <w:p>
+      <w:pPr>
+        <w:pStyle w:val="ListBullet"/>
+      </w:pPr>
+      <w:r>
+        <w:rPr>
+          <w:b/>
+        </w:rPr>
+        <w:t>Your own work:</w:t>
+      </w:r>
+      <w:r>
+        <w:t xml:space="preserve"> write in your own words and cite every source.</w:t>
+      </w:r>
+    </w:p>
+    <w:p>
+      <w:pPr>
+        <w:pStyle w:val="ListBullet"/>
+      </w:pPr>
+      <w:r>
+        <w:rPr>
+          <w:b/>
+        </w:rPr>
+        <w:t>AI tools:</w:t>
+      </w:r>
+      <w:r>
+        <w:t xml:space="preserve"> you may use them for language or ideas. Say so in one line at the end ("AI use: ..."), check every fact and reference yourself, and never let AI invent a reference.</w:t>
+      </w:r>
+    </w:p>
+    <w:p>
+      <w:pPr>
+        <w:pStyle w:val="Heading1"/>
+      </w:pPr>
+      <w:r>
+        <w:t>5.</w:t>
       </w:r>
     </w:p>
     <w:p>
       <w:r>
-        <w:t>All sessions are online, Saturdays 19:30 to 22:30 (Vietnam time).</w:t>
+        <w:t xml:space="preserve">The instructors score every proposal with </w:t>
+      </w:r>
+      <w:r>
+        <w:rPr>
+          <w:rFonts w:ascii="Consolas" w:hAnsi="Consolas" w:cs="Consolas" w:eastAsia="Consolas"/>
+          <w:color w:val="0B376C"/>
+          <w:sz w:val="19"/>
+        </w:rPr>
+        <w:t>Proposal_Rubric.pdf</w:t>
+      </w:r>
+      <w:r>
+        <w:t>, sent by email with this brief.</w:t>
       </w:r>
     </w:p>
     <w:tbl>
@@ -2823,8 +1356,9 @@
         <w:tblLook w:firstColumn="1" w:firstRow="1" w:lastColumn="0" w:lastRow="0" w:noHBand="0" w:noVBand="1" w:val="04A0"/>
       </w:tblPr>
       <w:tblGrid>
-        <w:gridCol w:w="1810"/>
-        <w:gridCol w:w="7602"/>
+        <w:gridCol w:w="1389"/>
+        <w:gridCol w:w="7087"/>
+        <w:gridCol w:w="935"/>
       </w:tblGrid>
       <w:tr>
         <w:trPr>
@@ -2833,7 +1367,7 @@
         </w:trPr>
         <w:tc>
           <w:tcPr>
-            <w:tcW w:type="dxa" w:w="1810"/>
+            <w:tcW w:type="dxa" w:w="1389"/>
             <w:tcBorders>
               <w:top w:val="single" w:sz="4" w:color="04242F"/>
               <w:left w:val="single" w:sz="4" w:color="04242F"/>
@@ -2853,13 +1387,13 @@
                 <w:color w:val="FFFFFF"/>
                 <w:sz w:val="19"/>
               </w:rPr>
-              <w:t>When</w:t>
+              <w:t>Who</w:t>
             </w:r>
           </w:p>
         </w:tc>
         <w:tc>
           <w:tcPr>
-            <w:tcW w:type="dxa" w:w="7601"/>
+            <w:tcW w:type="dxa" w:w="7087"/>
             <w:tcBorders>
               <w:top w:val="single" w:sz="4" w:color="04242F"/>
               <w:left w:val="single" w:sz="4" w:color="04242F"/>
@@ -2879,7 +1413,33 @@
                 <w:color w:val="FFFFFF"/>
                 <w:sz w:val="19"/>
               </w:rPr>
-              <w:t>What is due</w:t>
+              <w:t>What is scored</w:t>
+            </w:r>
+          </w:p>
+        </w:tc>
+        <w:tc>
+          <w:tcPr>
+            <w:tcW w:type="dxa" w:w="935"/>
+            <w:tcBorders>
+              <w:top w:val="single" w:sz="4" w:color="04242F"/>
+              <w:left w:val="single" w:sz="4" w:color="04242F"/>
+              <w:bottom w:val="single" w:sz="4" w:color="04242F"/>
+              <w:right w:val="single" w:sz="4" w:color="04242F"/>
+            </w:tcBorders>
+            <w:shd w:val="clear" w:color="auto" w:fill="04242F"/>
+          </w:tcPr>
+          <w:p>
+            <w:pPr>
+              <w:keepNext/>
+              <w:spacing w:after="0"/>
+            </w:pPr>
+            <w:r>
+              <w:rPr>
+                <w:b/>
+                <w:color w:val="FFFFFF"/>
+                <w:sz w:val="19"/>
+              </w:rPr>
+              <w:t>Points</w:t>
             </w:r>
           </w:p>
         </w:tc>
@@ -2890,37 +1450,7 @@
         </w:trPr>
         <w:tc>
           <w:tcPr>
-            <w:tcW w:type="dxa" w:w="1810"/>
-            <w:tcBorders>
-              <w:top w:val="single" w:sz="4" w:color="D5DDE1"/>
-              <w:left w:val="single" w:sz="4" w:color="D5DDE1"/>
-              <w:bottom w:val="single" w:sz="4" w:color="D5DDE1"/>
-              <w:right w:val="single" w:sz="4" w:color="D5DDE1"/>
-            </w:tcBorders>
-          </w:tcPr>
-          <w:p>
-            <w:pPr>
-              <w:keepNext/>
-              <w:spacing w:after="0"/>
-            </w:pPr>
-            <w:r>
-              <w:rPr>
-                <w:b/>
-                <w:sz w:val="19"/>
-              </w:rPr>
-              <w:t>Before Session 2</w:t>
-            </w:r>
-            <w:r>
-              <w:rPr>
-                <w:sz w:val="19"/>
-              </w:rPr>
-              <w:t xml:space="preserve"> (Week 2)</w:t>
-            </w:r>
-          </w:p>
-        </w:tc>
-        <w:tc>
-          <w:tcPr>
-            <w:tcW w:type="dxa" w:w="7601"/>
+            <w:tcW w:type="dxa" w:w="1389"/>
             <w:tcBorders>
               <w:top w:val="single" w:sz="4" w:color="D5DDE1"/>
               <w:left w:val="single" w:sz="4" w:color="D5DDE1"/>
@@ -2937,108 +1467,13 @@
               <w:rPr>
                 <w:sz w:val="19"/>
               </w:rPr>
-              <w:t>Topic chosen; PICO, research question, FINER check, aim and objectives drafted.</w:t>
-            </w:r>
-          </w:p>
-        </w:tc>
-      </w:tr>
-      <w:tr>
-        <w:trPr>
-          <w:cantSplit w:val="true"/>
-        </w:trPr>
-        <w:tc>
-          <w:tcPr>
-            <w:tcW w:type="dxa" w:w="1810"/>
-            <w:tcBorders>
-              <w:top w:val="single" w:sz="4" w:color="D5DDE1"/>
-              <w:left w:val="single" w:sz="4" w:color="D5DDE1"/>
-              <w:bottom w:val="single" w:sz="4" w:color="D5DDE1"/>
-              <w:right w:val="single" w:sz="4" w:color="D5DDE1"/>
-            </w:tcBorders>
-            <w:shd w:val="clear" w:color="auto" w:fill="F5F9FA"/>
-          </w:tcPr>
-          <w:p>
-            <w:pPr>
-              <w:keepNext/>
-              <w:spacing w:after="0"/>
-            </w:pPr>
-            <w:r>
-              <w:rPr>
-                <w:b/>
-                <w:sz w:val="19"/>
-              </w:rPr>
-              <w:t>Before Session 3</w:t>
-            </w:r>
-            <w:r>
-              <w:rPr>
-                <w:sz w:val="19"/>
-              </w:rPr>
-              <w:t xml:space="preserve"> (Week 3)</w:t>
+              <w:t>Everyone</w:t>
             </w:r>
           </w:p>
         </w:tc>
         <w:tc>
           <w:tcPr>
-            <w:tcW w:type="dxa" w:w="7601"/>
-            <w:tcBorders>
-              <w:top w:val="single" w:sz="4" w:color="D5DDE1"/>
-              <w:left w:val="single" w:sz="4" w:color="D5DDE1"/>
-              <w:bottom w:val="single" w:sz="4" w:color="D5DDE1"/>
-              <w:right w:val="single" w:sz="4" w:color="D5DDE1"/>
-            </w:tcBorders>
-            <w:shd w:val="clear" w:color="auto" w:fill="F5F9FA"/>
-          </w:tcPr>
-          <w:p>
-            <w:pPr>
-              <w:keepNext/>
-              <w:spacing w:after="0"/>
-            </w:pPr>
-            <w:r>
-              <w:rPr>
-                <w:sz w:val="19"/>
-              </w:rPr>
-              <w:t>Part 1 complete: problem statement, working title and 5 key references.</w:t>
-            </w:r>
-          </w:p>
-        </w:tc>
-      </w:tr>
-      <w:tr>
-        <w:trPr>
-          <w:cantSplit w:val="true"/>
-        </w:trPr>
-        <w:tc>
-          <w:tcPr>
-            <w:tcW w:type="dxa" w:w="1810"/>
-            <w:tcBorders>
-              <w:top w:val="single" w:sz="4" w:color="D5DDE1"/>
-              <w:left w:val="single" w:sz="4" w:color="D5DDE1"/>
-              <w:bottom w:val="single" w:sz="4" w:color="D5DDE1"/>
-              <w:right w:val="single" w:sz="4" w:color="D5DDE1"/>
-            </w:tcBorders>
-          </w:tcPr>
-          <w:p>
-            <w:pPr>
-              <w:keepNext/>
-              <w:spacing w:after="0"/>
-            </w:pPr>
-            <w:r>
-              <w:rPr>
-                <w:b/>
-                <w:sz w:val="19"/>
-              </w:rPr>
-              <w:t>Before Session 5</w:t>
-            </w:r>
-            <w:r>
-              <w:rPr>
-                <w:sz w:val="19"/>
-              </w:rPr>
-              <w:t xml:space="preserve"> (Week 5)</w:t>
-            </w:r>
-          </w:p>
-        </w:tc>
-        <w:tc>
-          <w:tcPr>
-            <w:tcW w:type="dxa" w:w="7601"/>
+            <w:tcW w:type="dxa" w:w="7087"/>
             <w:tcBorders>
               <w:top w:val="single" w:sz="4" w:color="D5DDE1"/>
               <w:left w:val="single" w:sz="4" w:color="D5DDE1"/>
@@ -3055,122 +1490,13 @@
               <w:rPr>
                 <w:sz w:val="19"/>
               </w:rPr>
-              <w:t>Part 2 complete.</w:t>
-            </w:r>
-          </w:p>
-        </w:tc>
-      </w:tr>
-      <w:tr>
-        <w:trPr>
-          <w:cantSplit w:val="true"/>
-        </w:trPr>
-        <w:tc>
-          <w:tcPr>
-            <w:tcW w:type="dxa" w:w="1810"/>
-            <w:tcBorders>
-              <w:top w:val="single" w:sz="4" w:color="D5DDE1"/>
-              <w:left w:val="single" w:sz="4" w:color="D5DDE1"/>
-              <w:bottom w:val="single" w:sz="4" w:color="D5DDE1"/>
-              <w:right w:val="single" w:sz="4" w:color="D5DDE1"/>
-            </w:tcBorders>
-            <w:shd w:val="clear" w:color="auto" w:fill="F5F9FA"/>
-          </w:tcPr>
-          <w:p>
-            <w:pPr>
-              <w:keepNext/>
-              <w:spacing w:after="0"/>
-            </w:pPr>
-            <w:r>
-              <w:rPr>
-                <w:b/>
-                <w:sz w:val="19"/>
-              </w:rPr>
-              <w:t>Before Session 7</w:t>
-            </w:r>
-            <w:r>
-              <w:rPr>
-                <w:sz w:val="19"/>
-              </w:rPr>
-              <w:t xml:space="preserve"> (Week 7)</w:t>
+              <w:t>The written proposal: 11 criteria, from problem statement to publication plan</w:t>
             </w:r>
           </w:p>
         </w:tc>
         <w:tc>
           <w:tcPr>
-            <w:tcW w:type="dxa" w:w="7601"/>
-            <w:tcBorders>
-              <w:top w:val="single" w:sz="4" w:color="D5DDE1"/>
-              <w:left w:val="single" w:sz="4" w:color="D5DDE1"/>
-              <w:bottom w:val="single" w:sz="4" w:color="D5DDE1"/>
-              <w:right w:val="single" w:sz="4" w:color="D5DDE1"/>
-            </w:tcBorders>
-            <w:shd w:val="clear" w:color="auto" w:fill="F5F9FA"/>
-          </w:tcPr>
-          <w:p>
-            <w:pPr>
-              <w:keepNext/>
-              <w:spacing w:after="0"/>
-            </w:pPr>
-            <w:r>
-              <w:rPr>
-                <w:sz w:val="19"/>
-              </w:rPr>
-              <w:t>Part 3 complete. Start the 6 slides (</w:t>
-            </w:r>
-            <w:r>
-              <w:rPr>
-                <w:rFonts w:ascii="Consolas" w:hAnsi="Consolas" w:cs="Consolas" w:eastAsia="Consolas"/>
-                <w:color w:val="0B376C"/>
-                <w:sz w:val="19"/>
-              </w:rPr>
-              <w:t>Presentation_Guide.pdf</w:t>
-            </w:r>
-            <w:r>
-              <w:rPr>
-                <w:sz w:val="19"/>
-              </w:rPr>
-              <w:t>) and think about the target journal and authors.</w:t>
-            </w:r>
-          </w:p>
-        </w:tc>
-      </w:tr>
-      <w:tr>
-        <w:trPr>
-          <w:cantSplit w:val="true"/>
-        </w:trPr>
-        <w:tc>
-          <w:tcPr>
-            <w:tcW w:type="dxa" w:w="1810"/>
-            <w:tcBorders>
-              <w:top w:val="single" w:sz="4" w:color="D5DDE1"/>
-              <w:left w:val="single" w:sz="4" w:color="D5DDE1"/>
-              <w:bottom w:val="single" w:sz="4" w:color="D5DDE1"/>
-              <w:right w:val="single" w:sz="4" w:color="D5DDE1"/>
-            </w:tcBorders>
-          </w:tcPr>
-          <w:p>
-            <w:pPr>
-              <w:keepNext/>
-              <w:spacing w:after="0"/>
-            </w:pPr>
-            <w:r>
-              <w:rPr>
-                <w:b/>
-                <w:sz w:val="19"/>
-              </w:rPr>
-              <w:t>Before Session 8</w:t>
-            </w:r>
-            <w:r>
-              <w:rPr>
-                <w:sz w:val="19"/>
-              </w:rPr>
-              <w:t xml:space="preserve"> (Week 8)</w:t>
-            </w:r>
-          </w:p>
-        </w:tc>
-        <w:tc>
-          <w:tcPr>
-            <w:tcW w:type="dxa" w:w="7601"/>
+            <w:tcW w:type="dxa" w:w="935"/>
             <w:tcBorders>
               <w:top w:val="single" w:sz="4" w:color="D5DDE1"/>
               <w:left w:val="single" w:sz="4" w:color="D5DDE1"/>
@@ -3187,7 +1513,7 @@
               <w:rPr>
                 <w:sz w:val="19"/>
               </w:rPr>
-              <w:t>Part 4 complete (ethics, registration, feasibility, publication plan); 6 slides finished. If you would like to present in Session 8, tell the course lead by the Wednesday before Session 8 (about 5 places, first come, first served; the instructor may invite people if there are fewer volunteers).</w:t>
+              <w:t>70</w:t>
             </w:r>
           </w:p>
         </w:tc>
@@ -3198,7 +1524,7 @@
         </w:trPr>
         <w:tc>
           <w:tcPr>
-            <w:tcW w:type="dxa" w:w="1810"/>
+            <w:tcW w:type="dxa" w:w="1389"/>
             <w:tcBorders>
               <w:top w:val="single" w:sz="4" w:color="D5DDE1"/>
               <w:left w:val="single" w:sz="4" w:color="D5DDE1"/>
@@ -3209,27 +1535,19 @@
           </w:tcPr>
           <w:p>
             <w:pPr>
-              <w:keepNext/>
               <w:spacing w:after="0"/>
             </w:pPr>
             <w:r>
               <w:rPr>
-                <w:b/>
                 <w:sz w:val="19"/>
               </w:rPr>
-              <w:t>Session 8</w:t>
-            </w:r>
-            <w:r>
-              <w:rPr>
-                <w:sz w:val="19"/>
-              </w:rPr>
-              <w:t xml:space="preserve"> (Week 8, Saturday)</w:t>
+              <w:t>Presenters only</w:t>
             </w:r>
           </w:p>
         </w:tc>
         <w:tc>
           <w:tcPr>
-            <w:tcW w:type="dxa" w:w="7601"/>
+            <w:tcW w:type="dxa" w:w="7087"/>
             <w:tcBorders>
               <w:top w:val="single" w:sz="4" w:color="D5DDE1"/>
               <w:left w:val="single" w:sz="4" w:color="D5DDE1"/>
@@ -3240,76 +1558,26 @@
           </w:tcPr>
           <w:p>
             <w:pPr>
-              <w:keepNext/>
               <w:spacing w:after="0"/>
             </w:pPr>
             <w:r>
               <w:rPr>
-                <w:b/>
                 <w:sz w:val="19"/>
               </w:rPr>
-              <w:t>Everyone submits</w:t>
-            </w:r>
-            <w:r>
-              <w:rPr>
-                <w:sz w:val="19"/>
-              </w:rPr>
-              <w:t xml:space="preserve"> the written proposal and the 6 slides (send them before 19:30). About 5 volunteers </w:t>
-            </w:r>
-            <w:r>
-              <w:rPr>
-                <w:b/>
-                <w:sz w:val="19"/>
-              </w:rPr>
-              <w:t>present</w:t>
-            </w:r>
-            <w:r>
-              <w:rPr>
-                <w:sz w:val="19"/>
-              </w:rPr>
-              <w:t xml:space="preserve"> (6 min + 2 min feedback).</w:t>
+              <w:t>The presentation: structure, clarity, visual design, timekeeping, answers to questions</w:t>
             </w:r>
           </w:p>
         </w:tc>
-      </w:tr>
-      <w:tr>
-        <w:trPr>
-          <w:cantSplit w:val="true"/>
-        </w:trPr>
         <w:tc>
           <w:tcPr>
-            <w:tcW w:type="dxa" w:w="1810"/>
+            <w:tcW w:type="dxa" w:w="935"/>
             <w:tcBorders>
               <w:top w:val="single" w:sz="4" w:color="D5DDE1"/>
               <w:left w:val="single" w:sz="4" w:color="D5DDE1"/>
               <w:bottom w:val="single" w:sz="4" w:color="D5DDE1"/>
               <w:right w:val="single" w:sz="4" w:color="D5DDE1"/>
             </w:tcBorders>
-            <w:shd w:val="clear" w:color="auto" w:fill="EAF2F5"/>
-          </w:tcPr>
-          <w:p>
-            <w:pPr>
-              <w:spacing w:after="0"/>
-            </w:pPr>
-            <w:r>
-              <w:rPr>
-                <w:b/>
-                <w:sz w:val="19"/>
-              </w:rPr>
-              <w:t>2 weeks after Session 8</w:t>
-            </w:r>
-          </w:p>
-        </w:tc>
-        <w:tc>
-          <w:tcPr>
-            <w:tcW w:type="dxa" w:w="7601"/>
-            <w:tcBorders>
-              <w:top w:val="single" w:sz="4" w:color="D5DDE1"/>
-              <w:left w:val="single" w:sz="4" w:color="D5DDE1"/>
-              <w:bottom w:val="single" w:sz="4" w:color="D5DDE1"/>
-              <w:right w:val="single" w:sz="4" w:color="D5DDE1"/>
-            </w:tcBorders>
-            <w:shd w:val="clear" w:color="auto" w:fill="EAF2F5"/>
+            <w:shd w:val="clear" w:color="auto" w:fill="F5F9FA"/>
           </w:tcPr>
           <w:p>
             <w:pPr>
@@ -3319,7 +1587,7 @@
               <w:rPr>
                 <w:sz w:val="19"/>
               </w:rPr>
-              <w:t>Optional revised proposal (Parts 1 to 4, revised after feedback) for a second round of written comments. This is the same deadline as the manuscript response letter.</w:t>
+              <w:t>30</w:t>
             </w:r>
           </w:p>
         </w:tc>
@@ -3331,294 +1599,8 @@
       </w:pPr>
     </w:p>
     <w:p>
-      <w:pPr>
-        <w:pStyle w:val="Heading1"/>
-      </w:pPr>
       <w:r>
-        <w:t>4. Submission</w:t>
-      </w:r>
-    </w:p>
-    <w:p>
-      <w:pPr>
-        <w:pStyle w:val="ListBullet"/>
-      </w:pPr>
-      <w:r>
-        <w:rPr>
-          <w:b/>
-        </w:rPr>
-        <w:t>Format:</w:t>
-      </w:r>
-      <w:r>
-        <w:t xml:space="preserve"> one Word file per participant, using the template, named </w:t>
-      </w:r>
-      <w:r>
-        <w:rPr>
-          <w:rFonts w:ascii="Consolas" w:hAnsi="Consolas" w:cs="Consolas" w:eastAsia="Consolas"/>
-          <w:color w:val="0B376C"/>
-          <w:sz w:val="19"/>
-        </w:rPr>
-        <w:t>Surname_Proposal.docx</w:t>
-      </w:r>
-      <w:r>
-        <w:t xml:space="preserve"> (e.g. </w:t>
-      </w:r>
-      <w:r>
-        <w:rPr>
-          <w:rFonts w:ascii="Consolas" w:hAnsi="Consolas" w:cs="Consolas" w:eastAsia="Consolas"/>
-          <w:color w:val="0B376C"/>
-          <w:sz w:val="19"/>
-        </w:rPr>
-        <w:t>Nguyen_Proposal.docx</w:t>
-      </w:r>
-      <w:r>
-        <w:t xml:space="preserve">), plus your slides as </w:t>
-      </w:r>
-      <w:r>
-        <w:rPr>
-          <w:rFonts w:ascii="Consolas" w:hAnsi="Consolas" w:cs="Consolas" w:eastAsia="Consolas"/>
-          <w:color w:val="0B376C"/>
-          <w:sz w:val="19"/>
-        </w:rPr>
-        <w:t>Surname_slides.pptx</w:t>
-      </w:r>
-      <w:r>
-        <w:t xml:space="preserve"> or PDF.</w:t>
-      </w:r>
-    </w:p>
-    <w:p>
-      <w:pPr>
-        <w:pStyle w:val="ListBullet"/>
-      </w:pPr>
-      <w:r>
-        <w:rPr>
-          <w:b/>
-        </w:rPr>
-        <w:t>Language:</w:t>
-      </w:r>
-      <w:r>
-        <w:t xml:space="preserve"> write the proposal and the slides in English. If English is impossible for you, you may write in Vietnamese.</w:t>
-      </w:r>
-    </w:p>
-    <w:p>
-      <w:pPr>
-        <w:pStyle w:val="ListBullet"/>
-      </w:pPr>
-      <w:r>
-        <w:rPr>
-          <w:b/>
-        </w:rPr>
-        <w:t>Where:</w:t>
-      </w:r>
-      <w:r>
-        <w:t xml:space="preserve"> by email to the course lead, or to the shared online course folder announced in Session 1.</w:t>
-      </w:r>
-    </w:p>
-    <w:p>
-      <w:pPr>
-        <w:pStyle w:val="ListBullet"/>
-      </w:pPr>
-      <w:r>
-        <w:rPr>
-          <w:b/>
-        </w:rPr>
-        <w:t>Include on the cover page:</w:t>
-      </w:r>
-      <w:r>
-        <w:t xml:space="preserve"> your name and profession, your department (type of unit is enough) and the working title. (Authorship and CRediT roles for the future study go in the publication plan, Part 4.)</w:t>
-      </w:r>
-    </w:p>
-    <w:p>
-      <w:pPr>
-        <w:pStyle w:val="ListBullet"/>
-      </w:pPr>
-      <w:r>
-        <w:rPr>
-          <w:b/>
-        </w:rPr>
-        <w:t>Use of AI tools:</w:t>
-      </w:r>
-      <w:r>
-        <w:t xml:space="preserve"> you may use AI tools to improve language or to brainstorm, but say so in a short statement at the end ("AI use: ..."), check every fact and reference yourself, and never let AI invent references. You are responsible for every word (Session 7, segment 7.2).</w:t>
-      </w:r>
-    </w:p>
-    <w:p>
-      <w:pPr>
-        <w:pStyle w:val="ListBullet"/>
-      </w:pPr>
-      <w:r>
-        <w:rPr>
-          <w:b/>
-        </w:rPr>
-        <w:t>Confidentiality:</w:t>
-      </w:r>
-      <w:r>
-        <w:t xml:space="preserve"> do not include any real patient data, names or record numbers. Numbers you quote (e.g. "about 40 admissions with septic shock per year") should be approximate unit figures, not extracted records.</w:t>
-      </w:r>
-    </w:p>
-    <w:p>
-      <w:pPr>
-        <w:pStyle w:val="ListBullet"/>
-      </w:pPr>
-      <w:r>
-        <w:rPr>
-          <w:b/>
-        </w:rPr>
-        <w:t>Originality:</w:t>
-      </w:r>
-      <w:r>
-        <w:t xml:space="preserve"> write in your own words and cite every source. Copying text from papers or the internet without quotation marks and a citation is plagiarism. You may discuss your idea with colleagues, but the written proposal must be your own work.</w:t>
-      </w:r>
-    </w:p>
-    <w:p>
-      <w:pPr>
-        <w:pStyle w:val="Heading1"/>
-      </w:pPr>
-      <w:r>
-        <w:t>5. Feedback</w:t>
-      </w:r>
-    </w:p>
-    <w:p>
-      <w:pPr>
-        <w:pStyle w:val="ListBullet"/>
-      </w:pPr>
-      <w:r>
-        <w:rPr>
-          <w:b/>
-        </w:rPr>
-        <w:t>Written proposal (everyone):</w:t>
-      </w:r>
-      <w:r>
-        <w:t xml:space="preserve"> marked with the rubric in </w:t>
-      </w:r>
-      <w:r>
-        <w:rPr>
-          <w:rFonts w:ascii="Consolas" w:hAnsi="Consolas" w:cs="Consolas" w:eastAsia="Consolas"/>
-          <w:color w:val="0B376C"/>
-          <w:sz w:val="19"/>
-        </w:rPr>
-        <w:t>Proposal_Rubric.pdf</w:t>
-      </w:r>
-      <w:r>
-        <w:t xml:space="preserve"> and returned with written comments within about 3 weeks of submission.</w:t>
-      </w:r>
-    </w:p>
-    <w:p>
-      <w:pPr>
-        <w:pStyle w:val="ListBullet"/>
-      </w:pPr>
-      <w:r>
-        <w:rPr>
-          <w:b/>
-        </w:rPr>
-        <w:t>Presentation (volunteers only):</w:t>
-      </w:r>
-      <w:r>
-        <w:t xml:space="preserve"> 2 minutes of live feedback from the instructor and the class (in the chat), plus a completed feedback form. Presenters are also scored on the presentation (see </w:t>
-      </w:r>
-      <w:r>
-        <w:rPr>
-          <w:rFonts w:ascii="Consolas" w:hAnsi="Consolas" w:cs="Consolas" w:eastAsia="Consolas"/>
-          <w:color w:val="0B376C"/>
-          <w:sz w:val="19"/>
-        </w:rPr>
-        <w:t>Proposal_Rubric.pdf</w:t>
-      </w:r>
-      <w:r>
-        <w:t>). Not presenting does not lower your score: non-presenters are scored on the written proposal only, scaled to 100.</w:t>
-      </w:r>
-    </w:p>
-    <w:p>
-      <w:pPr>
-        <w:pStyle w:val="ListBullet"/>
-      </w:pPr>
-      <w:r>
-        <w:rPr>
-          <w:b/>
-        </w:rPr>
-        <w:t>The marks are formative.</w:t>
-      </w:r>
-      <w:r>
-        <w:t xml:space="preserve"> They are there to help you improve the proposal, not to pass or fail anyone.</w:t>
-      </w:r>
-    </w:p>
-    <w:p>
-      <w:r>
-        <w:rPr>
-          <w:b/>
-        </w:rPr>
-        <w:t>After the course:</w:t>
-      </w:r>
-      <w:r>
-        <w:t xml:space="preserve"> strong proposals can be developed into a full protocol and statistical analysis plan (templates in </w:t>
-      </w:r>
-      <w:r>
-        <w:rPr>
-          <w:rFonts w:ascii="Consolas" w:hAnsi="Consolas" w:cs="Consolas" w:eastAsia="Consolas"/>
-          <w:color w:val="0B376C"/>
-          <w:sz w:val="19"/>
-        </w:rPr>
-        <w:t>Course/Templates/</w:t>
-      </w:r>
-      <w:r>
-        <w:t xml:space="preserve">), registered and taken to your research or ethics office. When the data are collected, the manuscript skills from Sessions 7 and 8 apply directly. This course is </w:t>
-      </w:r>
-      <w:r>
-        <w:rPr>
-          <w:b/>
-        </w:rPr>
-        <w:t>Level 1</w:t>
-      </w:r>
-      <w:r>
-        <w:t xml:space="preserve">. </w:t>
-      </w:r>
-      <w:r>
-        <w:rPr>
-          <w:b/>
-        </w:rPr>
-        <w:t>Level 2</w:t>
-      </w:r>
-      <w:r>
-        <w:t xml:space="preserve"> (</w:t>
-      </w:r>
-      <w:r>
-        <w:rPr>
-          <w:i/>
-        </w:rPr>
-        <w:t>Doing the analysis</w:t>
-      </w:r>
-      <w:r>
-        <w:t xml:space="preserve">, </w:t>
-      </w:r>
-      <w:r>
-        <w:rPr>
-          <w:rFonts w:ascii="Consolas" w:hAnsi="Consolas" w:cs="Consolas" w:eastAsia="Consolas"/>
-          <w:color w:val="0B376C"/>
-          <w:sz w:val="19"/>
-        </w:rPr>
-        <w:t>Course_Levels/level2_hands_on.md</w:t>
-      </w:r>
-      <w:r>
-        <w:t xml:space="preserve">) teaches you to run the analysis yourself in R, hands-on, and </w:t>
-      </w:r>
-      <w:r>
-        <w:rPr>
-          <w:b/>
-        </w:rPr>
-        <w:t>Level 3</w:t>
-      </w:r>
-      <w:r>
-        <w:t xml:space="preserve"> (</w:t>
-      </w:r>
-      <w:r>
-        <w:rPr>
-          <w:rFonts w:ascii="Consolas" w:hAnsi="Consolas" w:cs="Consolas" w:eastAsia="Consolas"/>
-          <w:color w:val="0B376C"/>
-          <w:sz w:val="19"/>
-        </w:rPr>
-        <w:t>Course_Levels/level3_advanced.md</w:t>
-      </w:r>
-      <w:r>
-        <w:t>) offers advanced methods for complex data as workshops or consultancy.</w:t>
+        <w:t>Presenters are scored out of 100 (70 + 30). For everyone else the written score is scaled to 100, so not presenting never lowers a score. The marks are formative: they help you improve the proposal and do not decide whether you pass. You receive written comments within about 3 weeks. Presenters also receive their feedback form and the class comments by email after Session 8. If you wish, you may send a revised proposal within 2 weeks of Session 8 for a second round of comments.</w:t>
       </w:r>
     </w:p>
     <w:sectPr>

--- a/en/files/assignments/Proposal_Brief.docx
+++ b/en/files/assignments/Proposal_Brief.docx
@@ -68,7 +68,7 @@
         <w:t>Deadline:</w:t>
       </w:r>
       <w:r>
-        <w:t xml:space="preserve"> before 19:30 on the day of Session 8, by email to myluong1710@gmail.com</w:t>
+        <w:t xml:space="preserve"> before 19:30 on Saturday 19 December 2026 (Session 8), by email to myluong1710@gmail.com</w:t>
       </w:r>
     </w:p>
     <w:p>
@@ -1019,7 +1019,7 @@
         <w:t>To volunteer</w:t>
       </w:r>
       <w:r>
-        <w:t>, email the course lead by the Wednesday before Session 8. Presenting is voluntary.</w:t>
+        <w:t>, email the course lead by Wednesday 16 December. Presenting is voluntary.</w:t>
       </w:r>
     </w:p>
     <w:p>
@@ -1121,7 +1121,7 @@
               <w:rPr>
                 <w:sz w:val="20"/>
               </w:rPr>
-              <w:t>Before 19:30 on the day of Session 8</w:t>
+              <w:t>Before 19:30 on Saturday 19 December 2026 (Session 8)</w:t>
             </w:r>
           </w:p>
         </w:tc>
@@ -1265,7 +1265,7 @@
               <w:rPr>
                 <w:sz w:val="20"/>
               </w:rPr>
-              <w:t>Your name, profession, type of unit and working title</w:t>
+              <w:t>Your name, profession and working title</w:t>
             </w:r>
           </w:p>
         </w:tc>
@@ -1600,7 +1600,7 @@
     </w:p>
     <w:p>
       <w:r>
-        <w:t>Presenters are scored out of 100 (70 + 30). For everyone else the written score is scaled to 100, so not presenting never lowers a score. The marks are formative: they help you improve the proposal and do not decide whether you pass. You receive written comments within about 3 weeks. Presenters also receive their feedback form and the class comments by email after Session 8. If you wish, you may send a revised proposal within 2 weeks of Session 8 for a second round of comments.</w:t>
+        <w:t>Presenters are scored out of 100 (70 + 30). For everyone else the written score is scaled to 100, so not presenting does not lower the score. You receive written comments within about 3 weeks. Presenters also receive their feedback form and the class comments by email after Session 8. You may send a revised proposal within 2 weeks of Session 8 for a second round of comments.</w:t>
       </w:r>
     </w:p>
     <w:sectPr>

--- a/en/files/assignments/Proposal_Brief.docx
+++ b/en/files/assignments/Proposal_Brief.docx
@@ -958,7 +958,7 @@
     </w:p>
     <w:p>
       <w:r>
-        <w:t>Questions are welcome in the chat during the proposal builder, or by email to the course lead between sessions.</w:t>
+        <w:t>Questions are welcome in the chat during the proposal builder, or by email to the instructor between sessions.</w:t>
       </w:r>
     </w:p>
     <w:p>
@@ -1019,7 +1019,7 @@
         <w:t>To volunteer</w:t>
       </w:r>
       <w:r>
-        <w:t>, email the course lead by Wednesday 16 December. Presenting is voluntary.</w:t>
+        <w:t>, email the instructor by Wednesday 16 December. Presenting is voluntary.</w:t>
       </w:r>
     </w:p>
     <w:p>
@@ -1157,7 +1157,7 @@
               <w:rPr>
                 <w:sz w:val="20"/>
               </w:rPr>
-              <w:t>By email to the course lead, Vương Mỹ Lượng: myluong1710@gmail.com</w:t>
+              <w:t>By email to the instructor, Vương Mỹ Lượng: myluong1710@gmail.com</w:t>
             </w:r>
           </w:p>
         </w:tc>
@@ -1600,7 +1600,7 @@
     </w:p>
     <w:p>
       <w:r>
-        <w:t>Presenters are scored out of 100 (70 + 30). For everyone else the written score is scaled to 100, so not presenting does not lower the score. You receive written comments within about 3 weeks. Presenters also receive their feedback form and the class comments by email after Session 8. You may send a revised proposal within 2 weeks of Session 8 for a second round of comments.</w:t>
+        <w:t>Presenters are scored out of 100 (70 + 30). For everyone else the written score is scaled to 100, so not presenting does not lower the score.</w:t>
       </w:r>
     </w:p>
     <w:sectPr>
